--- a/klagomål/A 17195-2026 FSC-klagomål.docx
+++ b/klagomål/A 17195-2026 FSC-klagomål.docx
@@ -693,7 +693,7 @@
     <w:r>
       <w:tab/>
       <w:tab/>
-      <w:t>2026-04-14</w:t>
+      <w:t>2026-04-15</w:t>
       <w:br/>
       <w:br/>
     </w:r>

--- a/klagomål/A 17195-2026 FSC-klagomål.docx
+++ b/klagomål/A 17195-2026 FSC-klagomål.docx
@@ -693,7 +693,7 @@
     <w:r>
       <w:tab/>
       <w:tab/>
-      <w:t>2026-04-15</w:t>
+      <w:t>2026-04-16</w:t>
       <w:br/>
       <w:br/>
     </w:r>

--- a/klagomål/A 17195-2026 FSC-klagomål.docx
+++ b/klagomål/A 17195-2026 FSC-klagomål.docx
@@ -693,7 +693,7 @@
     <w:r>
       <w:tab/>
       <w:tab/>
-      <w:t>2026-04-16</w:t>
+      <w:t>2026-04-17</w:t>
       <w:br/>
       <w:br/>
     </w:r>

--- a/klagomål/A 17195-2026 FSC-klagomål.docx
+++ b/klagomål/A 17195-2026 FSC-klagomål.docx
@@ -693,7 +693,7 @@
     <w:r>
       <w:tab/>
       <w:tab/>
-      <w:t>2026-04-17</w:t>
+      <w:t>2026-04-18</w:t>
       <w:br/>
       <w:br/>
     </w:r>

--- a/klagomål/A 17195-2026 FSC-klagomål.docx
+++ b/klagomål/A 17195-2026 FSC-klagomål.docx
@@ -693,7 +693,7 @@
     <w:r>
       <w:tab/>
       <w:tab/>
-      <w:t>2026-04-18</w:t>
+      <w:t>2026-04-19</w:t>
       <w:br/>
       <w:br/>
     </w:r>

--- a/klagomål/A 17195-2026 FSC-klagomål.docx
+++ b/klagomål/A 17195-2026 FSC-klagomål.docx
@@ -693,7 +693,7 @@
     <w:r>
       <w:tab/>
       <w:tab/>
-      <w:t>2026-04-19</w:t>
+      <w:t>2026-04-20</w:t>
       <w:br/>
       <w:br/>
     </w:r>

--- a/klagomål/A 17195-2026 FSC-klagomål.docx
+++ b/klagomål/A 17195-2026 FSC-klagomål.docx
@@ -693,7 +693,7 @@
     <w:r>
       <w:tab/>
       <w:tab/>
-      <w:t>2026-04-20</w:t>
+      <w:t>2026-04-21</w:t>
       <w:br/>
       <w:br/>
     </w:r>

--- a/klagomål/A 17195-2026 FSC-klagomål.docx
+++ b/klagomål/A 17195-2026 FSC-klagomål.docx
@@ -693,7 +693,7 @@
     <w:r>
       <w:tab/>
       <w:tab/>
-      <w:t>2026-04-21</w:t>
+      <w:t>2026-04-22</w:t>
       <w:br/>
       <w:br/>
     </w:r>

--- a/klagomål/A 17195-2026 FSC-klagomål.docx
+++ b/klagomål/A 17195-2026 FSC-klagomål.docx
@@ -693,7 +693,7 @@
     <w:r>
       <w:tab/>
       <w:tab/>
-      <w:t>2026-04-22</w:t>
+      <w:t>2026-04-23</w:t>
       <w:br/>
       <w:br/>
     </w:r>

--- a/klagomål/A 17195-2026 FSC-klagomål.docx
+++ b/klagomål/A 17195-2026 FSC-klagomål.docx
@@ -693,7 +693,7 @@
     <w:r>
       <w:tab/>
       <w:tab/>
-      <w:t>2026-04-23</w:t>
+      <w:t>2026-04-24</w:t>
       <w:br/>
       <w:br/>
     </w:r>

--- a/klagomål/A 17195-2026 FSC-klagomål.docx
+++ b/klagomål/A 17195-2026 FSC-klagomål.docx
@@ -693,7 +693,7 @@
     <w:r>
       <w:tab/>
       <w:tab/>
-      <w:t>2026-04-24</w:t>
+      <w:t>2026-04-25</w:t>
       <w:br/>
       <w:br/>
     </w:r>

--- a/klagomål/A 17195-2026 FSC-klagomål.docx
+++ b/klagomål/A 17195-2026 FSC-klagomål.docx
@@ -693,7 +693,7 @@
     <w:r>
       <w:tab/>
       <w:tab/>
-      <w:t>2026-04-25</w:t>
+      <w:t>2026-04-26</w:t>
       <w:br/>
       <w:br/>
     </w:r>

--- a/klagomål/A 17195-2026 FSC-klagomål.docx
+++ b/klagomål/A 17195-2026 FSC-klagomål.docx
@@ -693,7 +693,7 @@
     <w:r>
       <w:tab/>
       <w:tab/>
-      <w:t>2026-04-26</w:t>
+      <w:t>2026-04-27</w:t>
       <w:br/>
       <w:br/>
     </w:r>

--- a/klagomål/A 17195-2026 FSC-klagomål.docx
+++ b/klagomål/A 17195-2026 FSC-klagomål.docx
@@ -693,7 +693,7 @@
     <w:r>
       <w:tab/>
       <w:tab/>
-      <w:t>2026-04-27</w:t>
+      <w:t>2026-04-28</w:t>
       <w:br/>
       <w:br/>
     </w:r>

--- a/klagomål/A 17195-2026 FSC-klagomål.docx
+++ b/klagomål/A 17195-2026 FSC-klagomål.docx
@@ -693,7 +693,7 @@
     <w:r>
       <w:tab/>
       <w:tab/>
-      <w:t>2026-04-28</w:t>
+      <w:t>2026-04-29</w:t>
       <w:br/>
       <w:br/>
     </w:r>

--- a/klagomål/A 17195-2026 FSC-klagomål.docx
+++ b/klagomål/A 17195-2026 FSC-klagomål.docx
@@ -693,7 +693,7 @@
     <w:r>
       <w:tab/>
       <w:tab/>
-      <w:t>2026-04-29</w:t>
+      <w:t>2026-04-30</w:t>
       <w:br/>
       <w:br/>
     </w:r>

--- a/klagomål/A 17195-2026 FSC-klagomål.docx
+++ b/klagomål/A 17195-2026 FSC-klagomål.docx
@@ -693,7 +693,7 @@
     <w:r>
       <w:tab/>
       <w:tab/>
-      <w:t>2026-04-30</w:t>
+      <w:t>2026-05-01</w:t>
       <w:br/>
       <w:br/>
     </w:r>

--- a/klagomål/A 17195-2026 FSC-klagomål.docx
+++ b/klagomål/A 17195-2026 FSC-klagomål.docx
@@ -693,7 +693,7 @@
     <w:r>
       <w:tab/>
       <w:tab/>
-      <w:t>2026-05-01</w:t>
+      <w:t>2026-05-02</w:t>
       <w:br/>
       <w:br/>
     </w:r>

--- a/klagomål/A 17195-2026 FSC-klagomål.docx
+++ b/klagomål/A 17195-2026 FSC-klagomål.docx
@@ -693,7 +693,7 @@
     <w:r>
       <w:tab/>
       <w:tab/>
-      <w:t>2026-05-02</w:t>
+      <w:t>2026-05-03</w:t>
       <w:br/>
       <w:br/>
     </w:r>

--- a/klagomål/A 17195-2026 FSC-klagomål.docx
+++ b/klagomål/A 17195-2026 FSC-klagomål.docx
@@ -1309,7 +1309,7 @@
     <w:r>
       <w:tab/>
       <w:tab/>
-      <w:t>2026-06-15</w:t>
+      <w:t>2026-06-16</w:t>
       <w:br/>
       <w:br/>
     </w:r>

--- a/klagomål/A 17195-2026 FSC-klagomål.docx
+++ b/klagomål/A 17195-2026 FSC-klagomål.docx
@@ -1309,7 +1309,7 @@
     <w:r>
       <w:tab/>
       <w:tab/>
-      <w:t>2026-06-16</w:t>
+      <w:t>2026-06-17</w:t>
       <w:br/>
       <w:br/>
     </w:r>

--- a/klagomål/A 17195-2026 FSC-klagomål.docx
+++ b/klagomål/A 17195-2026 FSC-klagomål.docx
@@ -1,6 +1,6 @@
 
 <file path=word/document.xml><?xml version="1.0" encoding="utf-8"?>
-<w:document xmlns:wpc="http://schemas.microsoft.com/office/word/2010/wordprocessingCanvas" xmlns:cx="http://schemas.microsoft.com/office/drawing/2014/chartex" xmlns:cx1="http://schemas.microsoft.com/office/drawing/2015/9/8/chartex" xmlns:cx2="http://schemas.microsoft.com/office/drawing/2015/10/21/chartex" xmlns:cx3="http://schemas.microsoft.com/office/drawing/2016/5/9/chartex" xmlns:cx4="http://schemas.microsoft.com/office/drawing/2016/5/10/chartex" xmlns:cx5="http://schemas.microsoft.com/office/drawing/2016/5/11/chartex" xmlns:cx6="http://schemas.microsoft.com/office/drawing/2016/5/12/chartex" xmlns:cx7="http://schemas.microsoft.com/office/drawing/2016/5/13/chartex" xmlns:cx8="http://schemas.microsoft.com/office/drawing/2016/5/14/chartex" xmlns:mc="http://schemas.openxmlformats.org/markup-compatibility/2006" xmlns:aink="http://schemas.microsoft.com/office/drawing/2016/ink" xmlns:am3d="http://schemas.microsoft.com/office/drawing/2017/model3d" xmlns:o="urn:schemas-microsoft-com:office:office" xmlns:oel="http://schemas.microsoft.com/office/2019/extlst" xmlns:r="http://schemas.openxmlformats.org/officeDocument/2006/relationships" xmlns:m="http://schemas.openxmlformats.org/officeDocument/2006/math" xmlns:v="urn:schemas-microsoft-com:vml" xmlns:wp14="http://schemas.microsoft.com/office/word/2010/wordprocessingDrawing" xmlns:wp="http://schemas.openxmlformats.org/drawingml/2006/wordprocessingDrawing" xmlns:w10="urn:schemas-microsoft-com:office:word" xmlns:w="http://schemas.openxmlformats.org/wordprocessingml/2006/main" xmlns:w14="http://schemas.microsoft.com/office/word/2010/wordml" xmlns:w15="http://schemas.microsoft.com/office/word/2012/wordml" xmlns:w16cex="http://schemas.microsoft.com/office/word/2018/wordml/cex" xmlns:w16cid="http://schemas.microsoft.com/office/word/2016/wordml/cid" xmlns:w16="http://schemas.microsoft.com/office/word/2018/wordml" xmlns:w16sdtdh="http://schemas.microsoft.com/office/word/2020/wordml/sdtdatahash" xmlns:w16se="http://schemas.microsoft.com/office/word/2015/wordml/symex" xmlns:wpg="http://schemas.microsoft.com/office/word/2010/wordprocessingGroup" xmlns:wpi="http://schemas.microsoft.com/office/word/2010/wordprocessingInk" xmlns:wne="http://schemas.microsoft.com/office/word/2006/wordml" xmlns:wps="http://schemas.microsoft.com/office/word/2010/wordprocessingShape" mc:Ignorable="w14 w15 w16se w16cid w16 w16cex w16sdtdh wp14">
+<w:document xmlns:wpc="http://schemas.microsoft.com/office/word/2010/wordprocessingCanvas" xmlns:cx="http://schemas.microsoft.com/office/drawing/2014/chartex" xmlns:cx1="http://schemas.microsoft.com/office/drawing/2015/9/8/chartex" xmlns:cx2="http://schemas.microsoft.com/office/drawing/2015/10/21/chartex" xmlns:cx3="http://schemas.microsoft.com/office/drawing/2016/5/9/chartex" xmlns:cx4="http://schemas.microsoft.com/office/drawing/2016/5/10/chartex" xmlns:cx5="http://schemas.microsoft.com/office/drawing/2016/5/11/chartex" xmlns:cx6="http://schemas.microsoft.com/office/drawing/2016/5/12/chartex" xmlns:cx7="http://schemas.microsoft.com/office/drawing/2016/5/13/chartex" xmlns:cx8="http://schemas.microsoft.com/office/drawing/2016/5/14/chartex" xmlns:mc="http://schemas.openxmlformats.org/markup-compatibility/2006" xmlns:aink="http://schemas.microsoft.com/office/drawing/2016/ink" xmlns:am3d="http://schemas.microsoft.com/office/drawing/2017/model3d" xmlns:o="urn:schemas-microsoft-com:office:office" xmlns:oel="http://schemas.microsoft.com/office/2019/extlst" xmlns:r="http://schemas.openxmlformats.org/officeDocument/2006/relationships" xmlns:m="http://schemas.openxmlformats.org/officeDocument/2006/math" xmlns:v="urn:schemas-microsoft-com:vml" xmlns:wp14="http://schemas.microsoft.com/office/word/2010/wordprocessingDrawing" xmlns:wp="http://schemas.openxmlformats.org/drawingml/2006/wordprocessingDrawing" xmlns:w10="urn:schemas-microsoft-com:office:word" xmlns:w="http://schemas.openxmlformats.org/wordprocessingml/2006/main" xmlns:w14="http://schemas.microsoft.com/office/word/2010/wordml" xmlns:w15="http://schemas.microsoft.com/office/word/2012/wordml" xmlns:w16cex="http://schemas.microsoft.com/office/word/2018/wordml/cex" xmlns:w16cid="http://schemas.microsoft.com/office/word/2016/wordml/cid" xmlns:w16="http://schemas.microsoft.com/office/word/2018/wordml" xmlns:w16du="http://schemas.microsoft.com/office/word/2023/wordml/word16du" xmlns:w16sdtdh="http://schemas.microsoft.com/office/word/2020/wordml/sdtdatahash" xmlns:w16sdtfl="http://schemas.microsoft.com/office/word/2024/wordml/sdtformatlock" xmlns:w16se="http://schemas.microsoft.com/office/word/2015/wordml/symex" xmlns:wpg="http://schemas.microsoft.com/office/word/2010/wordprocessingGroup" xmlns:wpi="http://schemas.microsoft.com/office/word/2010/wordprocessingInk" xmlns:wne="http://schemas.microsoft.com/office/word/2006/wordml" xmlns:wps="http://schemas.microsoft.com/office/word/2010/wordprocessingShape" mc:Ignorable="w14 w15 w16se w16cid w16 w16cex w16sdtdh w16sdtfl w16du wp14">
   <w:body>
     <w:p>
       <w:r>
@@ -168,7 +168,7 @@
     </w:p>
     <w:p>
       <w:r>
-        <w:t>Detta dokument behandlar höga naturvärden i avverkningsanmälan A 17195-2026 i Västerås kommun. Denna avverkningsanmälan inkom 2026-04-06 00:00:00 och omfattar 42,8 ha.</w:t>
+        <w:t>Detta dokument behandlar höga naturvärden i avverkningsanmälan A 17195-2026 i Västerås kommun som inkom 2026-04-06 och omfattar 42,8 ha.</w:t>
       </w:r>
     </w:p>
     <w:p>
@@ -191,12 +191,15 @@
     </w:p>
     <w:p>
       <w:r>
-        <w:t>I avverkningsanmälan har följande 12 naturvårdsarter hittats: spillkråka (NT, §4), tallkötticka (NT), talltita (NT, §4), björksplintborre (S), blomkålssvamp (S), fjällig taggsvamp s.str. (S), flagellkvastmossa (S), mindre märgborre (S), plattlummer (S, §9), strimspindling (S), blåsippa (§9) och revlummer (§9). Av dessa är 3 rödlistade. För rödlistade arter har rödlistekategorin angivits inom parentes. Arter som är signalarter enligt Skogsstyrelsen har markerats med (S). För fridlysta arter anges även paragrafen i Artskyddsförordningen som arten är fridlyst enligt.</w:t>
+        <w:t>I och inom 25 meter från avverkningsanmälan har följande 18 naturvårdsarter hittats: fjällig taggsvamp s.str. (NT), småflikig brosklav (NT, T), tallkötticka (NT), talltita (NT, §4), björksplintborre (S), blomkålssvamp (S), flagellkvastmossa (S, T), mindre märgborre (S, T), plattlummer (S, T, §9), strimspindling (S), blåsippa (T, §9), hultbräken (T), kärrviol (T), linnea (T), majbräken (T), spillkråka (T, §4), stjärtmes (T, §4) och revlummer (§9). Av dessa är 4 rödlistade. För rödlistade arter har rödlistekategorin angivits inom parentes. Arter som är signalarter enligt Skogsstyrelsen har markerats med (S). Typiska arter inom Natura 2000 som är kopplade till skogsekosystem har markerats med (T). För fridlysta arter anges även paragrafen i Artskyddsförordningen som arten är fridlyst enligt.</w:t>
       </w:r>
     </w:p>
     <w:p>
       <w:r>
-        <w:t>De påträffade naturvårdsarterna är ett tydligt kvitto på att detta rör sig om en skog med höga naturvärden. I Figur 1 visas en karta över det avverkningsanmälda området, där samtliga fyndplatser för naturvårdsarter som finns registrerade på Artportalen har markerats.</w:t>
+        <w:t>De påträffade naturvårdsarterna är ett tydligt kvitto på att det rör sig om en skog med höga naturvärden.</w:t>
+      </w:r>
+      <w:r>
+        <w:t xml:space="preserve"> I Figur 1 visas fyndplatser för naturvårdsarter i området, som finns registrerade på Artportalen.</w:t>
       </w:r>
     </w:p>
     <w:p>
@@ -206,7 +209,7 @@
       <w:r>
         <w:drawing>
           <wp:inline xmlns:a="http://schemas.openxmlformats.org/drawingml/2006/main" xmlns:pic="http://schemas.openxmlformats.org/drawingml/2006/picture">
-            <wp:extent cx="5486400" cy="2617066"/>
+            <wp:extent cx="5486400" cy="3614237"/>
             <wp:docPr id="1" name="Picture 1"/>
             <wp:cNvGraphicFramePr>
               <a:graphicFrameLocks noChangeAspect="1"/>
@@ -227,7 +230,7 @@
                   <pic:spPr>
                     <a:xfrm>
                       <a:off x="0" y="0"/>
-                      <a:ext cx="5486400" cy="2617066"/>
+                      <a:ext cx="5486400" cy="3614237"/>
                     </a:xfrm>
                     <a:prstGeom prst="rect"/>
                   </pic:spPr>
@@ -241,9 +244,177 @@
     <w:p>
       <w:pPr>
         <w:pStyle w:val="Caption"/>
+        <w:spacing w:after="240"/>
       </w:pPr>
       <w:r>
-        <w:t>Figur 1. Fyndplatser för naturvårdsarter i det avverkningsanmälda området (röd linje). Markörer utan svart kant är placerade på fyndplatsen. Markörer med svart kant är placerade vid sidan av fyndplatsen och har ett svart streck som visar fyndplatsens exakta position. Kartans mittpunktskoordinat är N 6628939, E 588012 i SWEREF 99 TM.</w:t>
+        <w:t>Figur 1. Fyndplatser för naturvårdsarter i och inom 25 meter från avverkningsanmälan (röd linje). Markörer utan svart kant är placerade på fyndplatsen. Markörer med svart kant är placerade vid sidan av fyndplatsen och har ett svart streck som visar fyndplatsens exakta position. Kartans mittpunktskoordinat är N 6628939, E 588012 i SWEREF 99 TM.</w:t>
+      </w:r>
+    </w:p>
+    <w:p>
+      <w:pPr>
+        <w:pStyle w:val="Heading2"/>
+      </w:pPr>
+      <w:r>
+        <w:t>Fridlysta arter</w:t>
+      </w:r>
+    </w:p>
+    <w:p>
+      <w:r>
+        <w:t>Följande fridlysta arter har sina livsmiljöer och växtplatser i den avverkningsanmälda skogen: talltita (NT, §4), plattlummer (S, T, §9), blåsippa (T, §9), spillkråka (T, §4), stjärtmes (T, §4) och revlummer (§9).</w:t>
+      </w:r>
+    </w:p>
+    <w:p>
+      <w:r>
+        <w:t xml:space="preserve">Observera att medlemsländerna är skyldiga att agera i enlighet med EU:s fågeldirektiv där det uttryckligen står att direktivet gäller för fåglar samt för deras ägg, bon och </w:t>
+      </w:r>
+      <w:r>
+        <w:rPr>
+          <w:b/>
+        </w:rPr>
+        <w:t xml:space="preserve">livsmiljöer </w:t>
+      </w:r>
+      <w:r>
+        <w:t>(artikel 1). Vidare att de åtgärder som vidtas inte får leda till en försämring av den nuvarande situationen beträffande bevarandet av de fågelarter som avses i artikel 1 (artikel 13). Fågeldirektivet är styrande för tillsynsansvariga myndigheters ärendehantering, ställningstaganden och beslutsfattande.</w:t>
+      </w:r>
+    </w:p>
+    <w:p>
+      <w:r>
+        <w:rPr>
+          <w:b/>
+        </w:rPr>
+        <w:t>Blåsippa (§9)</w:t>
+      </w:r>
+      <w:r>
+        <w:t xml:space="preserve"> är typisk art för </w:t>
+      </w:r>
+      <w:r>
+        <w:rPr>
+          <w:i/>
+        </w:rPr>
+        <w:t>9050 Näringsrik granskog, 9020 Nordlig ädellövskog</w:t>
+      </w:r>
+      <w:r>
+        <w:t xml:space="preserve"> och </w:t>
+      </w:r>
+      <w:r>
+        <w:rPr>
+          <w:i/>
+        </w:rPr>
+        <w:t>8240 Karsthällmarker</w:t>
+      </w:r>
+      <w:r>
+        <w:t xml:space="preserve"> (SLU Artdatabanken, 2025).</w:t>
+      </w:r>
+    </w:p>
+    <w:p>
+      <w:r>
+        <w:rPr>
+          <w:b/>
+        </w:rPr>
+        <w:t>Plattlummer (§9)</w:t>
+      </w:r>
+      <w:r>
+        <w:t xml:space="preserve"> växer främst i ljusöppna sandtallskogar eller annan gles, torr och brandpräglad hedbarrskog. Den är mest frekvent i olika typer av naturskogar och kontinuitetsskogar och missgynnas markant av slutavverkning och maskinell markberedning. Söder ut i landet förekommer de närstående arterna cypresslummer (VU, §8) och mellanlummer (VU, §9), vilka båda omfattas av EU:s art- och habitatdirektiv. Plattlummer är typisk art för </w:t>
+      </w:r>
+      <w:r>
+        <w:rPr>
+          <w:i/>
+        </w:rPr>
+        <w:t xml:space="preserve">9010 Taiga </w:t>
+      </w:r>
+      <w:r>
+        <w:t>och</w:t>
+      </w:r>
+      <w:r>
+        <w:rPr>
+          <w:i/>
+        </w:rPr>
+        <w:t xml:space="preserve"> 2320 Rissandhedar </w:t>
+      </w:r>
+      <w:r>
+        <w:t>(Nitare &amp; Skogsstyrelsen, 2019; SLU Artdatabanken, 2025).</w:t>
+      </w:r>
+    </w:p>
+    <w:p>
+      <w:r>
+        <w:rPr>
+          <w:b/>
+        </w:rPr>
+        <w:t>Spillkråka (§4)</w:t>
+      </w:r>
+      <w:r>
+        <w:t xml:space="preserve"> omfattas av bilaga 1 i EU:s fågeldirektiv och är typisk art för </w:t>
+      </w:r>
+      <w:r>
+        <w:rPr>
+          <w:i/>
+        </w:rPr>
+        <w:t xml:space="preserve">9010 Taiga </w:t>
+      </w:r>
+      <w:r>
+        <w:t>och</w:t>
+      </w:r>
+      <w:r>
+        <w:rPr>
+          <w:i/>
+        </w:rPr>
+        <w:t xml:space="preserve"> 9740 Skogsbevuxen myr</w:t>
+      </w:r>
+      <w:r>
+        <w:t>. Den behöver grova träd, främst tall, asp och bok som boträd. Skogsbruk med korta omloppstider och täta, homogena ungskogar utgör det största hotet. Spillkråka är en nyckelart i skogliga miljöer vars övergivna bohål utnyttjas av flera andra hålhäckande fågelarter och fladdermöss, däribland pärluggla (EN, §4), knipa (§4), salskrake (§4) och skogsduva (§4). Hökuggla (VU, §4) och slaguggla (§4) häckar ofta i högstubbar som brutits av i höjd med ett gammalt spillkråkebo (SLU Artdatabanken, 2026; Skogsstyrelsen, 2016).</w:t>
+      </w:r>
+    </w:p>
+    <w:p>
+      <w:r>
+        <w:rPr>
+          <w:b/>
+        </w:rPr>
+        <w:t>Stjärtmes (§4)</w:t>
+      </w:r>
+      <w:r>
+        <w:t xml:space="preserve"> häckar i löv- och blandskog. Studier har visat att den behöver ca 15 % medelålders till äldre lövrika bestånd (&gt;50 % löv), om avståndet mellan bestånden är 500 m. Stjärtmes är fridlyst enligt 4§ artskyddsförordningen och typisk art för </w:t>
+      </w:r>
+      <w:r>
+        <w:rPr>
+          <w:i/>
+        </w:rPr>
+        <w:t>9010 Taiga, 9030 Landhöjningsskog, 9080 Lövsumpskog</w:t>
+      </w:r>
+      <w:r>
+        <w:t xml:space="preserve"> och</w:t>
+      </w:r>
+      <w:r>
+        <w:rPr>
+          <w:i/>
+        </w:rPr>
+        <w:t xml:space="preserve"> 9750 Svämlövskog </w:t>
+      </w:r>
+      <w:r>
+        <w:t>(Jansson, 1999; Skogsstyrelsen, 2014; SLU Artdatabanken, 2025).</w:t>
+      </w:r>
+    </w:p>
+    <w:p>
+      <w:r>
+        <w:rPr>
+          <w:b/>
+        </w:rPr>
+        <w:t>Talltita (NT, §4)</w:t>
+      </w:r>
+      <w:r>
+        <w:t>, rödlistad som nära hotad och prioriterad art i Skogsvårdslagen, har häckningsrevir i anmälan. Arten har minskat kraftigt de senaste 30 åren och minskningstakten innevarande 10-årsperiod beräknas till 20 (10–30) %. Talltitan är synnerligen trogen sitt cirka 15 hektar stora revir och är beroende av flerskiktade olikåldriga skogar för att kunna föda upp sina ungar. Talltitan försvinner om dess livsmiljö kalavverkas (Eggers &amp; Low, 2014; Ekman, 1979; Griesser et al, 2007; Klein, 2020; Siffczyk et al, 2003; SLU Artdatabanken, 2021).</w:t>
+      </w:r>
+    </w:p>
+    <w:p>
+      <w:r>
+        <w:t>I BILAGA 1 finns mer detaljerad information om ekologi samt krav på livsmiljö hos fridlysta arter.</w:t>
+      </w:r>
+    </w:p>
+    <w:p>
+      <w:pPr>
+        <w:pStyle w:val="Heading2"/>
+      </w:pPr>
+      <w:r>
+        <w:t>Övriga naturvårdsarter</w:t>
       </w:r>
     </w:p>
     <w:p>
@@ -313,6 +484,104 @@
         <w:rPr>
           <w:b/>
         </w:rPr>
+        <w:t xml:space="preserve">Hultbräken </w:t>
+      </w:r>
+      <w:r>
+        <w:t xml:space="preserve">är typisk art för </w:t>
+      </w:r>
+      <w:r>
+        <w:rPr>
+          <w:i/>
+        </w:rPr>
+        <w:t xml:space="preserve">9050 Näringsrik granskog </w:t>
+      </w:r>
+      <w:r>
+        <w:t>(SLU Artdatabanken, 2025).</w:t>
+      </w:r>
+    </w:p>
+    <w:p>
+      <w:r>
+        <w:rPr>
+          <w:b/>
+        </w:rPr>
+        <w:t xml:space="preserve">Kärrviol </w:t>
+      </w:r>
+      <w:r>
+        <w:t xml:space="preserve">är typisk art för </w:t>
+      </w:r>
+      <w:r>
+        <w:rPr>
+          <w:i/>
+        </w:rPr>
+        <w:t xml:space="preserve">9740 Skogsbevuxen myr </w:t>
+      </w:r>
+      <w:r>
+        <w:t>och</w:t>
+      </w:r>
+      <w:r>
+        <w:rPr>
+          <w:i/>
+        </w:rPr>
+        <w:t xml:space="preserve"> 6450 Svämängar </w:t>
+      </w:r>
+      <w:r>
+        <w:t>(SLU Artdatabanken, 2025).</w:t>
+      </w:r>
+    </w:p>
+    <w:p>
+      <w:r>
+        <w:rPr>
+          <w:b/>
+        </w:rPr>
+        <w:t xml:space="preserve">Linnea </w:t>
+      </w:r>
+      <w:r>
+        <w:t xml:space="preserve">är typisk art för </w:t>
+      </w:r>
+      <w:r>
+        <w:rPr>
+          <w:i/>
+        </w:rPr>
+        <w:t>9010 Taiga</w:t>
+      </w:r>
+      <w:r>
+        <w:t>. På linnea kan man hitta sporsäcksvampen linnealudd (SLU Artdatabanken, 2025).</w:t>
+      </w:r>
+    </w:p>
+    <w:p>
+      <w:r>
+        <w:rPr>
+          <w:b/>
+        </w:rPr>
+        <w:t xml:space="preserve">Majbräken </w:t>
+      </w:r>
+      <w:r>
+        <w:t xml:space="preserve">är typisk art för </w:t>
+      </w:r>
+      <w:r>
+        <w:rPr>
+          <w:i/>
+        </w:rPr>
+        <w:t xml:space="preserve">9050 Näringsrik granskog </w:t>
+      </w:r>
+      <w:r>
+        <w:t>och</w:t>
+      </w:r>
+      <w:r>
+        <w:rPr>
+          <w:i/>
+        </w:rPr>
+        <w:t xml:space="preserve"> 9750 Svämlövskog </w:t>
+      </w:r>
+      <w:r>
+        <w:t>(SLU Artdatabanken, 2025).</w:t>
+      </w:r>
+    </w:p>
+    <w:p>
+      <w:r>
+        <w:rPr>
+          <w:b/>
+        </w:rPr>
         <w:t>Mindre märgborre</w:t>
       </w:r>
       <w:r>
@@ -335,6 +604,26 @@
       </w:r>
       <w:r>
         <w:t xml:space="preserve"> (SLU Artdatabanken, 2026; Pettersson, 2014; Hedgren, 2012; Gunnarsson m fl., 1999).</w:t>
+      </w:r>
+    </w:p>
+    <w:p>
+      <w:r>
+        <w:rPr>
+          <w:b/>
+        </w:rPr>
+        <w:t xml:space="preserve">Småflikig brosklav (NT) </w:t>
+      </w:r>
+      <w:r>
+        <w:t xml:space="preserve">signalerar i hela sitt utbredningsområde skogsbestånd med höga naturvärden. Den indikerar hög luftfuktighet och långvarig förekomst av asp. Småflikig brosklav är typisk art för </w:t>
+      </w:r>
+      <w:r>
+        <w:rPr>
+          <w:i/>
+        </w:rPr>
+        <w:t>9010 Taiga</w:t>
+      </w:r>
+      <w:r>
+        <w:t xml:space="preserve"> (Nitare &amp; Skogsstyrelsen, 2019; SLU Artdatabanken, 2025).</w:t>
       </w:r>
     </w:p>
     <w:p>
@@ -362,136 +651,6 @@
         <w:pStyle w:val="Heading1"/>
       </w:pPr>
       <w:r>
-        <w:t>Fridlysta arter</w:t>
-      </w:r>
-    </w:p>
-    <w:p>
-      <w:r>
-        <w:t>Följande fridlysta arter har sina livsmiljöer och växtplatser i den avverkningsanmälda skogen: spillkråka (NT, §4), talltita (NT, §4), plattlummer (S, §9), blåsippa (§9) och revlummer (§9).</w:t>
-      </w:r>
-    </w:p>
-    <w:p>
-      <w:r>
-        <w:t xml:space="preserve">Observera att medlemsländerna är skyldiga att agera i enlighet med EU:s fågeldirektiv där det uttryckligen står att direktivet gäller för fåglar samt för deras ägg, bon och </w:t>
-      </w:r>
-      <w:r>
-        <w:rPr>
-          <w:b/>
-        </w:rPr>
-        <w:t xml:space="preserve">livsmiljöer </w:t>
-      </w:r>
-      <w:r>
-        <w:t>(artikel 1). Vidare att de åtgärder som vidtas inte får leda till en försämring av den nuvarande situationen beträffande bevarandet av de fågelarter som avses i artikel 1 (artikel 13). Fågeldirektivet är styrande för tillsynsansvariga myndigheters ärendehantering, ställningstaganden och beslutsfattande.</w:t>
-      </w:r>
-    </w:p>
-    <w:p>
-      <w:r>
-        <w:rPr>
-          <w:b/>
-        </w:rPr>
-        <w:t>Blåsippa (§9)</w:t>
-      </w:r>
-      <w:r>
-        <w:t xml:space="preserve"> är typisk art för </w:t>
-      </w:r>
-      <w:r>
-        <w:rPr>
-          <w:i/>
-        </w:rPr>
-        <w:t>9050 Näringsrik granskog, 9020 Nordlig ädellövskog</w:t>
-      </w:r>
-      <w:r>
-        <w:t xml:space="preserve"> och </w:t>
-      </w:r>
-      <w:r>
-        <w:rPr>
-          <w:i/>
-        </w:rPr>
-        <w:t>8240 Karsthällmarker</w:t>
-      </w:r>
-      <w:r>
-        <w:t xml:space="preserve"> (SLU Artdatabanken, 2025).</w:t>
-      </w:r>
-    </w:p>
-    <w:p>
-      <w:r>
-        <w:rPr>
-          <w:b/>
-        </w:rPr>
-        <w:t>Plattlummer (§9)</w:t>
-      </w:r>
-      <w:r>
-        <w:t xml:space="preserve"> växer främst i ljusöppna sandtallskogar eller annan gles, torr och brandpräglad hedbarrskog. Den är mest frekvent i olika typer av naturskogar och kontinuitetsskogar och missgynnas markant av slutavverkning och maskinell markberedning. Söder ut i landet förekommer de närstående arterna cypresslummer (VU, §8) och mellanlummer (VU, §9), vilka båda omfattas av EU:s art- och habitatdirektiv. Plattlummer är typisk art för </w:t>
-      </w:r>
-      <w:r>
-        <w:rPr>
-          <w:i/>
-        </w:rPr>
-        <w:t xml:space="preserve">9010 Taiga </w:t>
-      </w:r>
-      <w:r>
-        <w:t>och</w:t>
-      </w:r>
-      <w:r>
-        <w:rPr>
-          <w:i/>
-        </w:rPr>
-        <w:t xml:space="preserve"> 2320 Rissandhedar </w:t>
-      </w:r>
-      <w:r>
-        <w:t>(Nitare &amp; Skogsstyrelsen, 2019; SLU Artdatabanken, 2025).</w:t>
-      </w:r>
-    </w:p>
-    <w:p>
-      <w:r>
-        <w:rPr>
-          <w:b/>
-        </w:rPr>
-        <w:t>Spillkråka (§4)</w:t>
-      </w:r>
-      <w:r>
-        <w:t xml:space="preserve"> omfattas av bilaga 1 i EU:s fågeldirektiv och är typisk art för </w:t>
-      </w:r>
-      <w:r>
-        <w:rPr>
-          <w:i/>
-        </w:rPr>
-        <w:t xml:space="preserve">9010 Taiga </w:t>
-      </w:r>
-      <w:r>
-        <w:t>och</w:t>
-      </w:r>
-      <w:r>
-        <w:rPr>
-          <w:i/>
-        </w:rPr>
-        <w:t xml:space="preserve"> 9740 Skogsbevuxen myr</w:t>
-      </w:r>
-      <w:r>
-        <w:t>. Den behöver grova träd, främst tall, asp och bok som boträd. Skogsbruk med korta omloppstider och täta, homogena ungskogar utgör det största hotet. Spillkråka är en nyckelart i skogliga miljöer vars övergivna bohål utnyttjas av flera andra hålhäckande fågelarter och fladdermöss, däribland pärluggla (EN, §4), knipa (§4), salskrake (§4) och skogsduva (§4). Hökuggla (VU, §4) och slaguggla (§4) häckar ofta i högstubbar som brutits av i höjd med ett gammalt spillkråkebo (SLU Artdatabanken, 2026; Skogsstyrelsen, 2016).</w:t>
-      </w:r>
-    </w:p>
-    <w:p>
-      <w:r>
-        <w:rPr>
-          <w:b/>
-        </w:rPr>
-        <w:t>Talltita (NT, §4)</w:t>
-      </w:r>
-      <w:r>
-        <w:t>, rödlistad som nära hotad och prioriterad art i Skogsvårdslagen, har häckningsrevir i anmälan. Arten har minskat kraftigt de senaste 30 åren och minskningstakten innevarande 10-årsperiod beräknas till 20 (10–30) %. Talltitan är synnerligen trogen sitt cirka 15 hektar stora revir och är beroende av flerskiktade olikåldriga skogar för att kunna föda upp sina ungar. Talltitan försvinner om dess livsmiljö kalavverkas (Eggers &amp; Low, 2014; Ekman, 1979; Griesser et al, 2007; Klein, 2020; Siffczyk et al, 2003; SLU Artdatabanken, 2021).</w:t>
-      </w:r>
-    </w:p>
-    <w:p>
-      <w:r>
-        <w:t>I BILAGA 1 finns mer detaljerad information om ekologi samt krav på livsmiljö hos fridlysta arter.</w:t>
-      </w:r>
-    </w:p>
-    <w:p>
-      <w:pPr>
-        <w:pStyle w:val="Heading1"/>
-      </w:pPr>
-      <w:r>
         <w:t>Certifiering</w:t>
       </w:r>
     </w:p>
@@ -593,7 +752,7 @@
         <w:rPr>
           <w:i/>
         </w:rPr>
-        <w:t>I det avverkningsanmälda skogsområdet har 12 naturvårdsarter varav 3 rödlistade arter sina livsmiljöer och växtplatser.</w:t>
+        <w:t>I det avverkningsanmälda skogsområdet har 18 naturvårdsarter varav 4 rödlistade arter sina livsmiljöer och växtplatser.</w:t>
       </w:r>
     </w:p>
     <w:p>
@@ -1199,7 +1358,7 @@
 </file>
 
 <file path=word/endnotes.xml><?xml version="1.0" encoding="utf-8"?>
-<w:endnotes xmlns:wpc="http://schemas.microsoft.com/office/word/2010/wordprocessingCanvas" xmlns:cx="http://schemas.microsoft.com/office/drawing/2014/chartex" xmlns:cx1="http://schemas.microsoft.com/office/drawing/2015/9/8/chartex" xmlns:cx2="http://schemas.microsoft.com/office/drawing/2015/10/21/chartex" xmlns:cx3="http://schemas.microsoft.com/office/drawing/2016/5/9/chartex" xmlns:cx4="http://schemas.microsoft.com/office/drawing/2016/5/10/chartex" xmlns:cx5="http://schemas.microsoft.com/office/drawing/2016/5/11/chartex" xmlns:cx6="http://schemas.microsoft.com/office/drawing/2016/5/12/chartex" xmlns:cx7="http://schemas.microsoft.com/office/drawing/2016/5/13/chartex" xmlns:cx8="http://schemas.microsoft.com/office/drawing/2016/5/14/chartex" xmlns:mc="http://schemas.openxmlformats.org/markup-compatibility/2006" xmlns:aink="http://schemas.microsoft.com/office/drawing/2016/ink" xmlns:am3d="http://schemas.microsoft.com/office/drawing/2017/model3d" xmlns:o="urn:schemas-microsoft-com:office:office" xmlns:oel="http://schemas.microsoft.com/office/2019/extlst" xmlns:r="http://schemas.openxmlformats.org/officeDocument/2006/relationships" xmlns:m="http://schemas.openxmlformats.org/officeDocument/2006/math" xmlns:v="urn:schemas-microsoft-com:vml" xmlns:wp14="http://schemas.microsoft.com/office/word/2010/wordprocessingDrawing" xmlns:wp="http://schemas.openxmlformats.org/drawingml/2006/wordprocessingDrawing" xmlns:w10="urn:schemas-microsoft-com:office:word" xmlns:w="http://schemas.openxmlformats.org/wordprocessingml/2006/main" xmlns:w14="http://schemas.microsoft.com/office/word/2010/wordml" xmlns:w15="http://schemas.microsoft.com/office/word/2012/wordml" xmlns:w16cex="http://schemas.microsoft.com/office/word/2018/wordml/cex" xmlns:w16cid="http://schemas.microsoft.com/office/word/2016/wordml/cid" xmlns:w16="http://schemas.microsoft.com/office/word/2018/wordml" xmlns:w16sdtdh="http://schemas.microsoft.com/office/word/2020/wordml/sdtdatahash" xmlns:w16se="http://schemas.microsoft.com/office/word/2015/wordml/symex" xmlns:wpg="http://schemas.microsoft.com/office/word/2010/wordprocessingGroup" xmlns:wpi="http://schemas.microsoft.com/office/word/2010/wordprocessingInk" xmlns:wne="http://schemas.microsoft.com/office/word/2006/wordml" xmlns:wps="http://schemas.microsoft.com/office/word/2010/wordprocessingShape" mc:Ignorable="w14 w15 w16se w16cid w16 w16cex w16sdtdh wp14">
+<w:endnotes xmlns:wpc="http://schemas.microsoft.com/office/word/2010/wordprocessingCanvas" xmlns:cx="http://schemas.microsoft.com/office/drawing/2014/chartex" xmlns:cx1="http://schemas.microsoft.com/office/drawing/2015/9/8/chartex" xmlns:cx2="http://schemas.microsoft.com/office/drawing/2015/10/21/chartex" xmlns:cx3="http://schemas.microsoft.com/office/drawing/2016/5/9/chartex" xmlns:cx4="http://schemas.microsoft.com/office/drawing/2016/5/10/chartex" xmlns:cx5="http://schemas.microsoft.com/office/drawing/2016/5/11/chartex" xmlns:cx6="http://schemas.microsoft.com/office/drawing/2016/5/12/chartex" xmlns:cx7="http://schemas.microsoft.com/office/drawing/2016/5/13/chartex" xmlns:cx8="http://schemas.microsoft.com/office/drawing/2016/5/14/chartex" xmlns:mc="http://schemas.openxmlformats.org/markup-compatibility/2006" xmlns:aink="http://schemas.microsoft.com/office/drawing/2016/ink" xmlns:am3d="http://schemas.microsoft.com/office/drawing/2017/model3d" xmlns:o="urn:schemas-microsoft-com:office:office" xmlns:oel="http://schemas.microsoft.com/office/2019/extlst" xmlns:r="http://schemas.openxmlformats.org/officeDocument/2006/relationships" xmlns:m="http://schemas.openxmlformats.org/officeDocument/2006/math" xmlns:v="urn:schemas-microsoft-com:vml" xmlns:wp14="http://schemas.microsoft.com/office/word/2010/wordprocessingDrawing" xmlns:wp="http://schemas.openxmlformats.org/drawingml/2006/wordprocessingDrawing" xmlns:w10="urn:schemas-microsoft-com:office:word" xmlns:w="http://schemas.openxmlformats.org/wordprocessingml/2006/main" xmlns:w14="http://schemas.microsoft.com/office/word/2010/wordml" xmlns:w15="http://schemas.microsoft.com/office/word/2012/wordml" xmlns:w16cex="http://schemas.microsoft.com/office/word/2018/wordml/cex" xmlns:w16cid="http://schemas.microsoft.com/office/word/2016/wordml/cid" xmlns:w16="http://schemas.microsoft.com/office/word/2018/wordml" xmlns:w16du="http://schemas.microsoft.com/office/word/2023/wordml/word16du" xmlns:w16sdtdh="http://schemas.microsoft.com/office/word/2020/wordml/sdtdatahash" xmlns:w16sdtfl="http://schemas.microsoft.com/office/word/2024/wordml/sdtformatlock" xmlns:w16se="http://schemas.microsoft.com/office/word/2015/wordml/symex" xmlns:wpg="http://schemas.microsoft.com/office/word/2010/wordprocessingGroup" xmlns:wpi="http://schemas.microsoft.com/office/word/2010/wordprocessingInk" xmlns:wne="http://schemas.microsoft.com/office/word/2006/wordml" xmlns:wps="http://schemas.microsoft.com/office/word/2010/wordprocessingShape" mc:Ignorable="w14 w15 w16se w16cid w16 w16cex w16sdtdh w16sdtfl w16du wp14">
   <w:endnote w:type="separator" w:id="-1">
     <w:p>
       <w:pPr>
@@ -1224,7 +1383,7 @@
 </file>
 
 <file path=word/footer1.xml><?xml version="1.0" encoding="utf-8"?>
-<w:ftr xmlns:wpc="http://schemas.microsoft.com/office/word/2010/wordprocessingCanvas" xmlns:cx="http://schemas.microsoft.com/office/drawing/2014/chartex" xmlns:cx1="http://schemas.microsoft.com/office/drawing/2015/9/8/chartex" xmlns:cx2="http://schemas.microsoft.com/office/drawing/2015/10/21/chartex" xmlns:cx3="http://schemas.microsoft.com/office/drawing/2016/5/9/chartex" xmlns:cx4="http://schemas.microsoft.com/office/drawing/2016/5/10/chartex" xmlns:cx5="http://schemas.microsoft.com/office/drawing/2016/5/11/chartex" xmlns:cx6="http://schemas.microsoft.com/office/drawing/2016/5/12/chartex" xmlns:cx7="http://schemas.microsoft.com/office/drawing/2016/5/13/chartex" xmlns:cx8="http://schemas.microsoft.com/office/drawing/2016/5/14/chartex" xmlns:mc="http://schemas.openxmlformats.org/markup-compatibility/2006" xmlns:aink="http://schemas.microsoft.com/office/drawing/2016/ink" xmlns:am3d="http://schemas.microsoft.com/office/drawing/2017/model3d" xmlns:o="urn:schemas-microsoft-com:office:office" xmlns:oel="http://schemas.microsoft.com/office/2019/extlst" xmlns:r="http://schemas.openxmlformats.org/officeDocument/2006/relationships" xmlns:m="http://schemas.openxmlformats.org/officeDocument/2006/math" xmlns:v="urn:schemas-microsoft-com:vml" xmlns:wp14="http://schemas.microsoft.com/office/word/2010/wordprocessingDrawing" xmlns:wp="http://schemas.openxmlformats.org/drawingml/2006/wordprocessingDrawing" xmlns:w10="urn:schemas-microsoft-com:office:word" xmlns:w="http://schemas.openxmlformats.org/wordprocessingml/2006/main" xmlns:w14="http://schemas.microsoft.com/office/word/2010/wordml" xmlns:w15="http://schemas.microsoft.com/office/word/2012/wordml" xmlns:w16cex="http://schemas.microsoft.com/office/word/2018/wordml/cex" xmlns:w16cid="http://schemas.microsoft.com/office/word/2016/wordml/cid" xmlns:w16="http://schemas.microsoft.com/office/word/2018/wordml" xmlns:w16sdtdh="http://schemas.microsoft.com/office/word/2020/wordml/sdtdatahash" xmlns:w16se="http://schemas.microsoft.com/office/word/2015/wordml/symex" xmlns:wpg="http://schemas.microsoft.com/office/word/2010/wordprocessingGroup" xmlns:wpi="http://schemas.microsoft.com/office/word/2010/wordprocessingInk" xmlns:wne="http://schemas.microsoft.com/office/word/2006/wordml" xmlns:wps="http://schemas.microsoft.com/office/word/2010/wordprocessingShape" mc:Ignorable="w14 w15 w16se w16cid w16 w16cex w16sdtdh wp14">
+<w:ftr xmlns:wpc="http://schemas.microsoft.com/office/word/2010/wordprocessingCanvas" xmlns:cx="http://schemas.microsoft.com/office/drawing/2014/chartex" xmlns:cx1="http://schemas.microsoft.com/office/drawing/2015/9/8/chartex" xmlns:cx2="http://schemas.microsoft.com/office/drawing/2015/10/21/chartex" xmlns:cx3="http://schemas.microsoft.com/office/drawing/2016/5/9/chartex" xmlns:cx4="http://schemas.microsoft.com/office/drawing/2016/5/10/chartex" xmlns:cx5="http://schemas.microsoft.com/office/drawing/2016/5/11/chartex" xmlns:cx6="http://schemas.microsoft.com/office/drawing/2016/5/12/chartex" xmlns:cx7="http://schemas.microsoft.com/office/drawing/2016/5/13/chartex" xmlns:cx8="http://schemas.microsoft.com/office/drawing/2016/5/14/chartex" xmlns:mc="http://schemas.openxmlformats.org/markup-compatibility/2006" xmlns:aink="http://schemas.microsoft.com/office/drawing/2016/ink" xmlns:am3d="http://schemas.microsoft.com/office/drawing/2017/model3d" xmlns:o="urn:schemas-microsoft-com:office:office" xmlns:oel="http://schemas.microsoft.com/office/2019/extlst" xmlns:r="http://schemas.openxmlformats.org/officeDocument/2006/relationships" xmlns:m="http://schemas.openxmlformats.org/officeDocument/2006/math" xmlns:v="urn:schemas-microsoft-com:vml" xmlns:wp14="http://schemas.microsoft.com/office/word/2010/wordprocessingDrawing" xmlns:wp="http://schemas.openxmlformats.org/drawingml/2006/wordprocessingDrawing" xmlns:w10="urn:schemas-microsoft-com:office:word" xmlns:w="http://schemas.openxmlformats.org/wordprocessingml/2006/main" xmlns:w14="http://schemas.microsoft.com/office/word/2010/wordml" xmlns:w15="http://schemas.microsoft.com/office/word/2012/wordml" xmlns:w16cex="http://schemas.microsoft.com/office/word/2018/wordml/cex" xmlns:w16cid="http://schemas.microsoft.com/office/word/2016/wordml/cid" xmlns:w16="http://schemas.microsoft.com/office/word/2018/wordml" xmlns:w16du="http://schemas.microsoft.com/office/word/2023/wordml/word16du" xmlns:w16sdtdh="http://schemas.microsoft.com/office/word/2020/wordml/sdtdatahash" xmlns:w16sdtfl="http://schemas.microsoft.com/office/word/2024/wordml/sdtformatlock" xmlns:w16se="http://schemas.microsoft.com/office/word/2015/wordml/symex" xmlns:wpg="http://schemas.microsoft.com/office/word/2010/wordprocessingGroup" xmlns:wpi="http://schemas.microsoft.com/office/word/2010/wordprocessingInk" xmlns:wne="http://schemas.microsoft.com/office/word/2006/wordml" xmlns:wps="http://schemas.microsoft.com/office/word/2010/wordprocessingShape" mc:Ignorable="w14 w15 w16se w16cid w16 w16cex w16sdtdh w16sdtfl w16du wp14">
   <w:p>
     <w:pPr>
       <w:pStyle w:val="Footer"/>
@@ -1234,7 +1393,7 @@
 </file>
 
 <file path=word/footer2.xml><?xml version="1.0" encoding="utf-8"?>
-<w:ftr xmlns:wpc="http://schemas.microsoft.com/office/word/2010/wordprocessingCanvas" xmlns:cx="http://schemas.microsoft.com/office/drawing/2014/chartex" xmlns:cx1="http://schemas.microsoft.com/office/drawing/2015/9/8/chartex" xmlns:cx2="http://schemas.microsoft.com/office/drawing/2015/10/21/chartex" xmlns:cx3="http://schemas.microsoft.com/office/drawing/2016/5/9/chartex" xmlns:cx4="http://schemas.microsoft.com/office/drawing/2016/5/10/chartex" xmlns:cx5="http://schemas.microsoft.com/office/drawing/2016/5/11/chartex" xmlns:cx6="http://schemas.microsoft.com/office/drawing/2016/5/12/chartex" xmlns:cx7="http://schemas.microsoft.com/office/drawing/2016/5/13/chartex" xmlns:cx8="http://schemas.microsoft.com/office/drawing/2016/5/14/chartex" xmlns:mc="http://schemas.openxmlformats.org/markup-compatibility/2006" xmlns:aink="http://schemas.microsoft.com/office/drawing/2016/ink" xmlns:am3d="http://schemas.microsoft.com/office/drawing/2017/model3d" xmlns:o="urn:schemas-microsoft-com:office:office" xmlns:oel="http://schemas.microsoft.com/office/2019/extlst" xmlns:r="http://schemas.openxmlformats.org/officeDocument/2006/relationships" xmlns:m="http://schemas.openxmlformats.org/officeDocument/2006/math" xmlns:v="urn:schemas-microsoft-com:vml" xmlns:wp14="http://schemas.microsoft.com/office/word/2010/wordprocessingDrawing" xmlns:wp="http://schemas.openxmlformats.org/drawingml/2006/wordprocessingDrawing" xmlns:w10="urn:schemas-microsoft-com:office:word" xmlns:w="http://schemas.openxmlformats.org/wordprocessingml/2006/main" xmlns:w14="http://schemas.microsoft.com/office/word/2010/wordml" xmlns:w15="http://schemas.microsoft.com/office/word/2012/wordml" xmlns:w16cex="http://schemas.microsoft.com/office/word/2018/wordml/cex" xmlns:w16cid="http://schemas.microsoft.com/office/word/2016/wordml/cid" xmlns:w16="http://schemas.microsoft.com/office/word/2018/wordml" xmlns:w16sdtdh="http://schemas.microsoft.com/office/word/2020/wordml/sdtdatahash" xmlns:w16se="http://schemas.microsoft.com/office/word/2015/wordml/symex" xmlns:wpg="http://schemas.microsoft.com/office/word/2010/wordprocessingGroup" xmlns:wpi="http://schemas.microsoft.com/office/word/2010/wordprocessingInk" xmlns:wne="http://schemas.microsoft.com/office/word/2006/wordml" xmlns:wps="http://schemas.microsoft.com/office/word/2010/wordprocessingShape" mc:Ignorable="w14 w15 w16se w16cid w16 w16cex w16sdtdh wp14">
+<w:ftr xmlns:wpc="http://schemas.microsoft.com/office/word/2010/wordprocessingCanvas" xmlns:cx="http://schemas.microsoft.com/office/drawing/2014/chartex" xmlns:cx1="http://schemas.microsoft.com/office/drawing/2015/9/8/chartex" xmlns:cx2="http://schemas.microsoft.com/office/drawing/2015/10/21/chartex" xmlns:cx3="http://schemas.microsoft.com/office/drawing/2016/5/9/chartex" xmlns:cx4="http://schemas.microsoft.com/office/drawing/2016/5/10/chartex" xmlns:cx5="http://schemas.microsoft.com/office/drawing/2016/5/11/chartex" xmlns:cx6="http://schemas.microsoft.com/office/drawing/2016/5/12/chartex" xmlns:cx7="http://schemas.microsoft.com/office/drawing/2016/5/13/chartex" xmlns:cx8="http://schemas.microsoft.com/office/drawing/2016/5/14/chartex" xmlns:mc="http://schemas.openxmlformats.org/markup-compatibility/2006" xmlns:aink="http://schemas.microsoft.com/office/drawing/2016/ink" xmlns:am3d="http://schemas.microsoft.com/office/drawing/2017/model3d" xmlns:o="urn:schemas-microsoft-com:office:office" xmlns:oel="http://schemas.microsoft.com/office/2019/extlst" xmlns:r="http://schemas.openxmlformats.org/officeDocument/2006/relationships" xmlns:m="http://schemas.openxmlformats.org/officeDocument/2006/math" xmlns:v="urn:schemas-microsoft-com:vml" xmlns:wp14="http://schemas.microsoft.com/office/word/2010/wordprocessingDrawing" xmlns:wp="http://schemas.openxmlformats.org/drawingml/2006/wordprocessingDrawing" xmlns:w10="urn:schemas-microsoft-com:office:word" xmlns:w="http://schemas.openxmlformats.org/wordprocessingml/2006/main" xmlns:w14="http://schemas.microsoft.com/office/word/2010/wordml" xmlns:w15="http://schemas.microsoft.com/office/word/2012/wordml" xmlns:w16cex="http://schemas.microsoft.com/office/word/2018/wordml/cex" xmlns:w16cid="http://schemas.microsoft.com/office/word/2016/wordml/cid" xmlns:w16="http://schemas.microsoft.com/office/word/2018/wordml" xmlns:w16du="http://schemas.microsoft.com/office/word/2023/wordml/word16du" xmlns:w16sdtdh="http://schemas.microsoft.com/office/word/2020/wordml/sdtdatahash" xmlns:w16sdtfl="http://schemas.microsoft.com/office/word/2024/wordml/sdtformatlock" xmlns:w16se="http://schemas.microsoft.com/office/word/2015/wordml/symex" xmlns:wpg="http://schemas.microsoft.com/office/word/2010/wordprocessingGroup" xmlns:wpi="http://schemas.microsoft.com/office/word/2010/wordprocessingInk" xmlns:wne="http://schemas.microsoft.com/office/word/2006/wordml" xmlns:wps="http://schemas.microsoft.com/office/word/2010/wordprocessingShape" mc:Ignorable="w14 w15 w16se w16cid w16 w16cex w16sdtdh w16sdtfl w16du wp14">
   <w:p>
     <w:pPr>
       <w:pStyle w:val="Footer"/>
@@ -1244,7 +1403,7 @@
 </file>
 
 <file path=word/footer3.xml><?xml version="1.0" encoding="utf-8"?>
-<w:ftr xmlns:wpc="http://schemas.microsoft.com/office/word/2010/wordprocessingCanvas" xmlns:cx="http://schemas.microsoft.com/office/drawing/2014/chartex" xmlns:cx1="http://schemas.microsoft.com/office/drawing/2015/9/8/chartex" xmlns:cx2="http://schemas.microsoft.com/office/drawing/2015/10/21/chartex" xmlns:cx3="http://schemas.microsoft.com/office/drawing/2016/5/9/chartex" xmlns:cx4="http://schemas.microsoft.com/office/drawing/2016/5/10/chartex" xmlns:cx5="http://schemas.microsoft.com/office/drawing/2016/5/11/chartex" xmlns:cx6="http://schemas.microsoft.com/office/drawing/2016/5/12/chartex" xmlns:cx7="http://schemas.microsoft.com/office/drawing/2016/5/13/chartex" xmlns:cx8="http://schemas.microsoft.com/office/drawing/2016/5/14/chartex" xmlns:mc="http://schemas.openxmlformats.org/markup-compatibility/2006" xmlns:aink="http://schemas.microsoft.com/office/drawing/2016/ink" xmlns:am3d="http://schemas.microsoft.com/office/drawing/2017/model3d" xmlns:o="urn:schemas-microsoft-com:office:office" xmlns:oel="http://schemas.microsoft.com/office/2019/extlst" xmlns:r="http://schemas.openxmlformats.org/officeDocument/2006/relationships" xmlns:m="http://schemas.openxmlformats.org/officeDocument/2006/math" xmlns:v="urn:schemas-microsoft-com:vml" xmlns:wp14="http://schemas.microsoft.com/office/word/2010/wordprocessingDrawing" xmlns:wp="http://schemas.openxmlformats.org/drawingml/2006/wordprocessingDrawing" xmlns:w10="urn:schemas-microsoft-com:office:word" xmlns:w="http://schemas.openxmlformats.org/wordprocessingml/2006/main" xmlns:w14="http://schemas.microsoft.com/office/word/2010/wordml" xmlns:w15="http://schemas.microsoft.com/office/word/2012/wordml" xmlns:w16cex="http://schemas.microsoft.com/office/word/2018/wordml/cex" xmlns:w16cid="http://schemas.microsoft.com/office/word/2016/wordml/cid" xmlns:w16="http://schemas.microsoft.com/office/word/2018/wordml" xmlns:w16sdtdh="http://schemas.microsoft.com/office/word/2020/wordml/sdtdatahash" xmlns:w16se="http://schemas.microsoft.com/office/word/2015/wordml/symex" xmlns:wpg="http://schemas.microsoft.com/office/word/2010/wordprocessingGroup" xmlns:wpi="http://schemas.microsoft.com/office/word/2010/wordprocessingInk" xmlns:wne="http://schemas.microsoft.com/office/word/2006/wordml" xmlns:wps="http://schemas.microsoft.com/office/word/2010/wordprocessingShape" mc:Ignorable="w14 w15 w16se w16cid w16 w16cex w16sdtdh wp14">
+<w:ftr xmlns:wpc="http://schemas.microsoft.com/office/word/2010/wordprocessingCanvas" xmlns:cx="http://schemas.microsoft.com/office/drawing/2014/chartex" xmlns:cx1="http://schemas.microsoft.com/office/drawing/2015/9/8/chartex" xmlns:cx2="http://schemas.microsoft.com/office/drawing/2015/10/21/chartex" xmlns:cx3="http://schemas.microsoft.com/office/drawing/2016/5/9/chartex" xmlns:cx4="http://schemas.microsoft.com/office/drawing/2016/5/10/chartex" xmlns:cx5="http://schemas.microsoft.com/office/drawing/2016/5/11/chartex" xmlns:cx6="http://schemas.microsoft.com/office/drawing/2016/5/12/chartex" xmlns:cx7="http://schemas.microsoft.com/office/drawing/2016/5/13/chartex" xmlns:cx8="http://schemas.microsoft.com/office/drawing/2016/5/14/chartex" xmlns:mc="http://schemas.openxmlformats.org/markup-compatibility/2006" xmlns:aink="http://schemas.microsoft.com/office/drawing/2016/ink" xmlns:am3d="http://schemas.microsoft.com/office/drawing/2017/model3d" xmlns:o="urn:schemas-microsoft-com:office:office" xmlns:oel="http://schemas.microsoft.com/office/2019/extlst" xmlns:r="http://schemas.openxmlformats.org/officeDocument/2006/relationships" xmlns:m="http://schemas.openxmlformats.org/officeDocument/2006/math" xmlns:v="urn:schemas-microsoft-com:vml" xmlns:wp14="http://schemas.microsoft.com/office/word/2010/wordprocessingDrawing" xmlns:wp="http://schemas.openxmlformats.org/drawingml/2006/wordprocessingDrawing" xmlns:w10="urn:schemas-microsoft-com:office:word" xmlns:w="http://schemas.openxmlformats.org/wordprocessingml/2006/main" xmlns:w14="http://schemas.microsoft.com/office/word/2010/wordml" xmlns:w15="http://schemas.microsoft.com/office/word/2012/wordml" xmlns:w16cex="http://schemas.microsoft.com/office/word/2018/wordml/cex" xmlns:w16cid="http://schemas.microsoft.com/office/word/2016/wordml/cid" xmlns:w16="http://schemas.microsoft.com/office/word/2018/wordml" xmlns:w16du="http://schemas.microsoft.com/office/word/2023/wordml/word16du" xmlns:w16sdtdh="http://schemas.microsoft.com/office/word/2020/wordml/sdtdatahash" xmlns:w16sdtfl="http://schemas.microsoft.com/office/word/2024/wordml/sdtformatlock" xmlns:w16se="http://schemas.microsoft.com/office/word/2015/wordml/symex" xmlns:wpg="http://schemas.microsoft.com/office/word/2010/wordprocessingGroup" xmlns:wpi="http://schemas.microsoft.com/office/word/2010/wordprocessingInk" xmlns:wne="http://schemas.microsoft.com/office/word/2006/wordml" xmlns:wps="http://schemas.microsoft.com/office/word/2010/wordprocessingShape" mc:Ignorable="w14 w15 w16se w16cid w16 w16cex w16sdtdh w16sdtfl w16du wp14">
   <w:p>
     <w:pPr>
       <w:pStyle w:val="Footer"/>
@@ -1254,7 +1413,7 @@
 </file>
 
 <file path=word/footnotes.xml><?xml version="1.0" encoding="utf-8"?>
-<w:footnotes xmlns:wpc="http://schemas.microsoft.com/office/word/2010/wordprocessingCanvas" xmlns:cx="http://schemas.microsoft.com/office/drawing/2014/chartex" xmlns:cx1="http://schemas.microsoft.com/office/drawing/2015/9/8/chartex" xmlns:cx2="http://schemas.microsoft.com/office/drawing/2015/10/21/chartex" xmlns:cx3="http://schemas.microsoft.com/office/drawing/2016/5/9/chartex" xmlns:cx4="http://schemas.microsoft.com/office/drawing/2016/5/10/chartex" xmlns:cx5="http://schemas.microsoft.com/office/drawing/2016/5/11/chartex" xmlns:cx6="http://schemas.microsoft.com/office/drawing/2016/5/12/chartex" xmlns:cx7="http://schemas.microsoft.com/office/drawing/2016/5/13/chartex" xmlns:cx8="http://schemas.microsoft.com/office/drawing/2016/5/14/chartex" xmlns:mc="http://schemas.openxmlformats.org/markup-compatibility/2006" xmlns:aink="http://schemas.microsoft.com/office/drawing/2016/ink" xmlns:am3d="http://schemas.microsoft.com/office/drawing/2017/model3d" xmlns:o="urn:schemas-microsoft-com:office:office" xmlns:oel="http://schemas.microsoft.com/office/2019/extlst" xmlns:r="http://schemas.openxmlformats.org/officeDocument/2006/relationships" xmlns:m="http://schemas.openxmlformats.org/officeDocument/2006/math" xmlns:v="urn:schemas-microsoft-com:vml" xmlns:wp14="http://schemas.microsoft.com/office/word/2010/wordprocessingDrawing" xmlns:wp="http://schemas.openxmlformats.org/drawingml/2006/wordprocessingDrawing" xmlns:w10="urn:schemas-microsoft-com:office:word" xmlns:w="http://schemas.openxmlformats.org/wordprocessingml/2006/main" xmlns:w14="http://schemas.microsoft.com/office/word/2010/wordml" xmlns:w15="http://schemas.microsoft.com/office/word/2012/wordml" xmlns:w16cex="http://schemas.microsoft.com/office/word/2018/wordml/cex" xmlns:w16cid="http://schemas.microsoft.com/office/word/2016/wordml/cid" xmlns:w16="http://schemas.microsoft.com/office/word/2018/wordml" xmlns:w16sdtdh="http://schemas.microsoft.com/office/word/2020/wordml/sdtdatahash" xmlns:w16se="http://schemas.microsoft.com/office/word/2015/wordml/symex" xmlns:wpg="http://schemas.microsoft.com/office/word/2010/wordprocessingGroup" xmlns:wpi="http://schemas.microsoft.com/office/word/2010/wordprocessingInk" xmlns:wne="http://schemas.microsoft.com/office/word/2006/wordml" xmlns:wps="http://schemas.microsoft.com/office/word/2010/wordprocessingShape" mc:Ignorable="w14 w15 w16se w16cid w16 w16cex w16sdtdh wp14">
+<w:footnotes xmlns:wpc="http://schemas.microsoft.com/office/word/2010/wordprocessingCanvas" xmlns:cx="http://schemas.microsoft.com/office/drawing/2014/chartex" xmlns:cx1="http://schemas.microsoft.com/office/drawing/2015/9/8/chartex" xmlns:cx2="http://schemas.microsoft.com/office/drawing/2015/10/21/chartex" xmlns:cx3="http://schemas.microsoft.com/office/drawing/2016/5/9/chartex" xmlns:cx4="http://schemas.microsoft.com/office/drawing/2016/5/10/chartex" xmlns:cx5="http://schemas.microsoft.com/office/drawing/2016/5/11/chartex" xmlns:cx6="http://schemas.microsoft.com/office/drawing/2016/5/12/chartex" xmlns:cx7="http://schemas.microsoft.com/office/drawing/2016/5/13/chartex" xmlns:cx8="http://schemas.microsoft.com/office/drawing/2016/5/14/chartex" xmlns:mc="http://schemas.openxmlformats.org/markup-compatibility/2006" xmlns:aink="http://schemas.microsoft.com/office/drawing/2016/ink" xmlns:am3d="http://schemas.microsoft.com/office/drawing/2017/model3d" xmlns:o="urn:schemas-microsoft-com:office:office" xmlns:oel="http://schemas.microsoft.com/office/2019/extlst" xmlns:r="http://schemas.openxmlformats.org/officeDocument/2006/relationships" xmlns:m="http://schemas.openxmlformats.org/officeDocument/2006/math" xmlns:v="urn:schemas-microsoft-com:vml" xmlns:wp14="http://schemas.microsoft.com/office/word/2010/wordprocessingDrawing" xmlns:wp="http://schemas.openxmlformats.org/drawingml/2006/wordprocessingDrawing" xmlns:w10="urn:schemas-microsoft-com:office:word" xmlns:w="http://schemas.openxmlformats.org/wordprocessingml/2006/main" xmlns:w14="http://schemas.microsoft.com/office/word/2010/wordml" xmlns:w15="http://schemas.microsoft.com/office/word/2012/wordml" xmlns:w16cex="http://schemas.microsoft.com/office/word/2018/wordml/cex" xmlns:w16cid="http://schemas.microsoft.com/office/word/2016/wordml/cid" xmlns:w16="http://schemas.microsoft.com/office/word/2018/wordml" xmlns:w16du="http://schemas.microsoft.com/office/word/2023/wordml/word16du" xmlns:w16sdtdh="http://schemas.microsoft.com/office/word/2020/wordml/sdtdatahash" xmlns:w16sdtfl="http://schemas.microsoft.com/office/word/2024/wordml/sdtformatlock" xmlns:w16se="http://schemas.microsoft.com/office/word/2015/wordml/symex" xmlns:wpg="http://schemas.microsoft.com/office/word/2010/wordprocessingGroup" xmlns:wpi="http://schemas.microsoft.com/office/word/2010/wordprocessingInk" xmlns:wne="http://schemas.microsoft.com/office/word/2006/wordml" xmlns:wps="http://schemas.microsoft.com/office/word/2010/wordprocessingShape" mc:Ignorable="w14 w15 w16se w16cid w16 w16cex w16sdtdh w16sdtfl w16du wp14">
   <w:footnote w:type="separator" w:id="-1">
     <w:p>
       <w:pPr>
@@ -1279,7 +1438,7 @@
 </file>
 
 <file path=word/header1.xml><?xml version="1.0" encoding="utf-8"?>
-<w:hdr xmlns:wpc="http://schemas.microsoft.com/office/word/2010/wordprocessingCanvas" xmlns:cx="http://schemas.microsoft.com/office/drawing/2014/chartex" xmlns:cx1="http://schemas.microsoft.com/office/drawing/2015/9/8/chartex" xmlns:cx2="http://schemas.microsoft.com/office/drawing/2015/10/21/chartex" xmlns:cx3="http://schemas.microsoft.com/office/drawing/2016/5/9/chartex" xmlns:cx4="http://schemas.microsoft.com/office/drawing/2016/5/10/chartex" xmlns:cx5="http://schemas.microsoft.com/office/drawing/2016/5/11/chartex" xmlns:cx6="http://schemas.microsoft.com/office/drawing/2016/5/12/chartex" xmlns:cx7="http://schemas.microsoft.com/office/drawing/2016/5/13/chartex" xmlns:cx8="http://schemas.microsoft.com/office/drawing/2016/5/14/chartex" xmlns:mc="http://schemas.openxmlformats.org/markup-compatibility/2006" xmlns:aink="http://schemas.microsoft.com/office/drawing/2016/ink" xmlns:am3d="http://schemas.microsoft.com/office/drawing/2017/model3d" xmlns:o="urn:schemas-microsoft-com:office:office" xmlns:oel="http://schemas.microsoft.com/office/2019/extlst" xmlns:r="http://schemas.openxmlformats.org/officeDocument/2006/relationships" xmlns:m="http://schemas.openxmlformats.org/officeDocument/2006/math" xmlns:v="urn:schemas-microsoft-com:vml" xmlns:wp14="http://schemas.microsoft.com/office/word/2010/wordprocessingDrawing" xmlns:wp="http://schemas.openxmlformats.org/drawingml/2006/wordprocessingDrawing" xmlns:w10="urn:schemas-microsoft-com:office:word" xmlns:w="http://schemas.openxmlformats.org/wordprocessingml/2006/main" xmlns:w14="http://schemas.microsoft.com/office/word/2010/wordml" xmlns:w15="http://schemas.microsoft.com/office/word/2012/wordml" xmlns:w16cex="http://schemas.microsoft.com/office/word/2018/wordml/cex" xmlns:w16cid="http://schemas.microsoft.com/office/word/2016/wordml/cid" xmlns:w16="http://schemas.microsoft.com/office/word/2018/wordml" xmlns:w16sdtdh="http://schemas.microsoft.com/office/word/2020/wordml/sdtdatahash" xmlns:w16se="http://schemas.microsoft.com/office/word/2015/wordml/symex" xmlns:wpg="http://schemas.microsoft.com/office/word/2010/wordprocessingGroup" xmlns:wpi="http://schemas.microsoft.com/office/word/2010/wordprocessingInk" xmlns:wne="http://schemas.microsoft.com/office/word/2006/wordml" xmlns:wps="http://schemas.microsoft.com/office/word/2010/wordprocessingShape" mc:Ignorable="w14 w15 w16se w16cid w16 w16cex w16sdtdh wp14">
+<w:hdr xmlns:wpc="http://schemas.microsoft.com/office/word/2010/wordprocessingCanvas" xmlns:cx="http://schemas.microsoft.com/office/drawing/2014/chartex" xmlns:cx1="http://schemas.microsoft.com/office/drawing/2015/9/8/chartex" xmlns:cx2="http://schemas.microsoft.com/office/drawing/2015/10/21/chartex" xmlns:cx3="http://schemas.microsoft.com/office/drawing/2016/5/9/chartex" xmlns:cx4="http://schemas.microsoft.com/office/drawing/2016/5/10/chartex" xmlns:cx5="http://schemas.microsoft.com/office/drawing/2016/5/11/chartex" xmlns:cx6="http://schemas.microsoft.com/office/drawing/2016/5/12/chartex" xmlns:cx7="http://schemas.microsoft.com/office/drawing/2016/5/13/chartex" xmlns:cx8="http://schemas.microsoft.com/office/drawing/2016/5/14/chartex" xmlns:mc="http://schemas.openxmlformats.org/markup-compatibility/2006" xmlns:aink="http://schemas.microsoft.com/office/drawing/2016/ink" xmlns:am3d="http://schemas.microsoft.com/office/drawing/2017/model3d" xmlns:o="urn:schemas-microsoft-com:office:office" xmlns:oel="http://schemas.microsoft.com/office/2019/extlst" xmlns:r="http://schemas.openxmlformats.org/officeDocument/2006/relationships" xmlns:m="http://schemas.openxmlformats.org/officeDocument/2006/math" xmlns:v="urn:schemas-microsoft-com:vml" xmlns:wp14="http://schemas.microsoft.com/office/word/2010/wordprocessingDrawing" xmlns:wp="http://schemas.openxmlformats.org/drawingml/2006/wordprocessingDrawing" xmlns:w10="urn:schemas-microsoft-com:office:word" xmlns:w="http://schemas.openxmlformats.org/wordprocessingml/2006/main" xmlns:w14="http://schemas.microsoft.com/office/word/2010/wordml" xmlns:w15="http://schemas.microsoft.com/office/word/2012/wordml" xmlns:w16cex="http://schemas.microsoft.com/office/word/2018/wordml/cex" xmlns:w16cid="http://schemas.microsoft.com/office/word/2016/wordml/cid" xmlns:w16="http://schemas.microsoft.com/office/word/2018/wordml" xmlns:w16du="http://schemas.microsoft.com/office/word/2023/wordml/word16du" xmlns:w16sdtdh="http://schemas.microsoft.com/office/word/2020/wordml/sdtdatahash" xmlns:w16sdtfl="http://schemas.microsoft.com/office/word/2024/wordml/sdtformatlock" xmlns:w16se="http://schemas.microsoft.com/office/word/2015/wordml/symex" xmlns:wpg="http://schemas.microsoft.com/office/word/2010/wordprocessingGroup" xmlns:wpi="http://schemas.microsoft.com/office/word/2010/wordprocessingInk" xmlns:wne="http://schemas.microsoft.com/office/word/2006/wordml" xmlns:wps="http://schemas.microsoft.com/office/word/2010/wordprocessingShape" mc:Ignorable="w14 w15 w16se w16cid w16 w16cex w16sdtdh w16sdtfl w16du wp14">
   <w:p>
     <w:pPr>
       <w:pStyle w:val="Header"/>
@@ -1289,7 +1448,7 @@
 </file>
 
 <file path=word/header2.xml><?xml version="1.0" encoding="utf-8"?>
-<w:hdr xmlns:wpc="http://schemas.microsoft.com/office/word/2010/wordprocessingCanvas" xmlns:cx="http://schemas.microsoft.com/office/drawing/2014/chartex" xmlns:cx1="http://schemas.microsoft.com/office/drawing/2015/9/8/chartex" xmlns:cx2="http://schemas.microsoft.com/office/drawing/2015/10/21/chartex" xmlns:cx3="http://schemas.microsoft.com/office/drawing/2016/5/9/chartex" xmlns:cx4="http://schemas.microsoft.com/office/drawing/2016/5/10/chartex" xmlns:cx5="http://schemas.microsoft.com/office/drawing/2016/5/11/chartex" xmlns:cx6="http://schemas.microsoft.com/office/drawing/2016/5/12/chartex" xmlns:cx7="http://schemas.microsoft.com/office/drawing/2016/5/13/chartex" xmlns:cx8="http://schemas.microsoft.com/office/drawing/2016/5/14/chartex" xmlns:mc="http://schemas.openxmlformats.org/markup-compatibility/2006" xmlns:aink="http://schemas.microsoft.com/office/drawing/2016/ink" xmlns:am3d="http://schemas.microsoft.com/office/drawing/2017/model3d" xmlns:o="urn:schemas-microsoft-com:office:office" xmlns:oel="http://schemas.microsoft.com/office/2019/extlst" xmlns:r="http://schemas.openxmlformats.org/officeDocument/2006/relationships" xmlns:m="http://schemas.openxmlformats.org/officeDocument/2006/math" xmlns:v="urn:schemas-microsoft-com:vml" xmlns:wp14="http://schemas.microsoft.com/office/word/2010/wordprocessingDrawing" xmlns:wp="http://schemas.openxmlformats.org/drawingml/2006/wordprocessingDrawing" xmlns:w10="urn:schemas-microsoft-com:office:word" xmlns:w="http://schemas.openxmlformats.org/wordprocessingml/2006/main" xmlns:w14="http://schemas.microsoft.com/office/word/2010/wordml" xmlns:w15="http://schemas.microsoft.com/office/word/2012/wordml" xmlns:w16cex="http://schemas.microsoft.com/office/word/2018/wordml/cex" xmlns:w16cid="http://schemas.microsoft.com/office/word/2016/wordml/cid" xmlns:w16="http://schemas.microsoft.com/office/word/2018/wordml" xmlns:w16sdtdh="http://schemas.microsoft.com/office/word/2020/wordml/sdtdatahash" xmlns:w16se="http://schemas.microsoft.com/office/word/2015/wordml/symex" xmlns:wpg="http://schemas.microsoft.com/office/word/2010/wordprocessingGroup" xmlns:wpi="http://schemas.microsoft.com/office/word/2010/wordprocessingInk" xmlns:wne="http://schemas.microsoft.com/office/word/2006/wordml" xmlns:wps="http://schemas.microsoft.com/office/word/2010/wordprocessingShape" mc:Ignorable="w14 w15 w16se w16cid w16 w16cex w16sdtdh wp14">
+<w:hdr xmlns:wpc="http://schemas.microsoft.com/office/word/2010/wordprocessingCanvas" xmlns:cx="http://schemas.microsoft.com/office/drawing/2014/chartex" xmlns:cx1="http://schemas.microsoft.com/office/drawing/2015/9/8/chartex" xmlns:cx2="http://schemas.microsoft.com/office/drawing/2015/10/21/chartex" xmlns:cx3="http://schemas.microsoft.com/office/drawing/2016/5/9/chartex" xmlns:cx4="http://schemas.microsoft.com/office/drawing/2016/5/10/chartex" xmlns:cx5="http://schemas.microsoft.com/office/drawing/2016/5/11/chartex" xmlns:cx6="http://schemas.microsoft.com/office/drawing/2016/5/12/chartex" xmlns:cx7="http://schemas.microsoft.com/office/drawing/2016/5/13/chartex" xmlns:cx8="http://schemas.microsoft.com/office/drawing/2016/5/14/chartex" xmlns:mc="http://schemas.openxmlformats.org/markup-compatibility/2006" xmlns:aink="http://schemas.microsoft.com/office/drawing/2016/ink" xmlns:am3d="http://schemas.microsoft.com/office/drawing/2017/model3d" xmlns:o="urn:schemas-microsoft-com:office:office" xmlns:oel="http://schemas.microsoft.com/office/2019/extlst" xmlns:r="http://schemas.openxmlformats.org/officeDocument/2006/relationships" xmlns:m="http://schemas.openxmlformats.org/officeDocument/2006/math" xmlns:v="urn:schemas-microsoft-com:vml" xmlns:wp14="http://schemas.microsoft.com/office/word/2010/wordprocessingDrawing" xmlns:wp="http://schemas.openxmlformats.org/drawingml/2006/wordprocessingDrawing" xmlns:w10="urn:schemas-microsoft-com:office:word" xmlns:w="http://schemas.openxmlformats.org/wordprocessingml/2006/main" xmlns:w14="http://schemas.microsoft.com/office/word/2010/wordml" xmlns:w15="http://schemas.microsoft.com/office/word/2012/wordml" xmlns:w16cex="http://schemas.microsoft.com/office/word/2018/wordml/cex" xmlns:w16cid="http://schemas.microsoft.com/office/word/2016/wordml/cid" xmlns:w16="http://schemas.microsoft.com/office/word/2018/wordml" xmlns:w16du="http://schemas.microsoft.com/office/word/2023/wordml/word16du" xmlns:w16sdtdh="http://schemas.microsoft.com/office/word/2020/wordml/sdtdatahash" xmlns:w16sdtfl="http://schemas.microsoft.com/office/word/2024/wordml/sdtformatlock" xmlns:w16se="http://schemas.microsoft.com/office/word/2015/wordml/symex" xmlns:wpg="http://schemas.microsoft.com/office/word/2010/wordprocessingGroup" xmlns:wpi="http://schemas.microsoft.com/office/word/2010/wordprocessingInk" xmlns:wne="http://schemas.microsoft.com/office/word/2006/wordml" xmlns:wps="http://schemas.microsoft.com/office/word/2010/wordprocessingShape" mc:Ignorable="w14 w15 w16se w16cid w16 w16cex w16sdtdh w16sdtfl w16du wp14">
   <w:p>
     <w:pPr>
       <w:pStyle w:val="Header"/>
@@ -1300,7 +1459,7 @@
 </file>
 
 <file path=word/header3.xml><?xml version="1.0" encoding="utf-8"?>
-<w:hdr xmlns:wpc="http://schemas.microsoft.com/office/word/2010/wordprocessingCanvas" xmlns:cx="http://schemas.microsoft.com/office/drawing/2014/chartex" xmlns:cx1="http://schemas.microsoft.com/office/drawing/2015/9/8/chartex" xmlns:cx2="http://schemas.microsoft.com/office/drawing/2015/10/21/chartex" xmlns:cx3="http://schemas.microsoft.com/office/drawing/2016/5/9/chartex" xmlns:cx4="http://schemas.microsoft.com/office/drawing/2016/5/10/chartex" xmlns:cx5="http://schemas.microsoft.com/office/drawing/2016/5/11/chartex" xmlns:cx6="http://schemas.microsoft.com/office/drawing/2016/5/12/chartex" xmlns:cx7="http://schemas.microsoft.com/office/drawing/2016/5/13/chartex" xmlns:cx8="http://schemas.microsoft.com/office/drawing/2016/5/14/chartex" xmlns:mc="http://schemas.openxmlformats.org/markup-compatibility/2006" xmlns:aink="http://schemas.microsoft.com/office/drawing/2016/ink" xmlns:am3d="http://schemas.microsoft.com/office/drawing/2017/model3d" xmlns:o="urn:schemas-microsoft-com:office:office" xmlns:oel="http://schemas.microsoft.com/office/2019/extlst" xmlns:r="http://schemas.openxmlformats.org/officeDocument/2006/relationships" xmlns:m="http://schemas.openxmlformats.org/officeDocument/2006/math" xmlns:v="urn:schemas-microsoft-com:vml" xmlns:wp14="http://schemas.microsoft.com/office/word/2010/wordprocessingDrawing" xmlns:wp="http://schemas.openxmlformats.org/drawingml/2006/wordprocessingDrawing" xmlns:w10="urn:schemas-microsoft-com:office:word" xmlns:w="http://schemas.openxmlformats.org/wordprocessingml/2006/main" xmlns:w14="http://schemas.microsoft.com/office/word/2010/wordml" xmlns:w15="http://schemas.microsoft.com/office/word/2012/wordml" xmlns:w16cex="http://schemas.microsoft.com/office/word/2018/wordml/cex" xmlns:w16cid="http://schemas.microsoft.com/office/word/2016/wordml/cid" xmlns:w16="http://schemas.microsoft.com/office/word/2018/wordml" xmlns:w16sdtdh="http://schemas.microsoft.com/office/word/2020/wordml/sdtdatahash" xmlns:w16se="http://schemas.microsoft.com/office/word/2015/wordml/symex" xmlns:wpg="http://schemas.microsoft.com/office/word/2010/wordprocessingGroup" xmlns:wpi="http://schemas.microsoft.com/office/word/2010/wordprocessingInk" xmlns:wne="http://schemas.microsoft.com/office/word/2006/wordml" xmlns:wps="http://schemas.microsoft.com/office/word/2010/wordprocessingShape" mc:Ignorable="w14 w15 w16se w16cid w16 w16cex w16sdtdh wp14">
+<w:hdr xmlns:wpc="http://schemas.microsoft.com/office/word/2010/wordprocessingCanvas" xmlns:cx="http://schemas.microsoft.com/office/drawing/2014/chartex" xmlns:cx1="http://schemas.microsoft.com/office/drawing/2015/9/8/chartex" xmlns:cx2="http://schemas.microsoft.com/office/drawing/2015/10/21/chartex" xmlns:cx3="http://schemas.microsoft.com/office/drawing/2016/5/9/chartex" xmlns:cx4="http://schemas.microsoft.com/office/drawing/2016/5/10/chartex" xmlns:cx5="http://schemas.microsoft.com/office/drawing/2016/5/11/chartex" xmlns:cx6="http://schemas.microsoft.com/office/drawing/2016/5/12/chartex" xmlns:cx7="http://schemas.microsoft.com/office/drawing/2016/5/13/chartex" xmlns:cx8="http://schemas.microsoft.com/office/drawing/2016/5/14/chartex" xmlns:mc="http://schemas.openxmlformats.org/markup-compatibility/2006" xmlns:aink="http://schemas.microsoft.com/office/drawing/2016/ink" xmlns:am3d="http://schemas.microsoft.com/office/drawing/2017/model3d" xmlns:o="urn:schemas-microsoft-com:office:office" xmlns:oel="http://schemas.microsoft.com/office/2019/extlst" xmlns:r="http://schemas.openxmlformats.org/officeDocument/2006/relationships" xmlns:m="http://schemas.openxmlformats.org/officeDocument/2006/math" xmlns:v="urn:schemas-microsoft-com:vml" xmlns:wp14="http://schemas.microsoft.com/office/word/2010/wordprocessingDrawing" xmlns:wp="http://schemas.openxmlformats.org/drawingml/2006/wordprocessingDrawing" xmlns:w10="urn:schemas-microsoft-com:office:word" xmlns:w="http://schemas.openxmlformats.org/wordprocessingml/2006/main" xmlns:w14="http://schemas.microsoft.com/office/word/2010/wordml" xmlns:w15="http://schemas.microsoft.com/office/word/2012/wordml" xmlns:w16cex="http://schemas.microsoft.com/office/word/2018/wordml/cex" xmlns:w16cid="http://schemas.microsoft.com/office/word/2016/wordml/cid" xmlns:w16="http://schemas.microsoft.com/office/word/2018/wordml" xmlns:w16du="http://schemas.microsoft.com/office/word/2023/wordml/word16du" xmlns:w16sdtdh="http://schemas.microsoft.com/office/word/2020/wordml/sdtdatahash" xmlns:w16sdtfl="http://schemas.microsoft.com/office/word/2024/wordml/sdtformatlock" xmlns:w16se="http://schemas.microsoft.com/office/word/2015/wordml/symex" xmlns:wpg="http://schemas.microsoft.com/office/word/2010/wordprocessingGroup" xmlns:wpi="http://schemas.microsoft.com/office/word/2010/wordprocessingInk" xmlns:wne="http://schemas.microsoft.com/office/word/2006/wordml" xmlns:wps="http://schemas.microsoft.com/office/word/2010/wordprocessingShape" mc:Ignorable="w14 w15 w16se w16cid w16 w16cex w16sdtdh w16sdtfl w16du wp14">
   <w:p>
     <w:pPr>
       <w:pStyle w:val="Header"/>
@@ -1309,7 +1468,7 @@
     <w:r>
       <w:tab/>
       <w:tab/>
-      <w:t>2026-06-17</w:t>
+      <w:t>2026-06-18</w:t>
       <w:br/>
       <w:br/>
     </w:r>
@@ -1326,7 +1485,7 @@
 </file>
 
 <file path=word/numbering.xml><?xml version="1.0" encoding="utf-8"?>
-<w:numbering xmlns:wpc="http://schemas.microsoft.com/office/word/2010/wordprocessingCanvas" xmlns:cx="http://schemas.microsoft.com/office/drawing/2014/chartex" xmlns:cx1="http://schemas.microsoft.com/office/drawing/2015/9/8/chartex" xmlns:cx2="http://schemas.microsoft.com/office/drawing/2015/10/21/chartex" xmlns:cx3="http://schemas.microsoft.com/office/drawing/2016/5/9/chartex" xmlns:cx4="http://schemas.microsoft.com/office/drawing/2016/5/10/chartex" xmlns:cx5="http://schemas.microsoft.com/office/drawing/2016/5/11/chartex" xmlns:cx6="http://schemas.microsoft.com/office/drawing/2016/5/12/chartex" xmlns:cx7="http://schemas.microsoft.com/office/drawing/2016/5/13/chartex" xmlns:cx8="http://schemas.microsoft.com/office/drawing/2016/5/14/chartex" xmlns:mc="http://schemas.openxmlformats.org/markup-compatibility/2006" xmlns:aink="http://schemas.microsoft.com/office/drawing/2016/ink" xmlns:am3d="http://schemas.microsoft.com/office/drawing/2017/model3d" xmlns:o="urn:schemas-microsoft-com:office:office" xmlns:oel="http://schemas.microsoft.com/office/2019/extlst" xmlns:r="http://schemas.openxmlformats.org/officeDocument/2006/relationships" xmlns:m="http://schemas.openxmlformats.org/officeDocument/2006/math" xmlns:v="urn:schemas-microsoft-com:vml" xmlns:wp14="http://schemas.microsoft.com/office/word/2010/wordprocessingDrawing" xmlns:wp="http://schemas.openxmlformats.org/drawingml/2006/wordprocessingDrawing" xmlns:w10="urn:schemas-microsoft-com:office:word" xmlns:w="http://schemas.openxmlformats.org/wordprocessingml/2006/main" xmlns:w14="http://schemas.microsoft.com/office/word/2010/wordml" xmlns:w15="http://schemas.microsoft.com/office/word/2012/wordml" xmlns:w16cex="http://schemas.microsoft.com/office/word/2018/wordml/cex" xmlns:w16cid="http://schemas.microsoft.com/office/word/2016/wordml/cid" xmlns:w16="http://schemas.microsoft.com/office/word/2018/wordml" xmlns:w16sdtdh="http://schemas.microsoft.com/office/word/2020/wordml/sdtdatahash" xmlns:w16se="http://schemas.microsoft.com/office/word/2015/wordml/symex" xmlns:wpg="http://schemas.microsoft.com/office/word/2010/wordprocessingGroup" xmlns:wpi="http://schemas.microsoft.com/office/word/2010/wordprocessingInk" xmlns:wne="http://schemas.microsoft.com/office/word/2006/wordml" xmlns:wps="http://schemas.microsoft.com/office/word/2010/wordprocessingShape" mc:Ignorable="w14 w15 w16se w16cid w16 w16cex w16sdtdh wp14">
+<w:numbering xmlns:wpc="http://schemas.microsoft.com/office/word/2010/wordprocessingCanvas" xmlns:cx="http://schemas.microsoft.com/office/drawing/2014/chartex" xmlns:cx1="http://schemas.microsoft.com/office/drawing/2015/9/8/chartex" xmlns:cx2="http://schemas.microsoft.com/office/drawing/2015/10/21/chartex" xmlns:cx3="http://schemas.microsoft.com/office/drawing/2016/5/9/chartex" xmlns:cx4="http://schemas.microsoft.com/office/drawing/2016/5/10/chartex" xmlns:cx5="http://schemas.microsoft.com/office/drawing/2016/5/11/chartex" xmlns:cx6="http://schemas.microsoft.com/office/drawing/2016/5/12/chartex" xmlns:cx7="http://schemas.microsoft.com/office/drawing/2016/5/13/chartex" xmlns:cx8="http://schemas.microsoft.com/office/drawing/2016/5/14/chartex" xmlns:mc="http://schemas.openxmlformats.org/markup-compatibility/2006" xmlns:aink="http://schemas.microsoft.com/office/drawing/2016/ink" xmlns:am3d="http://schemas.microsoft.com/office/drawing/2017/model3d" xmlns:o="urn:schemas-microsoft-com:office:office" xmlns:oel="http://schemas.microsoft.com/office/2019/extlst" xmlns:r="http://schemas.openxmlformats.org/officeDocument/2006/relationships" xmlns:m="http://schemas.openxmlformats.org/officeDocument/2006/math" xmlns:v="urn:schemas-microsoft-com:vml" xmlns:wp14="http://schemas.microsoft.com/office/word/2010/wordprocessingDrawing" xmlns:wp="http://schemas.openxmlformats.org/drawingml/2006/wordprocessingDrawing" xmlns:w10="urn:schemas-microsoft-com:office:word" xmlns:w="http://schemas.openxmlformats.org/wordprocessingml/2006/main" xmlns:w14="http://schemas.microsoft.com/office/word/2010/wordml" xmlns:w15="http://schemas.microsoft.com/office/word/2012/wordml" xmlns:w16cex="http://schemas.microsoft.com/office/word/2018/wordml/cex" xmlns:w16cid="http://schemas.microsoft.com/office/word/2016/wordml/cid" xmlns:w16="http://schemas.microsoft.com/office/word/2018/wordml" xmlns:w16du="http://schemas.microsoft.com/office/word/2023/wordml/word16du" xmlns:w16sdtdh="http://schemas.microsoft.com/office/word/2020/wordml/sdtdatahash" xmlns:w16sdtfl="http://schemas.microsoft.com/office/word/2024/wordml/sdtformatlock" xmlns:w16se="http://schemas.microsoft.com/office/word/2015/wordml/symex" xmlns:wpg="http://schemas.microsoft.com/office/word/2010/wordprocessingGroup" xmlns:wpi="http://schemas.microsoft.com/office/word/2010/wordprocessingInk" xmlns:wne="http://schemas.microsoft.com/office/word/2006/wordml" xmlns:wps="http://schemas.microsoft.com/office/word/2010/wordprocessingShape" mc:Ignorable="w14 w15 w16se w16cid w16 w16cex w16sdtdh w16sdtfl w16du wp14">
   <w:abstractNum w:abstractNumId="0" w15:restartNumberingAfterBreak="0">
     <w:nsid w:val="FFFFFF7C"/>
     <w:multiLevelType w:val="singleLevel"/>
@@ -1529,7 +1688,7 @@
 </file>
 
 <file path=word/styles.xml><?xml version="1.0" encoding="utf-8"?>
-<w:styles xmlns:mc="http://schemas.openxmlformats.org/markup-compatibility/2006" xmlns:r="http://schemas.openxmlformats.org/officeDocument/2006/relationships" xmlns:w="http://schemas.openxmlformats.org/wordprocessingml/2006/main" xmlns:w14="http://schemas.microsoft.com/office/word/2010/wordml" xmlns:w15="http://schemas.microsoft.com/office/word/2012/wordml" xmlns:w16cex="http://schemas.microsoft.com/office/word/2018/wordml/cex" xmlns:w16cid="http://schemas.microsoft.com/office/word/2016/wordml/cid" xmlns:w16="http://schemas.microsoft.com/office/word/2018/wordml" xmlns:w16sdtdh="http://schemas.microsoft.com/office/word/2020/wordml/sdtdatahash" xmlns:w16se="http://schemas.microsoft.com/office/word/2015/wordml/symex" mc:Ignorable="w14 w15 w16se w16cid w16 w16cex w16sdtdh">
+<w:styles xmlns:mc="http://schemas.openxmlformats.org/markup-compatibility/2006" xmlns:r="http://schemas.openxmlformats.org/officeDocument/2006/relationships" xmlns:w="http://schemas.openxmlformats.org/wordprocessingml/2006/main" xmlns:w14="http://schemas.microsoft.com/office/word/2010/wordml" xmlns:w15="http://schemas.microsoft.com/office/word/2012/wordml" xmlns:w16cex="http://schemas.microsoft.com/office/word/2018/wordml/cex" xmlns:w16cid="http://schemas.microsoft.com/office/word/2016/wordml/cid" xmlns:w16="http://schemas.microsoft.com/office/word/2018/wordml" xmlns:w16du="http://schemas.microsoft.com/office/word/2023/wordml/word16du" xmlns:w16sdtdh="http://schemas.microsoft.com/office/word/2020/wordml/sdtdatahash" xmlns:w16sdtfl="http://schemas.microsoft.com/office/word/2024/wordml/sdtformatlock" xmlns:w16se="http://schemas.microsoft.com/office/word/2015/wordml/symex" mc:Ignorable="w14 w15 w16se w16cid w16 w16cex w16sdtdh w16sdtfl w16du">
   <w:docDefaults>
     <w:rPrDefault>
       <w:rPr>
@@ -2287,7 +2446,7 @@
     <w:link w:val="TitleChar"/>
     <w:uiPriority w:val="10"/>
     <w:qFormat/>
-    <w:rsid w:val="007106C8"/>
+    <w:rsid w:val="00E854FA"/>
     <w:pPr>
       <w:spacing w:after="300" w:line="240" w:lineRule="auto"/>
       <w:contextualSpacing/>
@@ -2297,7 +2456,7 @@
       <w:rFonts w:eastAsiaTheme="majorEastAsia" w:cstheme="majorBidi"/>
       <w:spacing w:val="5"/>
       <w:kern w:val="28"/>
-      <w:sz w:val="52"/>
+      <w:sz w:val="40"/>
       <w:szCs w:val="52"/>
       <w:lang w:val="sv-SE" w:eastAsia="en-US" w:bidi="ar-SA"/>
     </w:rPr>
@@ -2307,12 +2466,12 @@
     <w:basedOn w:val="DefaultParagraphFont"/>
     <w:link w:val="Title"/>
     <w:uiPriority w:val="10"/>
-    <w:rsid w:val="007106C8"/>
+    <w:rsid w:val="00E854FA"/>
     <w:rPr>
       <w:rFonts w:ascii="Times New Roman" w:eastAsiaTheme="majorEastAsia" w:hAnsi="Times New Roman" w:cstheme="majorBidi"/>
       <w:spacing w:val="5"/>
       <w:kern w:val="28"/>
-      <w:sz w:val="52"/>
+      <w:sz w:val="40"/>
       <w:szCs w:val="52"/>
       <w:lang w:val="sv-SE" w:eastAsia="en-US" w:bidi="ar-SA"/>
     </w:rPr>

--- a/klagomål/A 17195-2026 FSC-klagomål.docx
+++ b/klagomål/A 17195-2026 FSC-klagomål.docx
@@ -1468,7 +1468,7 @@
     <w:r>
       <w:tab/>
       <w:tab/>
-      <w:t>2026-06-18</w:t>
+      <w:t>2026-06-19</w:t>
       <w:br/>
       <w:br/>
     </w:r>

--- a/klagomål/A 17195-2026 FSC-klagomål.docx
+++ b/klagomål/A 17195-2026 FSC-klagomål.docx
@@ -1468,7 +1468,7 @@
     <w:r>
       <w:tab/>
       <w:tab/>
-      <w:t>2026-06-19</w:t>
+      <w:t>2026-06-20</w:t>
       <w:br/>
       <w:br/>
     </w:r>

--- a/klagomål/A 17195-2026 FSC-klagomål.docx
+++ b/klagomål/A 17195-2026 FSC-klagomål.docx
@@ -168,38 +168,7 @@
     </w:p>
     <w:p>
       <w:r>
-        <w:t>Detta dokument behandlar höga naturvärden i avverkningsanmälan A 17195-2026 i Västerås kommun som inkom 2026-04-06 och omfattar 42,8 ha.</w:t>
-      </w:r>
-    </w:p>
-    <w:p>
-      <w:r>
-        <w:t>Nedan presenteras fynd av naturvårdsarter och fridlysta arter som gjorts i det avverkningsanmälda området, samt relevanta utdrag ur standarderna för FSC, Chain of Custody, Controlled Wood och PEFC. I BILAGA 1 finns artfakta om fridlysta och rödlistade arter.</w:t>
-      </w:r>
-    </w:p>
-    <w:p>
-      <w:r>
-        <w:t>Vi förväntar oss att ni återkommer med ett skriftligt svar på vårt klagomål och även beskriver vilka korrigerande åtgärder ni satt in för att rätta till identifierade brister i er efterlevnad av den svenska FSC standarden.</w:t>
-      </w:r>
-    </w:p>
-    <w:p>
-      <w:pPr>
-        <w:pStyle w:val="Heading1"/>
-      </w:pPr>
-      <w:r>
-        <w:t>Naturvårdsarter</w:t>
-      </w:r>
-    </w:p>
-    <w:p>
-      <w:r>
-        <w:t>I och inom 25 meter från avverkningsanmälan har följande 18 naturvårdsarter hittats: fjällig taggsvamp s.str. (NT), småflikig brosklav (NT, T), tallkötticka (NT), talltita (NT, §4), björksplintborre (S), blomkålssvamp (S), flagellkvastmossa (S, T), mindre märgborre (S, T), plattlummer (S, T, §9), strimspindling (S), blåsippa (T, §9), hultbräken (T), kärrviol (T), linnea (T), majbräken (T), spillkråka (T, §4), stjärtmes (T, §4) och revlummer (§9). Av dessa är 4 rödlistade. För rödlistade arter har rödlistekategorin angivits inom parentes. Arter som är signalarter enligt Skogsstyrelsen har markerats med (S). Typiska arter inom Natura 2000 som är kopplade till skogsekosystem har markerats med (T). För fridlysta arter anges även paragrafen i Artskyddsförordningen som arten är fridlyst enligt.</w:t>
-      </w:r>
-    </w:p>
-    <w:p>
-      <w:r>
-        <w:t>De påträffade naturvårdsarterna är ett tydligt kvitto på att det rör sig om en skog med höga naturvärden.</w:t>
-      </w:r>
-      <w:r>
-        <w:t xml:space="preserve"> I Figur 1 visas fyndplatser för naturvårdsarter i området, som finns registrerade på Artportalen.</w:t>
+        <w:t>Detta klagomål behandlar höga naturvärden i avverkningsanmälan A 17195-2026 i Västerås kommun som inkom 2026-04-06 och omfattar 42,8 ha.</w:t>
       </w:r>
     </w:p>
     <w:p>
@@ -247,7 +216,399 @@
         <w:spacing w:after="240"/>
       </w:pPr>
       <w:r>
-        <w:t>Figur 1. Fyndplatser för naturvårdsarter i och inom 25 meter från avverkningsanmälan (röd linje). Markörer utan svart kant är placerade på fyndplatsen. Markörer med svart kant är placerade vid sidan av fyndplatsen och har ett svart streck som visar fyndplatsens exakta position. Kartans mittpunktskoordinat är N 6628939, E 588012 i SWEREF 99 TM.</w:t>
+        <w:t>Figur 1. Fyndplatser för naturvårdsarter i och inom 25 meter från avverkningsanmälan. Markörer utan svart kant är placerade på fyndplatsen. Markörer med svart kant är placerade vid sidan av fyndplatsen har ett svart streck som visar fyndplatsens exakta position. Kartans mittpunktskoordinat är N 6628939, E 588012 i SWEREF 99 TM.</w:t>
+      </w:r>
+    </w:p>
+    <w:p>
+      <w:r>
+        <w:t>I och inom 25 meter från avverkningsanmälan finns fynd av 18 naturvårdsarter, varav 4 är rödlistade, 6 är fridlysta, 11 är typiska (T) och 6 är signalarter (S): fjällig taggsvamp s.str. (NT), småflikig brosklav (NT, T), tallkötticka (NT), talltita (NT, §4), björksplintborre (S), blomkålssvamp (S), flagellkvastmossa (S, T), mindre märgborre (S, T), plattlummer (S, T, §9), strimspindling (S), blåsippa (T, §9), hultbräken (T), kärrviol (T), linnea (T), majbräken (T), spillkråka (T, §4), stjärtmes (T, §4) och revlummer (§9). Se Figur 1.</w:t>
+      </w:r>
+    </w:p>
+    <w:p>
+      <w:r>
+        <w:t>Nedan presenteras relevanta utdrag ur standarderna för FSC, Chain of Custody, Controlled Wood och PEFC.</w:t>
+      </w:r>
+    </w:p>
+    <w:p>
+      <w:r>
+        <w:t>Vi förväntar oss att ni återkommer med ett skriftligt svar på vårt klagomål och även beskriver vilka korrigerande åtgärder ni satt in för att rätta till identifierade brister i er efterlevnad av den svenska FSC standarden.</w:t>
+      </w:r>
+    </w:p>
+    <w:p>
+      <w:pPr>
+        <w:pStyle w:val="Heading1"/>
+      </w:pPr>
+      <w:r>
+        <w:t>Naturvårdsarter och fridlysta arter</w:t>
+      </w:r>
+    </w:p>
+    <w:p>
+      <w:r>
+        <w:t>Nedan följer beskrivningar av de naturvårdsarter och fridlysta arter som har sina livsmiljöer och växtplatser i den avverkningsanmälda skogen. Se även ytterligare artfakta i BILAGA 1. De påträffade naturvårdsarterna är ett tydligt kvitto på att det rör sig om en skog med höga naturvärden.</w:t>
+      </w:r>
+    </w:p>
+    <w:p>
+      <w:r>
+        <w:rPr>
+          <w:b/>
+        </w:rPr>
+        <w:t>Fjällig taggsvamp s.str. (NT)</w:t>
+      </w:r>
+      <w:r>
+        <w:t xml:space="preserve"> bildar mykorrhiza med gran i granskog och barrblandskog, främst på frisk näringsrik mark i äldre skog med lång trädkontinuitet. Den totala populationen i landet har minskat och bedöms fortsätta minska till följd av avverkning av äldre barrskogar. Minskningstakten för den svenska populationen bedöms vara nära gränsvärdet för sårbar (VU) (SLU Artdatabanken, 2026).</w:t>
+      </w:r>
+    </w:p>
+    <w:p>
+      <w:r>
+        <w:rPr>
+          <w:b/>
+        </w:rPr>
+        <w:t xml:space="preserve">Småflikig brosklav (NT) </w:t>
+      </w:r>
+      <w:r>
+        <w:t xml:space="preserve">signalerar i hela sitt utbredningsområde skogsbestånd med höga naturvärden. Den indikerar hög luftfuktighet och långvarig förekomst av asp. Småflikig brosklav är typisk art för </w:t>
+      </w:r>
+      <w:r>
+        <w:rPr>
+          <w:i/>
+        </w:rPr>
+        <w:t>9010 Taiga</w:t>
+      </w:r>
+      <w:r>
+        <w:t xml:space="preserve"> (Nitare &amp; Skogsstyrelsen, 2019; SLU Artdatabanken, 2025).</w:t>
+      </w:r>
+    </w:p>
+    <w:p>
+      <w:r>
+        <w:rPr>
+          <w:b/>
+        </w:rPr>
+        <w:t>Tallkötticka (NT)</w:t>
+      </w:r>
+      <w:r>
+        <w:t xml:space="preserve"> är tallens kötticka och har ofta ett mer resupinat växtsätt än den granlevande köttickan </w:t>
+      </w:r>
+      <w:r>
+        <w:rPr>
+          <w:i/>
+        </w:rPr>
+        <w:t>Leptoporus mollis</w:t>
+      </w:r>
+      <w:r>
+        <w:t>. Artens förekomstarea och utbredning i Sverige är inte känd, men utifrån de fynd som rapporteras av kötticka på tall verkar den vara mer ovanlig än den granlevande. Den totala populationen bedöms därför ha minskat under de senaste 30 åren och fortsätter att minska i takt med att kontinuitetsskogar (skogar som inte kalavverkats) minskar i areal, samtidigt som att lämpliga miljöer inte återskapas i samma takt. Minskningstakten för den svenska populationen bedöms vara nära gränsvärdet för Sårbar (VU). (A2c+3c+4c) (SLU Artdatabanken, 2024; Nitare &amp; Skogsstyrelsen, 2019).</w:t>
+      </w:r>
+    </w:p>
+    <w:p>
+      <w:r>
+        <w:rPr>
+          <w:b/>
+        </w:rPr>
+        <w:t>Talltita (NT, §4)</w:t>
+      </w:r>
+      <w:r>
+        <w:t>, rödlistad som nära hotad och prioriterad art i Skogsvårdslagen, har häckningsrevir i anmälan. Arten har minskat kraftigt de senaste 30 åren och minskningstakten innevarande 10-årsperiod beräknas till 20 (10–30) %. Talltitan är synnerligen trogen sitt cirka 15 hektar stora revir och är beroende av flerskiktade olikåldriga skogar för att kunna föda upp sina ungar. Talltitan försvinner om dess livsmiljö kalavverkas (Eggers &amp; Low, 2014; Ekman, 1979; Griesser et al, 2007; Klein, 2020; Siffczyk et al, 2003; SLU Artdatabanken, 2021).</w:t>
+      </w:r>
+    </w:p>
+    <w:p>
+      <w:r>
+        <w:rPr>
+          <w:b/>
+        </w:rPr>
+        <w:t xml:space="preserve">Björksplintborre </w:t>
+      </w:r>
+      <w:r>
+        <w:t>är en skalbagge vars larvutveckling sker i bark på nyligen döda björkar, både stående träd och vindfällen. En prydlig rad med runda ventilationshål i barken ovanför modergången är synnerligen karaktäristiskt. Arten är knuten till lövrika blandskogar med en hög andel gamla träd, och starkt gynnad av naturliga störningar som torka, översvämningar, brand och stormfällningar. Talrika gnagspår kan tyda på biotoper med höga naturvärden, exempelvis för ovanliga hackspettar och andra, mer sällsynta vedinsekter. Larverna är omtyckt hackspettsföda (SLU Artdatabanken, 2025).</w:t>
+      </w:r>
+    </w:p>
+    <w:p>
+      <w:r>
+        <w:rPr>
+          <w:b/>
+        </w:rPr>
+        <w:t xml:space="preserve">Blomkålssvamp </w:t>
+      </w:r>
+      <w:r>
+        <w:t>är en parasit och vednedbrytare som växer på rötter och basala stamdelar av tall, enstaka gånger även på lärk och gran. Träden är oftast mycket gamla, gärna 150–200 år eller äldre. När blomkålssvamp påträffas i skogslandskapet signalerar den vanligtvis skyddsvärda tallbestånd med höga naturvärden. Den är då främst knuten till gamla skogar, oftast tallnaturskogar och olika restbiotoper där det förekommer biologiskt gamla träd. Samtliga tallar med blomkålssvamp bör klassas som naturvårdsträd och lämnas som framtida ”evighetsträd” (Nitare &amp; Skogsstyrelsen, 2019).</w:t>
+      </w:r>
+    </w:p>
+    <w:p>
+      <w:r>
+        <w:rPr>
+          <w:b/>
+        </w:rPr>
+        <w:t>Flagellkvastmossa</w:t>
+      </w:r>
+      <w:r>
+        <w:t xml:space="preserve"> förekommer framför allt i tallsumpskog, men finns även i relativt torra gran- och tallskogar. Den signalerar överallt skogsmiljöer med höga naturvärden och indikerar biotoper med rik och kontinuerlig förekomst av död ved i olika nedbrytningsstadier eller barlagd torvjord. Flagellkvastmossa är typisk art för </w:t>
+      </w:r>
+      <w:r>
+        <w:rPr>
+          <w:i/>
+        </w:rPr>
+        <w:t xml:space="preserve">9010 Taiga </w:t>
+      </w:r>
+      <w:r>
+        <w:t>och</w:t>
+      </w:r>
+      <w:r>
+        <w:rPr>
+          <w:i/>
+        </w:rPr>
+        <w:t xml:space="preserve"> 9740 Skogsbevuxen myr </w:t>
+      </w:r>
+      <w:r>
+        <w:t>(SLU Artdatabanken, 2024; Nitare &amp; Skogsstyrelsen, 2019).</w:t>
+      </w:r>
+    </w:p>
+    <w:p>
+      <w:r>
+        <w:rPr>
+          <w:b/>
+        </w:rPr>
+        <w:t>Mindre märgborre</w:t>
+      </w:r>
+      <w:r>
+        <w:t xml:space="preserve"> är en signalart för tallskog med höga naturvärden och betraktas tillsammans med skarptandad barkborre som nyckelarter för ett antal sällsynta åtgärdsprogramsarter som är beroende av deras gångsystem. Bland dessa kan nämnas avlång barkborre (VU), </w:t>
+      </w:r>
+      <w:r>
+        <w:rPr>
+          <w:i/>
+        </w:rPr>
+        <w:t>Corticeus longulus</w:t>
+      </w:r>
+      <w:r>
+        <w:t xml:space="preserve"> (VU), tallgångbagge (VU), cholodkovskys bastborre (NT) och tallbarksvartbagge (NT). Den mindre märgborrens måsvingeliknande gnaggångar är lätta att känna igen och hittas ofta på grova tallgrenar på marken. Rika förekomster av främst mindre märgborre men även skarptandad barkborre är en signal för artrikedom och inventeringar har visat att det är i skogar med en naturlig självgallring som det skapas förutsättningar för dessa arter samt de efterföljande åtgärdsprogramsarterna. Tallskogar med stark förekomst av mindre märgborre och skarptandad barkborre bör avsättas som reservat. Generellt bör hänsyn tas vid slutavverkning av talldominerad skog så att avverkningsrester som gren- och toppdelar lämnas. Mindre märgborre är typisk art för </w:t>
+      </w:r>
+      <w:r>
+        <w:rPr>
+          <w:i/>
+        </w:rPr>
+        <w:t>9060 Åsbarrskog</w:t>
+      </w:r>
+      <w:r>
+        <w:t xml:space="preserve"> (SLU Artdatabanken, 2026; Pettersson, 2014; Hedgren, 2012; Gunnarsson m fl., 1999).</w:t>
+      </w:r>
+    </w:p>
+    <w:p>
+      <w:r>
+        <w:rPr>
+          <w:b/>
+        </w:rPr>
+        <w:t>Plattlummer (§9)</w:t>
+      </w:r>
+      <w:r>
+        <w:t xml:space="preserve"> växer främst i ljusöppna sandtallskogar eller annan gles, torr och brandpräglad hedbarrskog. Den är mest frekvent i olika typer av naturskogar och kontinuitetsskogar och missgynnas markant av slutavverkning och maskinell markberedning. Söder ut i landet förekommer de närstående arterna cypresslummer (VU, §8) och mellanlummer (VU, §9), vilka båda omfattas av EU:s art- och habitatdirektiv. Plattlummer är typisk art för </w:t>
+      </w:r>
+      <w:r>
+        <w:rPr>
+          <w:i/>
+        </w:rPr>
+        <w:t xml:space="preserve">9010 Taiga </w:t>
+      </w:r>
+      <w:r>
+        <w:t>och</w:t>
+      </w:r>
+      <w:r>
+        <w:rPr>
+          <w:i/>
+        </w:rPr>
+        <w:t xml:space="preserve"> 2320 Rissandhedar </w:t>
+      </w:r>
+      <w:r>
+        <w:t>(Nitare &amp; Skogsstyrelsen, 2019; SLU Artdatabanken, 2025).</w:t>
+      </w:r>
+    </w:p>
+    <w:p>
+      <w:r>
+        <w:rPr>
+          <w:b/>
+        </w:rPr>
+        <w:t>Blåsippa (§9)</w:t>
+      </w:r>
+      <w:r>
+        <w:t xml:space="preserve"> är typisk art för </w:t>
+      </w:r>
+      <w:r>
+        <w:rPr>
+          <w:i/>
+        </w:rPr>
+        <w:t>9050 Näringsrik granskog, 9020 Nordlig ädellövskog</w:t>
+      </w:r>
+      <w:r>
+        <w:t xml:space="preserve"> och </w:t>
+      </w:r>
+      <w:r>
+        <w:rPr>
+          <w:i/>
+        </w:rPr>
+        <w:t>8240 Karsthällmarker</w:t>
+      </w:r>
+      <w:r>
+        <w:t xml:space="preserve"> (SLU Artdatabanken, 2025).</w:t>
+      </w:r>
+    </w:p>
+    <w:p>
+      <w:r>
+        <w:rPr>
+          <w:b/>
+        </w:rPr>
+        <w:t xml:space="preserve">Hultbräken </w:t>
+      </w:r>
+      <w:r>
+        <w:t xml:space="preserve">är typisk art för </w:t>
+      </w:r>
+      <w:r>
+        <w:rPr>
+          <w:i/>
+        </w:rPr>
+        <w:t xml:space="preserve">9050 Näringsrik granskog </w:t>
+      </w:r>
+      <w:r>
+        <w:t>(SLU Artdatabanken, 2025).</w:t>
+      </w:r>
+    </w:p>
+    <w:p>
+      <w:r>
+        <w:rPr>
+          <w:b/>
+        </w:rPr>
+        <w:t xml:space="preserve">Kärrviol </w:t>
+      </w:r>
+      <w:r>
+        <w:t xml:space="preserve">är typisk art för </w:t>
+      </w:r>
+      <w:r>
+        <w:rPr>
+          <w:i/>
+        </w:rPr>
+        <w:t xml:space="preserve">9740 Skogsbevuxen myr </w:t>
+      </w:r>
+      <w:r>
+        <w:t>och</w:t>
+      </w:r>
+      <w:r>
+        <w:rPr>
+          <w:i/>
+        </w:rPr>
+        <w:t xml:space="preserve"> 6450 Svämängar </w:t>
+      </w:r>
+      <w:r>
+        <w:t>(SLU Artdatabanken, 2025).</w:t>
+      </w:r>
+    </w:p>
+    <w:p>
+      <w:r>
+        <w:rPr>
+          <w:b/>
+        </w:rPr>
+        <w:t xml:space="preserve">Linnea </w:t>
+      </w:r>
+      <w:r>
+        <w:t xml:space="preserve">är typisk art för </w:t>
+      </w:r>
+      <w:r>
+        <w:rPr>
+          <w:i/>
+        </w:rPr>
+        <w:t>9010 Taiga</w:t>
+      </w:r>
+      <w:r>
+        <w:t>. På linnea kan man hitta sporsäcksvampen linnealudd (SLU Artdatabanken, 2025).</w:t>
+      </w:r>
+    </w:p>
+    <w:p>
+      <w:r>
+        <w:rPr>
+          <w:b/>
+        </w:rPr>
+        <w:t xml:space="preserve">Majbräken </w:t>
+      </w:r>
+      <w:r>
+        <w:t xml:space="preserve">är typisk art för </w:t>
+      </w:r>
+      <w:r>
+        <w:rPr>
+          <w:i/>
+        </w:rPr>
+        <w:t xml:space="preserve">9050 Näringsrik granskog </w:t>
+      </w:r>
+      <w:r>
+        <w:t>och</w:t>
+      </w:r>
+      <w:r>
+        <w:rPr>
+          <w:i/>
+        </w:rPr>
+        <w:t xml:space="preserve"> 9750 Svämlövskog </w:t>
+      </w:r>
+      <w:r>
+        <w:t>(SLU Artdatabanken, 2025).</w:t>
+      </w:r>
+    </w:p>
+    <w:p>
+      <w:r>
+        <w:rPr>
+          <w:b/>
+        </w:rPr>
+        <w:t>Spillkråka (§4)</w:t>
+      </w:r>
+      <w:r>
+        <w:t xml:space="preserve"> omfattas av bilaga 1 i EU:s fågeldirektiv och är typisk art för </w:t>
+      </w:r>
+      <w:r>
+        <w:rPr>
+          <w:i/>
+        </w:rPr>
+        <w:t xml:space="preserve">9010 Taiga </w:t>
+      </w:r>
+      <w:r>
+        <w:t>och</w:t>
+      </w:r>
+      <w:r>
+        <w:rPr>
+          <w:i/>
+        </w:rPr>
+        <w:t xml:space="preserve"> 9740 Skogsbevuxen myr</w:t>
+      </w:r>
+      <w:r>
+        <w:t>. Den behöver grova träd, främst tall, asp och bok som boträd. Skogsbruk med korta omloppstider och täta, homogena ungskogar utgör det största hotet. Spillkråka är en nyckelart i skogliga miljöer vars övergivna bohål utnyttjas av flera andra hålhäckande fågelarter och fladdermöss, däribland pärluggla (EN, §4), knipa (§4), salskrake (§4) och skogsduva (§4). Hökuggla (VU, §4) och slaguggla (§4) häckar ofta i högstubbar som brutits av i höjd med ett gammalt spillkråkebo (SLU Artdatabanken, 2026; Skogsstyrelsen, 2016).</w:t>
+      </w:r>
+    </w:p>
+    <w:p>
+      <w:r>
+        <w:rPr>
+          <w:b/>
+        </w:rPr>
+        <w:t>Stjärtmes (§4)</w:t>
+      </w:r>
+      <w:r>
+        <w:t xml:space="preserve"> häckar i löv- och blandskog. Studier har visat att den behöver ca 15 % medelålders till äldre lövrika bestånd (&gt;50 % löv), om avståndet mellan bestånden är 500 m. Stjärtmes är fridlyst enligt 4§ artskyddsförordningen och typisk art för </w:t>
+      </w:r>
+      <w:r>
+        <w:rPr>
+          <w:i/>
+        </w:rPr>
+        <w:t>9010 Taiga, 9030 Landhöjningsskog, 9080 Lövsumpskog</w:t>
+      </w:r>
+      <w:r>
+        <w:t xml:space="preserve"> och</w:t>
+      </w:r>
+      <w:r>
+        <w:rPr>
+          <w:i/>
+        </w:rPr>
+        <w:t xml:space="preserve"> 9750 Svämlövskog </w:t>
+      </w:r>
+      <w:r>
+        <w:t>(Jansson, 1999; Skogsstyrelsen, 2014; SLU Artdatabanken, 2025).</w:t>
+      </w:r>
+    </w:p>
+    <w:p>
+      <w:pPr>
+        <w:pStyle w:val="Heading1"/>
+      </w:pPr>
+      <w:r>
+        <w:t>Certifiering</w:t>
       </w:r>
     </w:p>
     <w:p>
@@ -255,26 +616,18 @@
         <w:pStyle w:val="Heading2"/>
       </w:pPr>
       <w:r>
-        <w:t>Fridlysta arter</w:t>
+        <w:t>Ur FSC-standarden</w:t>
       </w:r>
     </w:p>
     <w:p>
-      <w:r>
-        <w:t>Följande fridlysta arter har sina livsmiljöer och växtplatser i den avverkningsanmälda skogen: talltita (NT, §4), plattlummer (S, T, §9), blåsippa (T, §9), spillkråka (T, §4), stjärtmes (T, §4) och revlummer (§9).</w:t>
-      </w:r>
-    </w:p>
-    <w:p>
-      <w:r>
-        <w:t xml:space="preserve">Observera att medlemsländerna är skyldiga att agera i enlighet med EU:s fågeldirektiv där det uttryckligen står att direktivet gäller för fåglar samt för deras ägg, bon och </w:t>
-      </w:r>
       <w:r>
         <w:rPr>
           <w:b/>
         </w:rPr>
-        <w:t xml:space="preserve">livsmiljöer </w:t>
-      </w:r>
-      <w:r>
-        <w:t>(artikel 1). Vidare att de åtgärder som vidtas inte får leda till en försämring av den nuvarande situationen beträffande bevarandet av de fågelarter som avses i artikel 1 (artikel 13). Fågeldirektivet är styrande för tillsynsansvariga myndigheters ärendehantering, ställningstaganden och beslutsfattande.</w:t>
+        <w:t xml:space="preserve">PRINCIP 1: LAGEFTERLEVNAD: </w:t>
+      </w:r>
+      <w:r>
+        <w:t>Certifikatsinnehavaren ska följa alla tillämpliga lagar, förordningar och nationellt ratificerade internationella avtal, konventioner och överenskommelser.</w:t>
       </w:r>
     </w:p>
     <w:p>
@@ -282,131 +635,81 @@
         <w:rPr>
           <w:b/>
         </w:rPr>
-        <w:t>Blåsippa (§9)</w:t>
-      </w:r>
-      <w:r>
-        <w:t xml:space="preserve"> är typisk art för </w:t>
+        <w:t xml:space="preserve">1.3.1 </w:t>
+      </w:r>
+      <w:r>
+        <w:t>Tillämpliga lagar och föreskrifter för brukandet av skogen följs.</w:t>
+      </w:r>
+    </w:p>
+    <w:p>
+      <w:pPr>
+        <w:pStyle w:val="ListBullet"/>
+      </w:pPr>
+      <w:r>
+        <w:rPr>
+          <w:b/>
+          <w:i/>
+        </w:rPr>
+        <w:t xml:space="preserve">Kommentar: </w:t>
+      </w:r>
+      <w:r>
+        <w:t>I den avverkningsanmälda skogen har fridlysta arter sina livsmiljöer och växtplatser. Att skada de fridlysta arternas livsmiljöer, växtplatser eller ekologiska funktion är inte tillåtet enligt artskyddsförordningen.</w:t>
       </w:r>
       <w:r>
         <w:rPr>
           <w:i/>
         </w:rPr>
-        <w:t>9050 Näringsrik granskog, 9020 Nordlig ädellövskog</w:t>
-      </w:r>
-      <w:r>
-        <w:t xml:space="preserve"> och </w:t>
+        <w:t xml:space="preserve"> EU:s medlemsländer och skogsbolag är skyldiga att agera i enlighet med EU:s fågeldirektiv där det uttryckligen står att direktivet gäller för fåglar samt för deras ägg, bon och </w:t>
+      </w:r>
+      <w:r>
+        <w:rPr>
+          <w:b/>
+          <w:i/>
+        </w:rPr>
+        <w:t xml:space="preserve">livsmiljöer </w:t>
+      </w:r>
+      <w:r>
+        <w:t>(artikel 1). Vidare att de åtgärder som vidtas inte får leda till en försämring av den nuvarande situationen beträffande bevarandet av de fågelarter som avses i artikel 1 (artikel 13).</w:t>
+      </w:r>
+    </w:p>
+    <w:p>
+      <w:r>
+        <w:rPr>
+          <w:b/>
+        </w:rPr>
+        <w:t xml:space="preserve">6.4 </w:t>
+      </w:r>
+      <w:r>
+        <w:t>Certifikatsinnehavaren ska skydda sällsynta arter och hotade arter samt deras livsmiljöer inom skogsbruksenheten. Det ska ske genom avsättningar, andra skyddade områden och genom att skapa konnektivitet och/eller genom andra direkta åtgärder som gynnar dessa arters överlevnad och livskraft. Åtgärderna ska stå i förhållande till brukandets skala, intensitet och risk, samt till sällsynta och hotade arters bevarandestatus och ekologiska krav. Certifikatsinnehavaren ska beakta den geografiska spridningen och ekologiska krav hos sällsynta och hotade arter utanför skogsbruksenhetens gränser när beslut om åtgärder inom skogsbruksenheten ska fattas.</w:t>
+      </w:r>
+    </w:p>
+    <w:p>
+      <w:r>
+        <w:rPr>
+          <w:b/>
+        </w:rPr>
+        <w:t xml:space="preserve">6.4.3 </w:t>
+      </w:r>
+      <w:r>
+        <w:t>Bevarandeåtgärder genomförs för de kända förekomster av rödlistade arter som påverkas av skogsbruk.</w:t>
+      </w:r>
+    </w:p>
+    <w:p>
+      <w:pPr>
+        <w:pStyle w:val="ListBullet"/>
+      </w:pPr>
+      <w:r>
+        <w:rPr>
+          <w:b/>
+          <w:i/>
+        </w:rPr>
+        <w:t xml:space="preserve">Kommentar: </w:t>
       </w:r>
       <w:r>
         <w:rPr>
           <w:i/>
         </w:rPr>
-        <w:t>8240 Karsthällmarker</w:t>
-      </w:r>
-      <w:r>
-        <w:t xml:space="preserve"> (SLU Artdatabanken, 2025).</w:t>
-      </w:r>
-    </w:p>
-    <w:p>
-      <w:r>
-        <w:rPr>
-          <w:b/>
-        </w:rPr>
-        <w:t>Plattlummer (§9)</w:t>
-      </w:r>
-      <w:r>
-        <w:t xml:space="preserve"> växer främst i ljusöppna sandtallskogar eller annan gles, torr och brandpräglad hedbarrskog. Den är mest frekvent i olika typer av naturskogar och kontinuitetsskogar och missgynnas markant av slutavverkning och maskinell markberedning. Söder ut i landet förekommer de närstående arterna cypresslummer (VU, §8) och mellanlummer (VU, §9), vilka båda omfattas av EU:s art- och habitatdirektiv. Plattlummer är typisk art för </w:t>
-      </w:r>
-      <w:r>
-        <w:rPr>
-          <w:i/>
-        </w:rPr>
-        <w:t xml:space="preserve">9010 Taiga </w:t>
-      </w:r>
-      <w:r>
-        <w:t>och</w:t>
-      </w:r>
-      <w:r>
-        <w:rPr>
-          <w:i/>
-        </w:rPr>
-        <w:t xml:space="preserve"> 2320 Rissandhedar </w:t>
-      </w:r>
-      <w:r>
-        <w:t>(Nitare &amp; Skogsstyrelsen, 2019; SLU Artdatabanken, 2025).</w:t>
-      </w:r>
-    </w:p>
-    <w:p>
-      <w:r>
-        <w:rPr>
-          <w:b/>
-        </w:rPr>
-        <w:t>Spillkråka (§4)</w:t>
-      </w:r>
-      <w:r>
-        <w:t xml:space="preserve"> omfattas av bilaga 1 i EU:s fågeldirektiv och är typisk art för </w:t>
-      </w:r>
-      <w:r>
-        <w:rPr>
-          <w:i/>
-        </w:rPr>
-        <w:t xml:space="preserve">9010 Taiga </w:t>
-      </w:r>
-      <w:r>
-        <w:t>och</w:t>
-      </w:r>
-      <w:r>
-        <w:rPr>
-          <w:i/>
-        </w:rPr>
-        <w:t xml:space="preserve"> 9740 Skogsbevuxen myr</w:t>
-      </w:r>
-      <w:r>
-        <w:t>. Den behöver grova träd, främst tall, asp och bok som boträd. Skogsbruk med korta omloppstider och täta, homogena ungskogar utgör det största hotet. Spillkråka är en nyckelart i skogliga miljöer vars övergivna bohål utnyttjas av flera andra hålhäckande fågelarter och fladdermöss, däribland pärluggla (EN, §4), knipa (§4), salskrake (§4) och skogsduva (§4). Hökuggla (VU, §4) och slaguggla (§4) häckar ofta i högstubbar som brutits av i höjd med ett gammalt spillkråkebo (SLU Artdatabanken, 2026; Skogsstyrelsen, 2016).</w:t>
-      </w:r>
-    </w:p>
-    <w:p>
-      <w:r>
-        <w:rPr>
-          <w:b/>
-        </w:rPr>
-        <w:t>Stjärtmes (§4)</w:t>
-      </w:r>
-      <w:r>
-        <w:t xml:space="preserve"> häckar i löv- och blandskog. Studier har visat att den behöver ca 15 % medelålders till äldre lövrika bestånd (&gt;50 % löv), om avståndet mellan bestånden är 500 m. Stjärtmes är fridlyst enligt 4§ artskyddsförordningen och typisk art för </w:t>
-      </w:r>
-      <w:r>
-        <w:rPr>
-          <w:i/>
-        </w:rPr>
-        <w:t>9010 Taiga, 9030 Landhöjningsskog, 9080 Lövsumpskog</w:t>
-      </w:r>
-      <w:r>
-        <w:t xml:space="preserve"> och</w:t>
-      </w:r>
-      <w:r>
-        <w:rPr>
-          <w:i/>
-        </w:rPr>
-        <w:t xml:space="preserve"> 9750 Svämlövskog </w:t>
-      </w:r>
-      <w:r>
-        <w:t>(Jansson, 1999; Skogsstyrelsen, 2014; SLU Artdatabanken, 2025).</w:t>
-      </w:r>
-    </w:p>
-    <w:p>
-      <w:r>
-        <w:rPr>
-          <w:b/>
-        </w:rPr>
-        <w:t>Talltita (NT, §4)</w:t>
-      </w:r>
-      <w:r>
-        <w:t>, rödlistad som nära hotad och prioriterad art i Skogsvårdslagen, har häckningsrevir i anmälan. Arten har minskat kraftigt de senaste 30 åren och minskningstakten innevarande 10-årsperiod beräknas till 20 (10–30) %. Talltitan är synnerligen trogen sitt cirka 15 hektar stora revir och är beroende av flerskiktade olikåldriga skogar för att kunna föda upp sina ungar. Talltitan försvinner om dess livsmiljö kalavverkas (Eggers &amp; Low, 2014; Ekman, 1979; Griesser et al, 2007; Klein, 2020; Siffczyk et al, 2003; SLU Artdatabanken, 2021).</w:t>
-      </w:r>
-    </w:p>
-    <w:p>
-      <w:r>
-        <w:t>I BILAGA 1 finns mer detaljerad information om ekologi samt krav på livsmiljö hos fridlysta arter.</w:t>
+        <w:t>I det avverkningsanmälda skogsområdet har 18 naturvårdsarter varav 4 rödlistade arter sina livsmiljöer och växtplatser.</w:t>
       </w:r>
     </w:p>
     <w:p>
@@ -414,7 +717,7 @@
         <w:pStyle w:val="Heading2"/>
       </w:pPr>
       <w:r>
-        <w:t>Övriga naturvårdsarter</w:t>
+        <w:t>Ur Chain of Custody Certification (FSC-STD-40-004 ver 3.0)</w:t>
       </w:r>
     </w:p>
     <w:p>
@@ -422,228 +725,144 @@
         <w:rPr>
           <w:b/>
         </w:rPr>
-        <w:t xml:space="preserve">Björksplintborre </w:t>
-      </w:r>
-      <w:r>
-        <w:t>är en skalbagge vars larvutveckling sker i bark på nyligen döda björkar, både stående träd och vindfällen. En prydlig rad med runda ventilationshål i barken ovanför modergången är synnerligen karaktäristiskt. Arten är knuten till lövrika blandskogar med en hög andel gamla träd, och starkt gynnad av naturliga störningar som torka, översvämningar, brand och stormfällningar. Talrika gnagspår kan tyda på biotoper med höga naturvärden, exempelvis för ovanliga hackspettar och andra, mer sällsynta vedinsekter. Larverna är omtyckt hackspettsföda (SLU Artdatabanken, 2025).</w:t>
+        <w:t xml:space="preserve">1.3 </w:t>
+      </w:r>
+      <w:r>
+        <w:t xml:space="preserve">The organization shall commit to the FSC values as defined in FSC-POL-01-004 Policy for the Association of Organizations with FSC. </w:t>
       </w:r>
     </w:p>
     <w:p>
+      <w:pPr>
+        <w:pStyle w:val="Heading2"/>
+      </w:pPr>
+      <w:r>
+        <w:t>Ur FSC:s policy för associerade organisationer (FSC-POL-01-004)</w:t>
+      </w:r>
+    </w:p>
+    <w:p>
+      <w:r>
+        <w:t xml:space="preserve">Som “Chain of Custody”-certifierad organisation är skogsbolaget bunden av de fastställda reglerna i Del 1 Punkt 1 c) i Policy för organisationer associerade med FSC (FSC-POL-01-004 V2-0 EN + SVE version 2012-03-02): </w:t>
+      </w:r>
+    </w:p>
+    <w:p>
+      <w:pPr>
+        <w:pStyle w:val="ListNumber"/>
+      </w:pPr>
+      <w:r>
+        <w:t>De organisationer FSC kan acceptera association med får inte direkt eller indirekt ha några kopplingar till nedanstående, oacceptabla aktiviteter:</w:t>
+      </w:r>
+    </w:p>
+    <w:p>
+      <w:pPr>
+        <w:ind w:left="357"/>
+      </w:pPr>
+      <w:r>
+        <w:t>a) Olaglig skogsavverkning och handel med olagligt avverkat virke eller skogsprodukter</w:t>
+      </w:r>
+    </w:p>
+    <w:p>
+      <w:pPr>
+        <w:ind w:left="357"/>
+      </w:pPr>
+      <w:r>
+        <w:t>...</w:t>
+      </w:r>
+    </w:p>
+    <w:p>
+      <w:pPr>
+        <w:ind w:left="357"/>
+      </w:pPr>
+      <w:r>
+        <w:t>c) Skogsbruk som förstör höga naturvärden</w:t>
+      </w:r>
+    </w:p>
+    <w:p>
+      <w:pPr>
+        <w:ind w:left="357"/>
+      </w:pPr>
+      <w:r>
+        <w:t>d) Betydande omvandling av skog till plantager eller annan, icke skoglig, markanvändning</w:t>
+      </w:r>
+    </w:p>
+    <w:p>
+      <w:pPr>
+        <w:pStyle w:val="ListBullet"/>
+      </w:pPr>
       <w:r>
         <w:rPr>
           <w:b/>
+          <w:i/>
         </w:rPr>
-        <w:t xml:space="preserve">Blomkålssvamp </w:t>
-      </w:r>
-      <w:r>
-        <w:t>är en parasit och vednedbrytare som växer på rötter och basala stamdelar av tall, enstaka gånger även på lärk och gran. Träden är oftast mycket gamla, gärna 150–200 år eller äldre. När blomkålssvamp påträffas i skogslandskapet signalerar den vanligtvis skyddsvärda tallbestånd med höga naturvärden. Den är då främst knuten till gamla skogar, oftast tallnaturskogar och olika restbiotoper där det förekommer biologiskt gamla träd. Samtliga tallar med blomkålssvamp bör klassas som naturvårdsträd och lämnas som framtida ”evighetsträd” (Nitare &amp; Skogsstyrelsen, 2019).</w:t>
-      </w:r>
-    </w:p>
-    <w:p>
-      <w:r>
-        <w:rPr>
-          <w:b/>
-        </w:rPr>
-        <w:t>Fjällig taggsvamp s.str. (NT)</w:t>
-      </w:r>
-      <w:r>
-        <w:t xml:space="preserve"> bildar mykorrhiza med gran i granskog och barrblandskog, främst på frisk näringsrik mark i äldre skog med lång trädkontinuitet. Den totala populationen i landet har minskat och bedöms fortsätta minska till följd av avverkning av äldre barrskogar. Minskningstakten för den svenska populationen bedöms vara nära gränsvärdet för sårbar (VU) (SLU Artdatabanken, 2026).</w:t>
-      </w:r>
-    </w:p>
-    <w:p>
-      <w:r>
-        <w:rPr>
-          <w:b/>
-        </w:rPr>
-        <w:t>Flagellkvastmossa</w:t>
-      </w:r>
-      <w:r>
-        <w:t xml:space="preserve"> förekommer framför allt i tallsumpskog, men finns även i relativt torra gran- och tallskogar. Den signalerar överallt skogsmiljöer med höga naturvärden och indikerar biotoper med rik och kontinuerlig förekomst av död ved i olika nedbrytningsstadier eller barlagd torvjord. Flagellkvastmossa är typisk art för </w:t>
+        <w:t xml:space="preserve">Kommentar: </w:t>
       </w:r>
       <w:r>
         <w:rPr>
           <w:i/>
         </w:rPr>
-        <w:t xml:space="preserve">9010 Taiga </w:t>
-      </w:r>
-      <w:r>
-        <w:t>och</w:t>
+        <w:t>Avverkning av skog med höga naturvärden samt skada på fridlysta arter strider både mot FSC Controlled Wood-standarden och FSC:s policy for associerade organisationer.</w:t>
+      </w:r>
+    </w:p>
+    <w:p>
+      <w:pPr>
+        <w:pStyle w:val="Heading2"/>
+      </w:pPr>
+      <w:r>
+        <w:t>Ur FSC Controlled Wood (FSC-STD-40-005)</w:t>
+      </w:r>
+    </w:p>
+    <w:p>
+      <w:r>
+        <w:t>Virke som inte accepteras i FSC-märkta produkter (oacceptabelt ursprung) enligt FSC Controlled Wood (FSC-STD-40-005):</w:t>
+      </w:r>
+    </w:p>
+    <w:p>
+      <w:pPr>
+        <w:pStyle w:val="ListNumber"/>
+      </w:pPr>
+      <w:r>
+        <w:t>Illegalt avverkat virke.</w:t>
+      </w:r>
+    </w:p>
+    <w:p>
+      <w:pPr>
+        <w:pStyle w:val="ListNumber"/>
+      </w:pPr>
+      <w:r>
+        <w:t>...</w:t>
+      </w:r>
+    </w:p>
+    <w:p>
+      <w:pPr>
+        <w:pStyle w:val="ListNumber"/>
+      </w:pPr>
+      <w:r>
+        <w:t>Virke från avverkningar som hotar höga naturvärden.</w:t>
+      </w:r>
+    </w:p>
+    <w:p>
+      <w:pPr>
+        <w:pStyle w:val="ListNumber"/>
+      </w:pPr>
+      <w:r>
+        <w:t>Virke från skog som konverteras till plantager eller icke-skogligt bruk.</w:t>
+      </w:r>
+    </w:p>
+    <w:p>
+      <w:pPr>
+        <w:pStyle w:val="ListBullet"/>
+      </w:pPr>
+      <w:r>
+        <w:rPr>
+          <w:b/>
+          <w:i/>
+        </w:rPr>
+        <w:t xml:space="preserve">Kommentar: </w:t>
       </w:r>
       <w:r>
         <w:rPr>
           <w:i/>
         </w:rPr>
-        <w:t xml:space="preserve"> 9740 Skogsbevuxen myr </w:t>
-      </w:r>
-      <w:r>
-        <w:t>(SLU Artdatabanken, 2024; Nitare &amp; Skogsstyrelsen, 2019).</w:t>
-      </w:r>
-    </w:p>
-    <w:p>
-      <w:r>
-        <w:rPr>
-          <w:b/>
-        </w:rPr>
-        <w:t xml:space="preserve">Hultbräken </w:t>
-      </w:r>
-      <w:r>
-        <w:t xml:space="preserve">är typisk art för </w:t>
-      </w:r>
-      <w:r>
-        <w:rPr>
-          <w:i/>
-        </w:rPr>
-        <w:t xml:space="preserve">9050 Näringsrik granskog </w:t>
-      </w:r>
-      <w:r>
-        <w:t>(SLU Artdatabanken, 2025).</w:t>
-      </w:r>
-    </w:p>
-    <w:p>
-      <w:r>
-        <w:rPr>
-          <w:b/>
-        </w:rPr>
-        <w:t xml:space="preserve">Kärrviol </w:t>
-      </w:r>
-      <w:r>
-        <w:t xml:space="preserve">är typisk art för </w:t>
-      </w:r>
-      <w:r>
-        <w:rPr>
-          <w:i/>
-        </w:rPr>
-        <w:t xml:space="preserve">9740 Skogsbevuxen myr </w:t>
-      </w:r>
-      <w:r>
-        <w:t>och</w:t>
-      </w:r>
-      <w:r>
-        <w:rPr>
-          <w:i/>
-        </w:rPr>
-        <w:t xml:space="preserve"> 6450 Svämängar </w:t>
-      </w:r>
-      <w:r>
-        <w:t>(SLU Artdatabanken, 2025).</w:t>
-      </w:r>
-    </w:p>
-    <w:p>
-      <w:r>
-        <w:rPr>
-          <w:b/>
-        </w:rPr>
-        <w:t xml:space="preserve">Linnea </w:t>
-      </w:r>
-      <w:r>
-        <w:t xml:space="preserve">är typisk art för </w:t>
-      </w:r>
-      <w:r>
-        <w:rPr>
-          <w:i/>
-        </w:rPr>
-        <w:t>9010 Taiga</w:t>
-      </w:r>
-      <w:r>
-        <w:t>. På linnea kan man hitta sporsäcksvampen linnealudd (SLU Artdatabanken, 2025).</w:t>
-      </w:r>
-    </w:p>
-    <w:p>
-      <w:r>
-        <w:rPr>
-          <w:b/>
-        </w:rPr>
-        <w:t xml:space="preserve">Majbräken </w:t>
-      </w:r>
-      <w:r>
-        <w:t xml:space="preserve">är typisk art för </w:t>
-      </w:r>
-      <w:r>
-        <w:rPr>
-          <w:i/>
-        </w:rPr>
-        <w:t xml:space="preserve">9050 Näringsrik granskog </w:t>
-      </w:r>
-      <w:r>
-        <w:t>och</w:t>
-      </w:r>
-      <w:r>
-        <w:rPr>
-          <w:i/>
-        </w:rPr>
-        <w:t xml:space="preserve"> 9750 Svämlövskog </w:t>
-      </w:r>
-      <w:r>
-        <w:t>(SLU Artdatabanken, 2025).</w:t>
-      </w:r>
-    </w:p>
-    <w:p>
-      <w:r>
-        <w:rPr>
-          <w:b/>
-        </w:rPr>
-        <w:t>Mindre märgborre</w:t>
-      </w:r>
-      <w:r>
-        <w:t xml:space="preserve"> är en signalart för tallskog med höga naturvärden och betraktas tillsammans med skarptandad barkborre som nyckelarter för ett antal sällsynta åtgärdsprogramsarter som är beroende av deras gångsystem. Bland dessa kan nämnas avlång barkborre (VU), </w:t>
-      </w:r>
-      <w:r>
-        <w:rPr>
-          <w:i/>
-        </w:rPr>
-        <w:t>Corticeus longulus</w:t>
-      </w:r>
-      <w:r>
-        <w:t xml:space="preserve"> (VU), tallgångbagge (VU), cholodkovskys bastborre (NT) och tallbarksvartbagge (NT). Den mindre märgborrens måsvingeliknande gnaggångar är lätta att känna igen och hittas ofta på grova tallgrenar på marken. Rika förekomster av främst mindre märgborre men även skarptandad barkborre är en signal för artrikedom och inventeringar har visat att det är i skogar med en naturlig självgallring som det skapas förutsättningar för dessa arter samt de efterföljande åtgärdsprogramsarterna. Tallskogar med stark förekomst av mindre märgborre och skarptandad barkborre bör avsättas som reservat. Generellt bör hänsyn tas vid slutavverkning av talldominerad skog så att avverkningsrester som gren- och toppdelar lämnas. Mindre märgborre är typisk art för </w:t>
-      </w:r>
-      <w:r>
-        <w:rPr>
-          <w:i/>
-        </w:rPr>
-        <w:t>9060 Åsbarrskog</w:t>
-      </w:r>
-      <w:r>
-        <w:t xml:space="preserve"> (SLU Artdatabanken, 2026; Pettersson, 2014; Hedgren, 2012; Gunnarsson m fl., 1999).</w:t>
-      </w:r>
-    </w:p>
-    <w:p>
-      <w:r>
-        <w:rPr>
-          <w:b/>
-        </w:rPr>
-        <w:t xml:space="preserve">Småflikig brosklav (NT) </w:t>
-      </w:r>
-      <w:r>
-        <w:t xml:space="preserve">signalerar i hela sitt utbredningsområde skogsbestånd med höga naturvärden. Den indikerar hög luftfuktighet och långvarig förekomst av asp. Småflikig brosklav är typisk art för </w:t>
-      </w:r>
-      <w:r>
-        <w:rPr>
-          <w:i/>
-        </w:rPr>
-        <w:t>9010 Taiga</w:t>
-      </w:r>
-      <w:r>
-        <w:t xml:space="preserve"> (Nitare &amp; Skogsstyrelsen, 2019; SLU Artdatabanken, 2025).</w:t>
-      </w:r>
-    </w:p>
-    <w:p>
-      <w:r>
-        <w:rPr>
-          <w:b/>
-        </w:rPr>
-        <w:t>Tallkötticka (NT)</w:t>
-      </w:r>
-      <w:r>
-        <w:t xml:space="preserve"> är tallens kötticka och har ofta ett mer resupinat växtsätt än den granlevande köttickan </w:t>
-      </w:r>
-      <w:r>
-        <w:rPr>
-          <w:i/>
-        </w:rPr>
-        <w:t>Leptoporus mollis</w:t>
-      </w:r>
-      <w:r>
-        <w:t>. Artens förekomstarea och utbredning i Sverige är inte känd, men utifrån de fynd som rapporteras av kötticka på tall verkar den vara mer ovanlig än den granlevande. Den totala populationen bedöms därför ha minskat under de senaste 30 åren och fortsätter att minska i takt med att kontinuitetsskogar (skogar som inte kalavverkats) minskar i areal, samtidigt som att lämpliga miljöer inte återskapas i samma takt. Minskningstakten för den svenska populationen bedöms vara nära gränsvärdet för Sårbar (VU). (A2c+3c+4c) (SLU Artdatabanken, 2024; Nitare &amp; Skogsstyrelsen, 2019).</w:t>
+        <w:t>Avverkning av skog med höga naturvärden samt skada på fridlysta arter strider både mot FSC Controlled Wood-standarden och FSC:s policy for associerade organisationer.</w:t>
       </w:r>
     </w:p>
     <w:p>
@@ -651,7 +870,73 @@
         <w:pStyle w:val="Heading1"/>
       </w:pPr>
       <w:r>
-        <w:t>Certifiering</w:t>
+        <w:t>Ur PEFC-standarden gällande lagefterlevnad</w:t>
+      </w:r>
+    </w:p>
+    <w:p>
+      <w:r>
+        <w:t>PEFC-standarden förutsätter att tillämplig svensk lagstiftning följs. Det är utsedd tillsynsmyndighet som ansvarar för tillsyn av lagens efterlevnad. PEFC-standarden återger innehållet i vissa certifieringskritiska lag- och föreskriftskrav vilka ska ingå i granskning av PEFC-systemets efterlevnad.</w:t>
+      </w:r>
+    </w:p>
+    <w:p>
+      <w:pPr>
+        <w:pStyle w:val="ListBullet"/>
+      </w:pPr>
+      <w:r>
+        <w:rPr>
+          <w:b/>
+          <w:i/>
+        </w:rPr>
+        <w:t xml:space="preserve">Kommentar: </w:t>
+      </w:r>
+      <w:r>
+        <w:rPr>
+          <w:i/>
+        </w:rPr>
+        <w:t>I den avverkningsanmälda skogen har fridlysta arter sina livsmiljöer och växtplatser. Att skada de fridlysta arternas livsmiljöer, växtplatser eller ekologiska funktion är inte tillåtet enligt artskyddsförordningen</w:t>
+      </w:r>
+    </w:p>
+    <w:p>
+      <w:r>
+        <w:br w:type="page"/>
+      </w:r>
+    </w:p>
+    <w:p>
+      <w:pPr>
+        <w:pStyle w:val="Title"/>
+      </w:pPr>
+      <w:r>
+        <w:t>BILAGA 1 –</w:t>
+        <w:br/>
+        <w:t>Fridlysta och rödlistade arter</w:t>
+      </w:r>
+    </w:p>
+    <w:p>
+      <w:pPr>
+        <w:pStyle w:val="Heading1"/>
+      </w:pPr>
+      <w:r>
+        <w:t>Talltita – ekologi samt krav på livsmiljön</w:t>
+      </w:r>
+    </w:p>
+    <w:p>
+      <w:r>
+        <w:t>Talltita är rödlistad som NT, fridlyst och prioriterad art i Skogsvårdslagen. Den omfattas av EU:s fågeldirektiv. Arten har minskat kraftigt de senaste 30 åren och minskningstakten innevarande 10-årsperiod beräknas till 20 (10–30) % (SLU Artdatabanken, 2022).</w:t>
+      </w:r>
+    </w:p>
+    <w:p>
+      <w:r>
+        <w:t>Talltita föredrar större sammanhängande barrskogar, och finns såväl i tallskog som granskog och i lövblandad barrskog. Skogens struktur är viktig och ska helst vara flerskiktad med riklig underväxt av mindre granar, björk och andra lövträd och buskar. Tillgång på murknande högstubbar är särskilt viktig, eftersom talltitan helst själv hackar ut sitt bohål (SLU Artdatabanken, 2022).</w:t>
+      </w:r>
+    </w:p>
+    <w:p>
+      <w:r>
+        <w:t>Det finns flera studier som visar att talltita är känslig för gallring och inte överlever när dess livsmiljö kalavverkas (Eggers and Low, 2014; Griesser et al., 2007; Klein, 2020). Talltitans revir är förhållandevis stora, 10–20 hektar och arten missgynnas när skogen fragmenteras. Kalavverkning av större delar av reviret innebär att det överges (Artdatabanken, 2021).</w:t>
+      </w:r>
+    </w:p>
+    <w:p>
+      <w:r>
+        <w:t>Talltitan är synnerligen trogen sitt revir så länge paret lever och biotopen förblir intakt. Paret stannar i sitt revir året om. En förlust av ett revir har därför en stor inverkan på den lokala populationen och trakthyggesbruket anses vara orsak till den svenska populationens kraftiga minskning. Talltiteparets revirtrohet innebär att närhelst under året man observerar en adult talltita så ingår denna plats i reviret (Siffczyk et al., 2003; Ekman, 1979).</w:t>
       </w:r>
     </w:p>
     <w:p>
@@ -659,100 +944,137 @@
         <w:pStyle w:val="Heading2"/>
       </w:pPr>
       <w:r>
-        <w:t>Ur FSC-standarden</w:t>
+        <w:t>Referenser – talltita</w:t>
       </w:r>
     </w:p>
     <w:p>
       <w:r>
+        <w:t xml:space="preserve">Eggers, S., Low, M., 2014. </w:t>
+      </w:r>
+      <w:r>
         <w:rPr>
-          <w:b/>
+          <w:i/>
         </w:rPr>
-        <w:t xml:space="preserve">PRINCIP 1: LAGEFTERLEVNAD: </w:t>
-      </w:r>
-      <w:r>
-        <w:t>Certifikatsinnehavaren ska följa alla tillämpliga lagar, förordningar och nationellt ratificerade internationella avtal, konventioner och överenskommelser.</w:t>
+        <w:t xml:space="preserve">Differential demographic responses of sympatric Parids to vegetation management in boreal forest. </w:t>
+      </w:r>
+      <w:r>
+        <w:t>For. Ecol. Manage. 319, 169–175.</w:t>
       </w:r>
     </w:p>
     <w:p>
       <w:r>
+        <w:t xml:space="preserve">Ekman, J., 1979. </w:t>
+      </w:r>
+      <w:r>
         <w:rPr>
-          <w:b/>
+          <w:i/>
         </w:rPr>
-        <w:t xml:space="preserve">1.3.1 </w:t>
-      </w:r>
-      <w:r>
-        <w:t>Tillämpliga lagar och föreskrifter för brukandet av skogen följs.</w:t>
+        <w:t xml:space="preserve">Coherence, composition and territories of winter social groups of the Willow Tit Parus montanus and the Crested Tit P. cristatus. </w:t>
+      </w:r>
+      <w:r>
+        <w:t>Ornis Scandinavica, 10, pp 56–68</w:t>
+      </w:r>
+    </w:p>
+    <w:p>
+      <w:r>
+        <w:t xml:space="preserve">Griesser, M., Nystrand, M., Eggers, S., Ekman, J., 2007. </w:t>
+      </w:r>
+      <w:r>
+        <w:rPr>
+          <w:i/>
+        </w:rPr>
+        <w:t xml:space="preserve">Impact of forestry practices on fitness correlates and population productivity in an open-nesting bird species. </w:t>
+      </w:r>
+      <w:r>
+        <w:t>Conserv. Biol. 21, 767–774. https://doi.org/10.1111/j.1523- 1739.2007.00675.x</w:t>
+      </w:r>
+    </w:p>
+    <w:p>
+      <w:r>
+        <w:t xml:space="preserve">Klein, J., 2020. </w:t>
+      </w:r>
+      <w:r>
+        <w:rPr>
+          <w:i/>
+        </w:rPr>
+        <w:t xml:space="preserve">The forgotten forest – On thinning, retention, and biodiversity in the boreal forest. </w:t>
+      </w:r>
+      <w:r>
+        <w:t>Doctoral Thesis No. 2020:50</w:t>
+      </w:r>
+    </w:p>
+    <w:p>
+      <w:r>
+        <w:t xml:space="preserve">Siffczyk, C., Brotons, L., Kangas, K., Orell, M., 2003. </w:t>
+      </w:r>
+      <w:r>
+        <w:rPr>
+          <w:i/>
+        </w:rPr>
+        <w:t xml:space="preserve">Home range size of willow tits. </w:t>
+      </w:r>
+      <w:r>
+        <w:t>Oecologica, 136, 635–642 (2003)</w:t>
+      </w:r>
+    </w:p>
+    <w:p>
+      <w:r>
+        <w:t xml:space="preserve">SLU Artdatabanken, 2021. </w:t>
+      </w:r>
+      <w:r>
+        <w:rPr>
+          <w:i/>
+        </w:rPr>
+        <w:t xml:space="preserve">Artfaktablad. Naturvård – artfakta. </w:t>
+      </w:r>
+      <w:r>
+        <w:t>SLU Artdatabanken, Uppsala</w:t>
       </w:r>
     </w:p>
     <w:p>
       <w:pPr>
-        <w:pStyle w:val="ListBullet"/>
+        <w:pStyle w:val="Heading1"/>
       </w:pPr>
       <w:r>
-        <w:rPr>
-          <w:b/>
-          <w:i/>
-        </w:rPr>
-        <w:t xml:space="preserve">Kommentar: </w:t>
-      </w:r>
-      <w:r>
-        <w:t>I den avverkningsanmälda skogen har fridlysta arter sina livsmiljöer och växtplatser. Att skada de fridlysta arternas livsmiljöer, växtplatser eller ekologiska funktion är inte tillåtet enligt artskyddsförordningen.</w:t>
+        <w:t>Mindre märgborre – ekologi samt krav på livsmiljön</w:t>
+      </w:r>
+    </w:p>
+    <w:p>
+      <w:r>
+        <w:t xml:space="preserve">Mindre märgborre är en signalart för tallskog med höga naturvärden och kan lätt konstateras genom sina karaktäristiska måsvingeliknande gnagspår som ofta hittas på grova tallgrenar på marken. Mindre märgborre betraktas tillsammans med skarptandad barkborre som nyckelarter, eftersom en rad sällsynta efterföljande arter är beroende av deras gångsystem. Bland dessa kan nämnas åtgärdsprogramsarterna avlång barkborre (VU), </w:t>
       </w:r>
       <w:r>
         <w:rPr>
           <w:i/>
         </w:rPr>
-        <w:t xml:space="preserve"> EU:s medlemsländer och skogsbolag är skyldiga att agera i enlighet med EU:s fågeldirektiv där det uttryckligen står att direktivet gäller för fåglar samt för deras ägg, bon och </w:t>
-      </w:r>
-      <w:r>
-        <w:rPr>
-          <w:b/>
-          <w:i/>
-        </w:rPr>
-        <w:t xml:space="preserve">livsmiljöer </w:t>
-      </w:r>
-      <w:r>
-        <w:t>(artikel 1). Vidare att de åtgärder som vidtas inte får leda till en försämring av den nuvarande situationen beträffande bevarandet av de fågelarter som avses i artikel 1 (artikel 13).</w:t>
+        <w:t>Corticeus longulus</w:t>
+      </w:r>
+      <w:r>
+        <w:t xml:space="preserve"> (VU), tallgångbagge (VU), cholodkovskys bastborre (NT) och tallbarksvartbagge (NT) (Pettersson, 2014; Gunnarsson m fl., 1999).</w:t>
       </w:r>
     </w:p>
     <w:p>
       <w:r>
-        <w:rPr>
-          <w:b/>
-        </w:rPr>
-        <w:t xml:space="preserve">6.4 </w:t>
-      </w:r>
-      <w:r>
-        <w:t>Certifikatsinnehavaren ska skydda sällsynta arter och hotade arter samt deras livsmiljöer inom skogsbruksenheten. Det ska ske genom avsättningar, andra skyddade områden och genom att skapa konnektivitet och/eller genom andra direkta åtgärder som gynnar dessa arters överlevnad och livskraft. Åtgärderna ska stå i förhållande till brukandets skala, intensitet och risk, samt till sällsynta och hotade arters bevarandestatus och ekologiska krav. Certifikatsinnehavaren ska beakta den geografiska spridningen och ekologiska krav hos sällsynta och hotade arter utanför skogsbruksenhetens gränser när beslut om åtgärder inom skogsbruksenheten ska fattas.</w:t>
+        <w:t>Tallskogar tillhör de livsmiljöer som förändrats i stor skala, där många kvadratmil har omvandlats till unga produktionsskogar. I sådana skogar saknas förutsättningar för de ovannämnda sällsynta barkborrarna och alltmer kunskap tyder på att skogsbrukets omvandling av skogslandskapet, missgynnar åtgärdsprogrammets arter även inne i skyddade områden (Hedgren, 2012; Hedgren m.fl., 2010; Wikars m.fl., 2010; Wikars, 2009). Orsaken är sannolikt att dagens intensiva skogsbruk trivialiserar faunan på nydöda träd. Detta sker genom att generalister förökas upp i sådan grad i den brukade skogen att dessa även kommer att dominera i de för hållandevis små och fragmenterade områden som avsätts för naturvård (Appelqvist, 2005; Janzen, 1983; Ås, 1999).</w:t>
       </w:r>
     </w:p>
     <w:p>
       <w:r>
-        <w:rPr>
-          <w:b/>
-        </w:rPr>
-        <w:t xml:space="preserve">6.4.3 </w:t>
-      </w:r>
-      <w:r>
-        <w:t>Bevarandeåtgärder genomförs för de kända förekomster av rödlistade arter som påverkas av skogsbruk.</w:t>
+        <w:t>Ett tydligt exempel på en generalist som gynnas av dagens skogsbruk är större märgborre på nydöd tall. Denna utvecklas förutom i vindfällen gärna i avverkningsavfall, inklusive avverkningsstubbar och röjningsstammar. Därmed har den större märgborren möjlighet att upprätthålla stora och stabila populationer på huvuddelen av landets skogsmark, vilket leder till en trivialisering av faunan. Större märgborre inverkar sannolikt direkt negativt på arter som tolvtandad barkborre (EN) och avlång barkborre (VU), och indirekt på de som är gynnade av blånadssvampar, dvs. följearter till framförallt mindre märgborre och skarptandad barkborre. De barkborrar som missgynnas av större märgborre är i mycket högre grad gynnade av tallar som dör genom självgallring, dvs. i normalfallet skog som inte används till skogsproduktion (Pettersson, 2014; Wikars, skriftl.).</w:t>
       </w:r>
     </w:p>
     <w:p>
-      <w:pPr>
-        <w:pStyle w:val="ListBullet"/>
-      </w:pPr>
-      <w:r>
-        <w:rPr>
-          <w:b/>
-          <w:i/>
-        </w:rPr>
-        <w:t xml:space="preserve">Kommentar: </w:t>
+      <w:r>
+        <w:t xml:space="preserve">Rika förekomster av främst mindre märgborre men även skarptandad barkborre är en signal för artrikedom och inventeringar har visat att det är i skogar med en naturlig självgallring som det skapas förutsättningar för dessa arter samt de efterföljande åtgärdsprogramsarterna (Pettersson, 2014; Hedgren, 2012). Tallskogar med stark förekomst av mindre märgborre och skarptandad barkborre bör avsättas som reservat. Generellt bör hänsyn tas vid slutavverkning av talldominerad skog så att avverkningsrester som gren- och toppdelar (s.k. GROT) lämnas. Mindre märgborre är typisk art för </w:t>
       </w:r>
       <w:r>
         <w:rPr>
           <w:i/>
         </w:rPr>
-        <w:t>I det avverkningsanmälda skogsområdet har 18 naturvårdsarter varav 4 rödlistade arter sina livsmiljöer och växtplatser.</w:t>
+        <w:t>9060 Åsbarrskog</w:t>
+      </w:r>
+      <w:r>
+        <w:t xml:space="preserve"> (Pettersson, 2014; SLU Artdatabanken, 2026).</w:t>
       </w:r>
     </w:p>
     <w:p>
@@ -760,18 +1082,183 @@
         <w:pStyle w:val="Heading2"/>
       </w:pPr>
       <w:r>
-        <w:t>Ur Chain of Custody Certification (FSC-STD-40-004 ver 3.0)</w:t>
+        <w:t>Referenser – mindre märgborre</w:t>
       </w:r>
     </w:p>
     <w:p>
       <w:r>
+        <w:t xml:space="preserve">Appelqvist, T., 2005. </w:t>
+      </w:r>
+      <w:r>
         <w:rPr>
-          <w:b/>
+          <w:i/>
         </w:rPr>
-        <w:t xml:space="preserve">1.3 </w:t>
-      </w:r>
-      <w:r>
-        <w:t xml:space="preserve">The organization shall commit to the FSC values as defined in FSC-POL-01-004 Policy for the Association of Organizations with FSC. </w:t>
+        <w:t>Naturvårdsbiologisk forskning. Underlag för områdesskydd i landskapet.</w:t>
+      </w:r>
+      <w:r>
+        <w:t xml:space="preserve"> Naturvårdsverket, Rapport 5452.</w:t>
+      </w:r>
+    </w:p>
+    <w:p>
+      <w:r>
+        <w:t xml:space="preserve">Gunnarsson, B., Pettersson, R. B., Hake, M. och Hultengren, S. &amp; Sjöberg, K., 1999. </w:t>
+      </w:r>
+      <w:r>
+        <w:rPr>
+          <w:i/>
+        </w:rPr>
+        <w:t xml:space="preserve">Spindlar och skalbaggar som indikatorer i barrskog. </w:t>
+      </w:r>
+      <w:r>
+        <w:t>Skog &amp; Forskning, Nr. 2/99, s. 46–51.</w:t>
+      </w:r>
+    </w:p>
+    <w:p>
+      <w:r>
+        <w:t xml:space="preserve">Hedgren, O., 2012. </w:t>
+      </w:r>
+      <w:r>
+        <w:rPr>
+          <w:i/>
+        </w:rPr>
+        <w:t>Hotade insekter på tallved i Dalarna.</w:t>
+      </w:r>
+      <w:r>
+        <w:t xml:space="preserve"> Länsstyrelsen Dalarna, Naturvårdsenheten. Rapport 2012:16.</w:t>
+      </w:r>
+    </w:p>
+    <w:p>
+      <w:r>
+        <w:t xml:space="preserve">Hedgren, O. 2010. </w:t>
+      </w:r>
+      <w:r>
+        <w:rPr>
+          <w:i/>
+        </w:rPr>
+        <w:t>Vedinsekter i tallskog och på brandfält i Värmland.</w:t>
+      </w:r>
+      <w:r>
+        <w:t xml:space="preserve"> Länsstyrelsen Värmland, Stencil, 39 s.</w:t>
+      </w:r>
+    </w:p>
+    <w:p>
+      <w:r>
+        <w:t xml:space="preserve">Janzen, D. H., 1983. </w:t>
+      </w:r>
+      <w:r>
+        <w:rPr>
+          <w:i/>
+        </w:rPr>
+        <w:t>No park is an island: Increase in interference from outside as park size decreases</w:t>
+      </w:r>
+      <w:r>
+        <w:t>. Oikos 41: 402–410.</w:t>
+      </w:r>
+    </w:p>
+    <w:p>
+      <w:r>
+        <w:t xml:space="preserve">Jonsell, M., Weslien, J. &amp; Ehn ström, B., 1998. </w:t>
+      </w:r>
+      <w:r>
+        <w:rPr>
+          <w:i/>
+        </w:rPr>
+        <w:t>Substrate requirements of red-listed saproxylic invertebrates in Sweden</w:t>
+      </w:r>
+      <w:r>
+        <w:t>. Biodiversity and Conserv. 7: 749–764.</w:t>
+      </w:r>
+    </w:p>
+    <w:p>
+      <w:r>
+        <w:t xml:space="preserve">Pettersson, R. B., 2014). </w:t>
+      </w:r>
+      <w:r>
+        <w:rPr>
+          <w:i/>
+        </w:rPr>
+        <w:t>Åtgärdsprogram för skalbaggar på nyligen död tall, 2014–2018.</w:t>
+      </w:r>
+      <w:r>
+        <w:t xml:space="preserve"> Rapport 6599. Bromma: Naturvårdsverket.</w:t>
+      </w:r>
+    </w:p>
+    <w:p>
+      <w:r>
+        <w:t xml:space="preserve">SLU Artdatabanken, 2026. </w:t>
+      </w:r>
+      <w:r>
+        <w:rPr>
+          <w:i/>
+        </w:rPr>
+        <w:t xml:space="preserve">Artfaktablad. Naturvård – artfakta. </w:t>
+      </w:r>
+      <w:r>
+        <w:t>SLU Artdatabanken, Uppsala.</w:t>
+      </w:r>
+    </w:p>
+    <w:p>
+      <w:r>
+        <w:t xml:space="preserve">Wikars, L.-O., Hansson, J. &amp; Hedgren, O., 2010. </w:t>
+      </w:r>
+      <w:r>
+        <w:rPr>
+          <w:i/>
+        </w:rPr>
+        <w:t>Inventering av vedlevande skalbaggar – tallskogar i Örebro län.</w:t>
+      </w:r>
+      <w:r>
+        <w:t xml:space="preserve"> Länsstyrelsen i Örebro län, publ.nr. 2010:2.</w:t>
+      </w:r>
+    </w:p>
+    <w:p>
+      <w:r>
+        <w:t xml:space="preserve">Wikars, L.-O., 2009. </w:t>
+      </w:r>
+      <w:r>
+        <w:rPr>
+          <w:i/>
+        </w:rPr>
+        <w:t>Vedskalbaggar i Hamra nationalpark, Gävleborgs län.</w:t>
+      </w:r>
+      <w:r>
+        <w:t xml:space="preserve"> Länsstyrelsen Gävleborg, Rapport 2009:14.</w:t>
+      </w:r>
+    </w:p>
+    <w:p>
+      <w:pPr>
+        <w:pStyle w:val="Heading1"/>
+      </w:pPr>
+      <w:r>
+        <w:t>Spillkråka – ekologi samt krav på livsmiljön</w:t>
+      </w:r>
+    </w:p>
+    <w:p>
+      <w:r>
+        <w:t xml:space="preserve">Spillkråka (§4) ingår i bilaga 1 EU:s fågeldirektiv och är typisk art för </w:t>
+      </w:r>
+      <w:r>
+        <w:rPr>
+          <w:i/>
+        </w:rPr>
+        <w:t xml:space="preserve">9010 Taiga </w:t>
+      </w:r>
+      <w:r>
+        <w:t>och</w:t>
+      </w:r>
+      <w:r>
+        <w:rPr>
+          <w:i/>
+        </w:rPr>
+        <w:t xml:space="preserve"> 9740 Skogsbevuxen myr</w:t>
+      </w:r>
+      <w:r>
+        <w:t>. Den lever i både barr- och blandskog liksom i ren lövskog. De tätaste populationerna tenderar att finnas i äldre, variationsrik blandskog med gott om död ved och gamla träd. Varje par utnyttjar 400–1000 hektar skog beroende på skogens kvalitet. Skogsbruk med korta omloppstider och täta, homogena ungskogar utgör det största hotet (SLU Artdatabanken, 2026).</w:t>
+      </w:r>
+    </w:p>
+    <w:p>
+      <w:r>
+        <w:t>Spillkråka är en nyckelart i skogliga miljöer vars övergivna bohål utnyttjas av flera andra hålhäckande fågelarter och fladdermöss, däribland pärluggla (EN, §4), knipa (§4), salskrake (§4) och skogsduva (§4). Hökuggla (VU, §4) och slaguggla (§4) häckar ofta i högstubbar som brutits av i höjd med ett gammalt spillkråkebo (Skogsstyrelsen, 2016).</w:t>
       </w:r>
     </w:p>
     <w:p>
@@ -779,331 +1266,21 @@
         <w:pStyle w:val="Heading2"/>
       </w:pPr>
       <w:r>
-        <w:t>Ur FSC:s policy för associerade organisationer (FSC-POL-01-004)</w:t>
+        <w:t>Referenser – spillkråka</w:t>
       </w:r>
     </w:p>
     <w:p>
       <w:r>
-        <w:t xml:space="preserve">Som “Chain of Custody”-certifierad organisation är skogsbolaget bunden av de fastställda reglerna i Del 1 Punkt 1 c) i Policy för organisationer associerade med FSC (FSC-POL-01-004 V2-0 EN + SVE version 2012-03-02): </w:t>
-      </w:r>
-    </w:p>
-    <w:p>
-      <w:pPr>
-        <w:pStyle w:val="ListNumber"/>
-      </w:pPr>
-      <w:r>
-        <w:t>De organisationer FSC kan acceptera association med får inte direkt eller indirekt ha några kopplingar till nedanstående, oacceptabla aktiviteter:</w:t>
-      </w:r>
-    </w:p>
-    <w:p>
-      <w:pPr>
-        <w:ind w:left="357"/>
-      </w:pPr>
-      <w:r>
-        <w:t>a) Olaglig skogsavverkning och handel med olagligt avverkat virke eller skogsprodukter</w:t>
-      </w:r>
-    </w:p>
-    <w:p>
-      <w:pPr>
-        <w:ind w:left="357"/>
-      </w:pPr>
-      <w:r>
-        <w:t>...</w:t>
-      </w:r>
-    </w:p>
-    <w:p>
-      <w:pPr>
-        <w:ind w:left="357"/>
-      </w:pPr>
-      <w:r>
-        <w:t>c) Skogsbruk som förstör höga naturvärden</w:t>
-      </w:r>
-    </w:p>
-    <w:p>
-      <w:pPr>
-        <w:ind w:left="357"/>
-      </w:pPr>
-      <w:r>
-        <w:t>d) Betydande omvandling av skog till plantager eller annan, icke skoglig, markanvändning</w:t>
-      </w:r>
-    </w:p>
-    <w:p>
-      <w:pPr>
-        <w:pStyle w:val="ListBullet"/>
-      </w:pPr>
-      <w:r>
-        <w:rPr>
-          <w:b/>
-          <w:i/>
-        </w:rPr>
-        <w:t xml:space="preserve">Kommentar: </w:t>
+        <w:t xml:space="preserve">Skogsstyrelsen, 2016. </w:t>
       </w:r>
       <w:r>
         <w:rPr>
           <w:i/>
         </w:rPr>
-        <w:t>Avverkning av skog med höga naturvärden samt skada på fridlysta arter strider både mot FSC Controlled Wood-standarden och FSC:s policy for associerade organisationer.</w:t>
-      </w:r>
-    </w:p>
-    <w:p>
-      <w:pPr>
-        <w:pStyle w:val="Heading2"/>
-      </w:pPr>
-      <w:r>
-        <w:t>Ur FSC Controlled Wood (FSC-STD-40-005)</w:t>
-      </w:r>
-    </w:p>
-    <w:p>
-      <w:r>
-        <w:t>Virke som inte accepteras i FSC-märkta produkter (oacceptabelt ursprung) enligt FSC Controlled Wood (FSC-STD-40-005):</w:t>
-      </w:r>
-    </w:p>
-    <w:p>
-      <w:pPr>
-        <w:pStyle w:val="ListNumber"/>
-      </w:pPr>
-      <w:r>
-        <w:t>Illegalt avverkat virke.</w:t>
-      </w:r>
-    </w:p>
-    <w:p>
-      <w:pPr>
-        <w:pStyle w:val="ListNumber"/>
-      </w:pPr>
-      <w:r>
-        <w:t>...</w:t>
-      </w:r>
-    </w:p>
-    <w:p>
-      <w:pPr>
-        <w:pStyle w:val="ListNumber"/>
-      </w:pPr>
-      <w:r>
-        <w:t>Virke från avverkningar som hotar höga naturvärden.</w:t>
-      </w:r>
-    </w:p>
-    <w:p>
-      <w:pPr>
-        <w:pStyle w:val="ListNumber"/>
-      </w:pPr>
-      <w:r>
-        <w:t>Virke från skog som konverteras till plantager eller icke-skogligt bruk.</w:t>
-      </w:r>
-    </w:p>
-    <w:p>
-      <w:pPr>
-        <w:pStyle w:val="ListBullet"/>
-      </w:pPr>
-      <w:r>
-        <w:rPr>
-          <w:b/>
-          <w:i/>
-        </w:rPr>
-        <w:t xml:space="preserve">Kommentar: </w:t>
-      </w:r>
-      <w:r>
-        <w:rPr>
-          <w:i/>
-        </w:rPr>
-        <w:t>Avverkning av skog med höga naturvärden samt skada på fridlysta arter strider både mot FSC Controlled Wood-standarden och FSC:s policy for associerade organisationer.</w:t>
-      </w:r>
-    </w:p>
-    <w:p>
-      <w:pPr>
-        <w:pStyle w:val="Heading1"/>
-      </w:pPr>
-      <w:r>
-        <w:t>Ur PEFC-standarden gällande lagefterlevnad</w:t>
-      </w:r>
-    </w:p>
-    <w:p>
-      <w:r>
-        <w:t>PEFC-standarden förutsätter att tillämplig svensk lagstiftning följs. Det är utsedd tillsynsmyndighet som ansvarar för tillsyn av lagens efterlevnad. PEFC-standarden återger innehållet i vissa certifieringskritiska lag- och föreskriftskrav vilka ska ingå i granskning av PEFC-systemets efterlevnad.</w:t>
-      </w:r>
-    </w:p>
-    <w:p>
-      <w:pPr>
-        <w:pStyle w:val="ListBullet"/>
-      </w:pPr>
-      <w:r>
-        <w:rPr>
-          <w:b/>
-          <w:i/>
-        </w:rPr>
-        <w:t xml:space="preserve">Kommentar: </w:t>
-      </w:r>
-      <w:r>
-        <w:rPr>
-          <w:i/>
-        </w:rPr>
-        <w:t>I den avverkningsanmälda skogen har fridlysta arter sina livsmiljöer och växtplatser. Att skada de fridlysta arternas livsmiljöer, växtplatser eller ekologiska funktion är inte tillåtet enligt artskyddsförordningen</w:t>
-      </w:r>
-    </w:p>
-    <w:p>
-      <w:r>
-        <w:br w:type="page"/>
-      </w:r>
-    </w:p>
-    <w:p>
-      <w:pPr>
-        <w:pStyle w:val="Title"/>
-      </w:pPr>
-      <w:r>
-        <w:t>BILAGA 1 –</w:t>
-        <w:br/>
-        <w:t>Fridlysta och rödlistade arter</w:t>
-      </w:r>
-    </w:p>
-    <w:p>
-      <w:pPr>
-        <w:pStyle w:val="Heading1"/>
-      </w:pPr>
-      <w:r>
-        <w:t>Mindre märgborre – ekologi samt krav på livsmiljön</w:t>
-      </w:r>
-    </w:p>
-    <w:p>
-      <w:r>
-        <w:t xml:space="preserve">Mindre märgborre är en signalart för tallskog med höga naturvärden och kan lätt konstateras genom sina karaktäristiska måsvingeliknande gnagspår som ofta hittas på grova tallgrenar på marken. Mindre märgborre betraktas tillsammans med skarptandad barkborre som nyckelarter, eftersom en rad sällsynta efterföljande arter är beroende av deras gångsystem. Bland dessa kan nämnas åtgärdsprogramsarterna avlång barkborre (VU), </w:t>
-      </w:r>
-      <w:r>
-        <w:rPr>
-          <w:i/>
-        </w:rPr>
-        <w:t>Corticeus longulus</w:t>
-      </w:r>
-      <w:r>
-        <w:t xml:space="preserve"> (VU), tallgångbagge (VU), cholodkovskys bastborre (NT) och tallbarksvartbagge (NT) (Pettersson, 2014; Gunnarsson m fl., 1999).</w:t>
-      </w:r>
-    </w:p>
-    <w:p>
-      <w:r>
-        <w:t>Tallskogar tillhör de livsmiljöer som förändrats i stor skala, där många kvadratmil har omvandlats till unga produktionsskogar. I sådana skogar saknas förutsättningar för de ovannämnda sällsynta barkborrarna och alltmer kunskap tyder på att skogsbrukets omvandling av skogslandskapet, missgynnar åtgärdsprogrammets arter även inne i skyddade områden (Hedgren, 2012; Hedgren m.fl., 2010; Wikars m.fl., 2010; Wikars, 2009). Orsaken är sannolikt att dagens intensiva skogsbruk trivialiserar faunan på nydöda träd. Detta sker genom att generalister förökas upp i sådan grad i den brukade skogen att dessa även kommer att dominera i de för hållandevis små och fragmenterade områden som avsätts för naturvård (Appelqvist, 2005; Janzen, 1983; Ås, 1999).</w:t>
-      </w:r>
-    </w:p>
-    <w:p>
-      <w:r>
-        <w:t>Ett tydligt exempel på en generalist som gynnas av dagens skogsbruk är större märgborre på nydöd tall. Denna utvecklas förutom i vindfällen gärna i avverkningsavfall, inklusive avverkningsstubbar och röjningsstammar. Därmed har den större märgborren möjlighet att upprätthålla stora och stabila populationer på huvuddelen av landets skogsmark, vilket leder till en trivialisering av faunan. Större märgborre inverkar sannolikt direkt negativt på arter som tolvtandad barkborre (EN) och avlång barkborre (VU), och indirekt på de som är gynnade av blånadssvampar, dvs. följearter till framförallt mindre märgborre och skarptandad barkborre. De barkborrar som missgynnas av större märgborre är i mycket högre grad gynnade av tallar som dör genom självgallring, dvs. i normalfallet skog som inte används till skogsproduktion (Pettersson, 2014; Wikars, skriftl.).</w:t>
-      </w:r>
-    </w:p>
-    <w:p>
-      <w:r>
-        <w:t xml:space="preserve">Rika förekomster av främst mindre märgborre men även skarptandad barkborre är en signal för artrikedom och inventeringar har visat att det är i skogar med en naturlig självgallring som det skapas förutsättningar för dessa arter samt de efterföljande åtgärdsprogramsarterna (Pettersson, 2014; Hedgren, 2012). Tallskogar med stark förekomst av mindre märgborre och skarptandad barkborre bör avsättas som reservat. Generellt bör hänsyn tas vid slutavverkning av talldominerad skog så att avverkningsrester som gren- och toppdelar (s.k. GROT) lämnas. Mindre märgborre är typisk art för </w:t>
-      </w:r>
-      <w:r>
-        <w:rPr>
-          <w:i/>
-        </w:rPr>
-        <w:t>9060 Åsbarrskog</w:t>
-      </w:r>
-      <w:r>
-        <w:t xml:space="preserve"> (Pettersson, 2014; SLU Artdatabanken, 2026).</w:t>
-      </w:r>
-    </w:p>
-    <w:p>
-      <w:pPr>
-        <w:pStyle w:val="Heading2"/>
-      </w:pPr>
-      <w:r>
-        <w:t>Referenser – mindre märgborre</w:t>
-      </w:r>
-    </w:p>
-    <w:p>
-      <w:r>
-        <w:t xml:space="preserve">Appelqvist, T., 2005. </w:t>
-      </w:r>
-      <w:r>
-        <w:rPr>
-          <w:i/>
-        </w:rPr>
-        <w:t>Naturvårdsbiologisk forskning. Underlag för områdesskydd i landskapet.</w:t>
-      </w:r>
-      <w:r>
-        <w:t xml:space="preserve"> Naturvårdsverket, Rapport 5452.</w:t>
-      </w:r>
-    </w:p>
-    <w:p>
-      <w:r>
-        <w:t xml:space="preserve">Gunnarsson, B., Pettersson, R. B., Hake, M. och Hultengren, S. &amp; Sjöberg, K., 1999. </w:t>
-      </w:r>
-      <w:r>
-        <w:rPr>
-          <w:i/>
-        </w:rPr>
-        <w:t xml:space="preserve">Spindlar och skalbaggar som indikatorer i barrskog. </w:t>
-      </w:r>
-      <w:r>
-        <w:t>Skog &amp; Forskning, Nr. 2/99, s. 46–51.</w:t>
-      </w:r>
-    </w:p>
-    <w:p>
-      <w:r>
-        <w:t xml:space="preserve">Hedgren, O., 2012. </w:t>
-      </w:r>
-      <w:r>
-        <w:rPr>
-          <w:i/>
-        </w:rPr>
-        <w:t>Hotade insekter på tallved i Dalarna.</w:t>
-      </w:r>
-      <w:r>
-        <w:t xml:space="preserve"> Länsstyrelsen Dalarna, Naturvårdsenheten. Rapport 2012:16.</w:t>
-      </w:r>
-    </w:p>
-    <w:p>
-      <w:r>
-        <w:t xml:space="preserve">Hedgren, O. 2010. </w:t>
-      </w:r>
-      <w:r>
-        <w:rPr>
-          <w:i/>
-        </w:rPr>
-        <w:t>Vedinsekter i tallskog och på brandfält i Värmland.</w:t>
-      </w:r>
-      <w:r>
-        <w:t xml:space="preserve"> Länsstyrelsen Värmland, Stencil, 39 s.</w:t>
-      </w:r>
-    </w:p>
-    <w:p>
-      <w:r>
-        <w:t xml:space="preserve">Janzen, D. H., 1983. </w:t>
-      </w:r>
-      <w:r>
-        <w:rPr>
-          <w:i/>
-        </w:rPr>
-        <w:t>No park is an island: Increase in interference from outside as park size decreases</w:t>
-      </w:r>
-      <w:r>
-        <w:t>. Oikos 41: 402–410.</w:t>
-      </w:r>
-    </w:p>
-    <w:p>
-      <w:r>
-        <w:t xml:space="preserve">Jonsell, M., Weslien, J. &amp; Ehn ström, B., 1998. </w:t>
-      </w:r>
-      <w:r>
-        <w:rPr>
-          <w:i/>
-        </w:rPr>
-        <w:t>Substrate requirements of red-listed saproxylic invertebrates in Sweden</w:t>
-      </w:r>
-      <w:r>
-        <w:t>. Biodiversity and Conserv. 7: 749–764.</w:t>
-      </w:r>
-    </w:p>
-    <w:p>
-      <w:r>
-        <w:t xml:space="preserve">Pettersson, R. B., 2014). </w:t>
-      </w:r>
-      <w:r>
-        <w:rPr>
-          <w:i/>
-        </w:rPr>
-        <w:t>Åtgärdsprogram för skalbaggar på nyligen död tall, 2014–2018.</w:t>
-      </w:r>
-      <w:r>
-        <w:t xml:space="preserve"> Rapport 6599. Bromma: Naturvårdsverket.</w:t>
+        <w:t xml:space="preserve">Vägledning för hänsyn till spillkråka. </w:t>
+      </w:r>
+      <w:r>
+        <w:t>Vägledningar och kunskapsstöd artskydd – Skogsstyrelsen.</w:t>
       </w:r>
     </w:p>
     <w:p>
@@ -1118,226 +1295,6 @@
       </w:r>
       <w:r>
         <w:t>SLU Artdatabanken, Uppsala.</w:t>
-      </w:r>
-    </w:p>
-    <w:p>
-      <w:r>
-        <w:t xml:space="preserve">Wikars, L.-O., Hansson, J. &amp; Hedgren, O., 2010. </w:t>
-      </w:r>
-      <w:r>
-        <w:rPr>
-          <w:i/>
-        </w:rPr>
-        <w:t>Inventering av vedlevande skalbaggar – tallskogar i Örebro län.</w:t>
-      </w:r>
-      <w:r>
-        <w:t xml:space="preserve"> Länsstyrelsen i Örebro län, publ.nr. 2010:2.</w:t>
-      </w:r>
-    </w:p>
-    <w:p>
-      <w:r>
-        <w:t xml:space="preserve">Wikars, L.-O., 2009. </w:t>
-      </w:r>
-      <w:r>
-        <w:rPr>
-          <w:i/>
-        </w:rPr>
-        <w:t>Vedskalbaggar i Hamra nationalpark, Gävleborgs län.</w:t>
-      </w:r>
-      <w:r>
-        <w:t xml:space="preserve"> Länsstyrelsen Gävleborg, Rapport 2009:14.</w:t>
-      </w:r>
-    </w:p>
-    <w:p>
-      <w:pPr>
-        <w:pStyle w:val="Heading1"/>
-      </w:pPr>
-      <w:r>
-        <w:t>Spillkråka – ekologi samt krav på livsmiljön</w:t>
-      </w:r>
-    </w:p>
-    <w:p>
-      <w:r>
-        <w:t xml:space="preserve">Spillkråka (§4) ingår i bilaga 1 EU:s fågeldirektiv och är typisk art för </w:t>
-      </w:r>
-      <w:r>
-        <w:rPr>
-          <w:i/>
-        </w:rPr>
-        <w:t xml:space="preserve">9010 Taiga </w:t>
-      </w:r>
-      <w:r>
-        <w:t>och</w:t>
-      </w:r>
-      <w:r>
-        <w:rPr>
-          <w:i/>
-        </w:rPr>
-        <w:t xml:space="preserve"> 9740 Skogsbevuxen myr</w:t>
-      </w:r>
-      <w:r>
-        <w:t>. Den lever i både barr- och blandskog liksom i ren lövskog. De tätaste populationerna tenderar att finnas i äldre, variationsrik blandskog med gott om död ved och gamla träd. Varje par utnyttjar 400–1000 hektar skog beroende på skogens kvalitet. Skogsbruk med korta omloppstider och täta, homogena ungskogar utgör det största hotet (SLU Artdatabanken, 2026).</w:t>
-      </w:r>
-    </w:p>
-    <w:p>
-      <w:r>
-        <w:t>Spillkråka är en nyckelart i skogliga miljöer vars övergivna bohål utnyttjas av flera andra hålhäckande fågelarter och fladdermöss, däribland pärluggla (EN, §4), knipa (§4), salskrake (§4) och skogsduva (§4). Hökuggla (VU, §4) och slaguggla (§4) häckar ofta i högstubbar som brutits av i höjd med ett gammalt spillkråkebo (Skogsstyrelsen, 2016).</w:t>
-      </w:r>
-    </w:p>
-    <w:p>
-      <w:pPr>
-        <w:pStyle w:val="Heading2"/>
-      </w:pPr>
-      <w:r>
-        <w:t>Referenser – spillkråka</w:t>
-      </w:r>
-    </w:p>
-    <w:p>
-      <w:r>
-        <w:t xml:space="preserve">Skogsstyrelsen, 2016. </w:t>
-      </w:r>
-      <w:r>
-        <w:rPr>
-          <w:i/>
-        </w:rPr>
-        <w:t xml:space="preserve">Vägledning för hänsyn till spillkråka. </w:t>
-      </w:r>
-      <w:r>
-        <w:t>Vägledningar och kunskapsstöd artskydd – Skogsstyrelsen.</w:t>
-      </w:r>
-    </w:p>
-    <w:p>
-      <w:r>
-        <w:t xml:space="preserve">SLU Artdatabanken, 2026. </w:t>
-      </w:r>
-      <w:r>
-        <w:rPr>
-          <w:i/>
-        </w:rPr>
-        <w:t xml:space="preserve">Artfaktablad. Naturvård – artfakta. </w:t>
-      </w:r>
-      <w:r>
-        <w:t>SLU Artdatabanken, Uppsala.</w:t>
-      </w:r>
-    </w:p>
-    <w:p>
-      <w:pPr>
-        <w:pStyle w:val="Heading1"/>
-      </w:pPr>
-      <w:r>
-        <w:t>Talltita – ekologi samt krav på livsmiljön</w:t>
-      </w:r>
-    </w:p>
-    <w:p>
-      <w:r>
-        <w:t>Talltita är rödlistad som NT, fridlyst och prioriterad art i Skogsvårdslagen. Den omfattas av EU:s fågeldirektiv. Arten har minskat kraftigt de senaste 30 åren och minskningstakten innevarande 10-årsperiod beräknas till 20 (10–30) % (SLU Artdatabanken, 2022).</w:t>
-      </w:r>
-    </w:p>
-    <w:p>
-      <w:r>
-        <w:t>Talltita föredrar större sammanhängande barrskogar, och finns såväl i tallskog som granskog och i lövblandad barrskog. Skogens struktur är viktig och ska helst vara flerskiktad med riklig underväxt av mindre granar, björk och andra lövträd och buskar. Tillgång på murknande högstubbar är särskilt viktig, eftersom talltitan helst själv hackar ut sitt bohål (SLU Artdatabanken, 2022).</w:t>
-      </w:r>
-    </w:p>
-    <w:p>
-      <w:r>
-        <w:t>Det finns flera studier som visar att talltita är känslig för gallring och inte överlever när dess livsmiljö kalavverkas (Eggers and Low, 2014; Griesser et al., 2007; Klein, 2020). Talltitans revir är förhållandevis stora, 10–20 hektar och arten missgynnas när skogen fragmenteras. Kalavverkning av större delar av reviret innebär att det överges (Artdatabanken, 2021).</w:t>
-      </w:r>
-    </w:p>
-    <w:p>
-      <w:r>
-        <w:t>Talltitan är synnerligen trogen sitt revir så länge paret lever och biotopen förblir intakt. Paret stannar i sitt revir året om. En förlust av ett revir har därför en stor inverkan på den lokala populationen och trakthyggesbruket anses vara orsak till den svenska populationens kraftiga minskning. Talltiteparets revirtrohet innebär att närhelst under året man observerar en adult talltita så ingår denna plats i reviret (Siffczyk et al., 2003; Ekman, 1979).</w:t>
-      </w:r>
-    </w:p>
-    <w:p>
-      <w:pPr>
-        <w:pStyle w:val="Heading2"/>
-      </w:pPr>
-      <w:r>
-        <w:t>Referenser – talltita</w:t>
-      </w:r>
-    </w:p>
-    <w:p>
-      <w:r>
-        <w:t xml:space="preserve">Eggers, S., Low, M., 2014. </w:t>
-      </w:r>
-      <w:r>
-        <w:rPr>
-          <w:i/>
-        </w:rPr>
-        <w:t xml:space="preserve">Differential demographic responses of sympatric Parids to vegetation management in boreal forest. </w:t>
-      </w:r>
-      <w:r>
-        <w:t>For. Ecol. Manage. 319, 169–175.</w:t>
-      </w:r>
-    </w:p>
-    <w:p>
-      <w:r>
-        <w:t xml:space="preserve">Ekman, J., 1979. </w:t>
-      </w:r>
-      <w:r>
-        <w:rPr>
-          <w:i/>
-        </w:rPr>
-        <w:t xml:space="preserve">Coherence, composition and territories of winter social groups of the Willow Tit Parus montanus and the Crested Tit P. cristatus. </w:t>
-      </w:r>
-      <w:r>
-        <w:t>Ornis Scandinavica, 10, pp 56–68</w:t>
-      </w:r>
-    </w:p>
-    <w:p>
-      <w:r>
-        <w:t xml:space="preserve">Griesser, M., Nystrand, M., Eggers, S., Ekman, J., 2007. </w:t>
-      </w:r>
-      <w:r>
-        <w:rPr>
-          <w:i/>
-        </w:rPr>
-        <w:t xml:space="preserve">Impact of forestry practices on fitness correlates and population productivity in an open-nesting bird species. </w:t>
-      </w:r>
-      <w:r>
-        <w:t>Conserv. Biol. 21, 767–774. https://doi.org/10.1111/j.1523- 1739.2007.00675.x</w:t>
-      </w:r>
-    </w:p>
-    <w:p>
-      <w:r>
-        <w:t xml:space="preserve">Klein, J., 2020. </w:t>
-      </w:r>
-      <w:r>
-        <w:rPr>
-          <w:i/>
-        </w:rPr>
-        <w:t xml:space="preserve">The forgotten forest – On thinning, retention, and biodiversity in the boreal forest. </w:t>
-      </w:r>
-      <w:r>
-        <w:t>Doctoral Thesis No. 2020:50</w:t>
-      </w:r>
-    </w:p>
-    <w:p>
-      <w:r>
-        <w:t xml:space="preserve">Siffczyk, C., Brotons, L., Kangas, K., Orell, M., 2003. </w:t>
-      </w:r>
-      <w:r>
-        <w:rPr>
-          <w:i/>
-        </w:rPr>
-        <w:t xml:space="preserve">Home range size of willow tits. </w:t>
-      </w:r>
-      <w:r>
-        <w:t>Oecologica, 136, 635–642 (2003)</w:t>
-      </w:r>
-    </w:p>
-    <w:p>
-      <w:r>
-        <w:t xml:space="preserve">SLU Artdatabanken, 2021. </w:t>
-      </w:r>
-      <w:r>
-        <w:rPr>
-          <w:i/>
-        </w:rPr>
-        <w:t xml:space="preserve">Artfaktablad. Naturvård – artfakta. </w:t>
-      </w:r>
-      <w:r>
-        <w:t>SLU Artdatabanken, Uppsala</w:t>
       </w:r>
     </w:p>
     <w:sectPr>
@@ -1468,7 +1425,7 @@
     <w:r>
       <w:tab/>
       <w:tab/>
-      <w:t>2026-06-20</w:t>
+      <w:t>2026-06-21</w:t>
       <w:br/>
       <w:br/>
     </w:r>

--- a/klagomål/A 17195-2026 FSC-klagomål.docx
+++ b/klagomål/A 17195-2026 FSC-klagomål.docx
@@ -1425,7 +1425,7 @@
     <w:r>
       <w:tab/>
       <w:tab/>
-      <w:t>2026-06-21</w:t>
+      <w:t>2026-06-22</w:t>
       <w:br/>
       <w:br/>
     </w:r>

--- a/klagomål/A 17195-2026 FSC-klagomål.docx
+++ b/klagomål/A 17195-2026 FSC-klagomål.docx
@@ -1425,7 +1425,7 @@
     <w:r>
       <w:tab/>
       <w:tab/>
-      <w:t>2026-06-22</w:t>
+      <w:t>2026-06-23</w:t>
       <w:br/>
       <w:br/>
     </w:r>

--- a/klagomål/A 17195-2026 FSC-klagomål.docx
+++ b/klagomål/A 17195-2026 FSC-klagomål.docx
@@ -1425,7 +1425,7 @@
     <w:r>
       <w:tab/>
       <w:tab/>
-      <w:t>2026-06-23</w:t>
+      <w:t>2026-06-24</w:t>
       <w:br/>
       <w:br/>
     </w:r>

--- a/klagomål/A 17195-2026 FSC-klagomål.docx
+++ b/klagomål/A 17195-2026 FSC-klagomål.docx
@@ -1425,7 +1425,7 @@
     <w:r>
       <w:tab/>
       <w:tab/>
-      <w:t>2026-06-24</w:t>
+      <w:t>2026-06-25</w:t>
       <w:br/>
       <w:br/>
     </w:r>

--- a/klagomål/A 17195-2026 FSC-klagomål.docx
+++ b/klagomål/A 17195-2026 FSC-klagomål.docx
@@ -1425,7 +1425,7 @@
     <w:r>
       <w:tab/>
       <w:tab/>
-      <w:t>2026-06-25</w:t>
+      <w:t>2026-06-26</w:t>
       <w:br/>
       <w:br/>
     </w:r>

--- a/klagomål/A 17195-2026 FSC-klagomål.docx
+++ b/klagomål/A 17195-2026 FSC-klagomål.docx
@@ -1425,7 +1425,7 @@
     <w:r>
       <w:tab/>
       <w:tab/>
-      <w:t>2026-06-26</w:t>
+      <w:t>2026-06-27</w:t>
       <w:br/>
       <w:br/>
     </w:r>

--- a/klagomål/A 17195-2026 FSC-klagomål.docx
+++ b/klagomål/A 17195-2026 FSC-klagomål.docx
@@ -1425,7 +1425,7 @@
     <w:r>
       <w:tab/>
       <w:tab/>
-      <w:t>2026-06-27</w:t>
+      <w:t>2026-06-28</w:t>
       <w:br/>
       <w:br/>
     </w:r>

--- a/klagomål/A 17195-2026 FSC-klagomål.docx
+++ b/klagomål/A 17195-2026 FSC-klagomål.docx
@@ -1425,7 +1425,7 @@
     <w:r>
       <w:tab/>
       <w:tab/>
-      <w:t>2026-06-28</w:t>
+      <w:t>2026-06-29</w:t>
       <w:br/>
       <w:br/>
     </w:r>

--- a/klagomål/A 17195-2026 FSC-klagomål.docx
+++ b/klagomål/A 17195-2026 FSC-klagomål.docx
@@ -1425,7 +1425,7 @@
     <w:r>
       <w:tab/>
       <w:tab/>
-      <w:t>2026-06-29</w:t>
+      <w:t>2026-06-30</w:t>
       <w:br/>
       <w:br/>
     </w:r>

--- a/klagomål/A 17195-2026 FSC-klagomål.docx
+++ b/klagomål/A 17195-2026 FSC-klagomål.docx
@@ -1425,7 +1425,7 @@
     <w:r>
       <w:tab/>
       <w:tab/>
-      <w:t>2026-06-30</w:t>
+      <w:t>2026-07-01</w:t>
       <w:br/>
       <w:br/>
     </w:r>

--- a/klagomål/A 17195-2026 FSC-klagomål.docx
+++ b/klagomål/A 17195-2026 FSC-klagomål.docx
@@ -1425,7 +1425,7 @@
     <w:r>
       <w:tab/>
       <w:tab/>
-      <w:t>2026-07-01</w:t>
+      <w:t>2026-07-02</w:t>
       <w:br/>
       <w:br/>
     </w:r>

--- a/klagomål/A 17195-2026 FSC-klagomål.docx
+++ b/klagomål/A 17195-2026 FSC-klagomål.docx
@@ -1425,7 +1425,7 @@
     <w:r>
       <w:tab/>
       <w:tab/>
-      <w:t>2026-07-13</w:t>
+      <w:t>2026-07-14</w:t>
       <w:br/>
       <w:br/>
     </w:r>

--- a/klagomål/A 17195-2026 FSC-klagomål.docx
+++ b/klagomål/A 17195-2026 FSC-klagomål.docx
@@ -1425,7 +1425,7 @@
     <w:r>
       <w:tab/>
       <w:tab/>
-      <w:t>2026-07-14</w:t>
+      <w:t>2026-07-15</w:t>
       <w:br/>
       <w:br/>
     </w:r>

--- a/klagomål/A 17195-2026 FSC-klagomål.docx
+++ b/klagomål/A 17195-2026 FSC-klagomål.docx
@@ -1425,7 +1425,7 @@
     <w:r>
       <w:tab/>
       <w:tab/>
-      <w:t>2026-07-15</w:t>
+      <w:t>2026-07-16</w:t>
       <w:br/>
       <w:br/>
     </w:r>

--- a/klagomål/A 17195-2026 FSC-klagomål.docx
+++ b/klagomål/A 17195-2026 FSC-klagomål.docx
@@ -1425,7 +1425,7 @@
     <w:r>
       <w:tab/>
       <w:tab/>
-      <w:t>2026-07-16</w:t>
+      <w:t>2026-07-17</w:t>
       <w:br/>
       <w:br/>
     </w:r>

--- a/klagomål/A 17195-2026 FSC-klagomål.docx
+++ b/klagomål/A 17195-2026 FSC-klagomål.docx
@@ -1425,7 +1425,7 @@
     <w:r>
       <w:tab/>
       <w:tab/>
-      <w:t>2026-07-17</w:t>
+      <w:t>2026-07-18</w:t>
       <w:br/>
       <w:br/>
     </w:r>

--- a/klagomål/A 17195-2026 FSC-klagomål.docx
+++ b/klagomål/A 17195-2026 FSC-klagomål.docx
@@ -1425,7 +1425,7 @@
     <w:r>
       <w:tab/>
       <w:tab/>
-      <w:t>2026-07-18</w:t>
+      <w:t>2026-07-19</w:t>
       <w:br/>
       <w:br/>
     </w:r>

--- a/klagomål/A 17195-2026 FSC-klagomål.docx
+++ b/klagomål/A 17195-2026 FSC-klagomål.docx
@@ -1425,7 +1425,7 @@
     <w:r>
       <w:tab/>
       <w:tab/>
-      <w:t>2026-07-19</w:t>
+      <w:t>2026-07-20</w:t>
       <w:br/>
       <w:br/>
     </w:r>

--- a/klagomål/A 17195-2026 FSC-klagomål.docx
+++ b/klagomål/A 17195-2026 FSC-klagomål.docx
@@ -1425,7 +1425,7 @@
     <w:r>
       <w:tab/>
       <w:tab/>
-      <w:t>2026-07-20</w:t>
+      <w:t>2026-07-21</w:t>
       <w:br/>
       <w:br/>
     </w:r>

--- a/klagomål/A 17195-2026 FSC-klagomål.docx
+++ b/klagomål/A 17195-2026 FSC-klagomål.docx
@@ -1425,7 +1425,7 @@
     <w:r>
       <w:tab/>
       <w:tab/>
-      <w:t>2026-07-21</w:t>
+      <w:t>2026-07-22</w:t>
       <w:br/>
       <w:br/>
     </w:r>

--- a/klagomål/A 17195-2026 FSC-klagomål.docx
+++ b/klagomål/A 17195-2026 FSC-klagomål.docx
@@ -1425,7 +1425,7 @@
     <w:r>
       <w:tab/>
       <w:tab/>
-      <w:t>2026-07-22</w:t>
+      <w:t>2026-07-23</w:t>
       <w:br/>
       <w:br/>
     </w:r>

--- a/klagomål/A 17195-2026 FSC-klagomål.docx
+++ b/klagomål/A 17195-2026 FSC-klagomål.docx
@@ -1425,7 +1425,7 @@
     <w:r>
       <w:tab/>
       <w:tab/>
-      <w:t>2026-07-23</w:t>
+      <w:t>2026-07-24</w:t>
       <w:br/>
       <w:br/>
     </w:r>

--- a/klagomål/A 17195-2026 FSC-klagomål.docx
+++ b/klagomål/A 17195-2026 FSC-klagomål.docx
@@ -1425,7 +1425,7 @@
     <w:r>
       <w:tab/>
       <w:tab/>
-      <w:t>2026-07-24</w:t>
+      <w:t>2026-07-25</w:t>
       <w:br/>
       <w:br/>
     </w:r>

--- a/klagomål/A 17195-2026 FSC-klagomål.docx
+++ b/klagomål/A 17195-2026 FSC-klagomål.docx
@@ -1425,7 +1425,7 @@
     <w:r>
       <w:tab/>
       <w:tab/>
-      <w:t>2026-07-25</w:t>
+      <w:t>2026-07-26</w:t>
       <w:br/>
       <w:br/>
     </w:r>

--- a/klagomål/A 17195-2026 FSC-klagomål.docx
+++ b/klagomål/A 17195-2026 FSC-klagomål.docx
@@ -1425,7 +1425,7 @@
     <w:r>
       <w:tab/>
       <w:tab/>
-      <w:t>2026-07-26</w:t>
+      <w:t>2026-07-27</w:t>
       <w:br/>
       <w:br/>
     </w:r>

--- a/klagomål/A 17195-2026 FSC-klagomål.docx
+++ b/klagomål/A 17195-2026 FSC-klagomål.docx
@@ -1425,7 +1425,7 @@
     <w:r>
       <w:tab/>
       <w:tab/>
-      <w:t>2026-07-27</w:t>
+      <w:t>2026-07-28</w:t>
       <w:br/>
       <w:br/>
     </w:r>

--- a/klagomål/A 17195-2026 FSC-klagomål.docx
+++ b/klagomål/A 17195-2026 FSC-klagomål.docx
@@ -1425,7 +1425,7 @@
     <w:r>
       <w:tab/>
       <w:tab/>
-      <w:t>2026-07-28</w:t>
+      <w:t>2026-07-29</w:t>
       <w:br/>
       <w:br/>
     </w:r>

--- a/klagomål/A 17195-2026 FSC-klagomål.docx
+++ b/klagomål/A 17195-2026 FSC-klagomål.docx
@@ -1425,7 +1425,7 @@
     <w:r>
       <w:tab/>
       <w:tab/>
-      <w:t>2026-07-29</w:t>
+      <w:t>2026-07-30</w:t>
       <w:br/>
       <w:br/>
     </w:r>

--- a/klagomål/A 17195-2026 FSC-klagomål.docx
+++ b/klagomål/A 17195-2026 FSC-klagomål.docx
@@ -1425,7 +1425,7 @@
     <w:r>
       <w:tab/>
       <w:tab/>
-      <w:t>2026-07-30</w:t>
+      <w:t>2026-07-31</w:t>
       <w:br/>
       <w:br/>
     </w:r>

--- a/klagomål/A 17195-2026 FSC-klagomål.docx
+++ b/klagomål/A 17195-2026 FSC-klagomål.docx
@@ -1425,7 +1425,7 @@
     <w:r>
       <w:tab/>
       <w:tab/>
-      <w:t>2026-07-31</w:t>
+      <w:t>2026-08-01</w:t>
       <w:br/>
       <w:br/>
     </w:r>

--- a/klagomål/A 17195-2026 FSC-klagomål.docx
+++ b/klagomål/A 17195-2026 FSC-klagomål.docx
@@ -1425,7 +1425,7 @@
     <w:r>
       <w:tab/>
       <w:tab/>
-      <w:t>2026-08-01</w:t>
+      <w:t>2026-08-02</w:t>
       <w:br/>
       <w:br/>
     </w:r>

--- a/klagomål/A 17195-2026 FSC-klagomål.docx
+++ b/klagomål/A 17195-2026 FSC-klagomål.docx
@@ -1425,7 +1425,7 @@
     <w:r>
       <w:tab/>
       <w:tab/>
-      <w:t>2026-08-02</w:t>
+      <w:t>2026-08-03</w:t>
       <w:br/>
       <w:br/>
     </w:r>

--- a/klagomål/A 17195-2026 FSC-klagomål.docx
+++ b/klagomål/A 17195-2026 FSC-klagomål.docx
@@ -1425,7 +1425,7 @@
     <w:r>
       <w:tab/>
       <w:tab/>
-      <w:t>2026-08-03</w:t>
+      <w:t>2026-08-05</w:t>
       <w:br/>
       <w:br/>
     </w:r>

--- a/klagomål/A 17195-2026 FSC-klagomål.docx
+++ b/klagomål/A 17195-2026 FSC-klagomål.docx
@@ -1425,7 +1425,7 @@
     <w:r>
       <w:tab/>
       <w:tab/>
-      <w:t>2026-08-05</w:t>
+      <w:t>2026-08-07</w:t>
       <w:br/>
       <w:br/>
     </w:r>

--- a/klagomål/A 17195-2026 FSC-klagomål.docx
+++ b/klagomål/A 17195-2026 FSC-klagomål.docx
@@ -1425,7 +1425,7 @@
     <w:r>
       <w:tab/>
       <w:tab/>
-      <w:t>2026-08-07</w:t>
+      <w:t>2026-08-08</w:t>
       <w:br/>
       <w:br/>
     </w:r>

--- a/klagomål/A 17195-2026 FSC-klagomål.docx
+++ b/klagomål/A 17195-2026 FSC-klagomål.docx
@@ -216,7 +216,7 @@
         <w:spacing w:after="240"/>
       </w:pPr>
       <w:r>
-        <w:t>Figur 1. Fyndplatser för naturvårdsarter i och inom 25 meter från avverkningsanmälan. Markörer utan svart kant är placerade på fyndplatsen. Markörer med svart kant är placerade vid sidan av fyndplatsen har ett svart streck som visar fyndplatsens exakta position. Kartans mittpunktskoordinat är N 6628939, E 588012 i SWEREF 99 TM.</w:t>
+        <w:t>Figur 1. Fyndplatser för naturvårdsarter i och inom 25 meter från avverkningsanmälan. Markörer utan svart kant är placerade på fyndplatsen. Markörer med svart kant är placerade vid sidan av fyndplatsen och har ett svart streck som visar fyndplatsens exakta position. Kartans mittpunktskoordinat är N 6628939, E 588012 i SWEREF 99 TM.</w:t>
       </w:r>
     </w:p>
     <w:p>
@@ -1425,7 +1425,7 @@
     <w:r>
       <w:tab/>
       <w:tab/>
-      <w:t>2026-08-14</w:t>
+      <w:t>2026-08-15</w:t>
       <w:br/>
       <w:br/>
     </w:r>

--- a/klagomål/A 17195-2026 FSC-klagomål.docx
+++ b/klagomål/A 17195-2026 FSC-klagomål.docx
@@ -1425,7 +1425,7 @@
     <w:r>
       <w:tab/>
       <w:tab/>
-      <w:t>2026-08-15</w:t>
+      <w:t>2026-08-16</w:t>
       <w:br/>
       <w:br/>
     </w:r>

--- a/klagomål/A 17195-2026 FSC-klagomål.docx
+++ b/klagomål/A 17195-2026 FSC-klagomål.docx
@@ -1425,7 +1425,7 @@
     <w:r>
       <w:tab/>
       <w:tab/>
-      <w:t>2026-08-16</w:t>
+      <w:t>2026-08-17</w:t>
       <w:br/>
       <w:br/>
     </w:r>

--- a/klagomål/A 17195-2026 FSC-klagomål.docx
+++ b/klagomål/A 17195-2026 FSC-klagomål.docx
@@ -1425,7 +1425,7 @@
     <w:r>
       <w:tab/>
       <w:tab/>
-      <w:t>2026-08-17</w:t>
+      <w:t>2026-08-18</w:t>
       <w:br/>
       <w:br/>
     </w:r>

--- a/klagomål/A 17195-2026 FSC-klagomål.docx
+++ b/klagomål/A 17195-2026 FSC-klagomål.docx
@@ -1425,7 +1425,7 @@
     <w:r>
       <w:tab/>
       <w:tab/>
-      <w:t>2026-08-18</w:t>
+      <w:t>2026-08-19</w:t>
       <w:br/>
       <w:br/>
     </w:r>

--- a/klagomål/A 17195-2026 FSC-klagomål.docx
+++ b/klagomål/A 17195-2026 FSC-klagomål.docx
@@ -1425,7 +1425,7 @@
     <w:r>
       <w:tab/>
       <w:tab/>
-      <w:t>2026-08-19</w:t>
+      <w:t>2026-08-20</w:t>
       <w:br/>
       <w:br/>
     </w:r>

--- a/klagomål/A 17195-2026 FSC-klagomål.docx
+++ b/klagomål/A 17195-2026 FSC-klagomål.docx
@@ -1425,7 +1425,7 @@
     <w:r>
       <w:tab/>
       <w:tab/>
-      <w:t>2026-08-20</w:t>
+      <w:t>2026-08-21</w:t>
       <w:br/>
       <w:br/>
     </w:r>

--- a/klagomål/A 17195-2026 FSC-klagomål.docx
+++ b/klagomål/A 17195-2026 FSC-klagomål.docx
@@ -1425,7 +1425,7 @@
     <w:r>
       <w:tab/>
       <w:tab/>
-      <w:t>2026-08-21</w:t>
+      <w:t>2026-08-22</w:t>
       <w:br/>
       <w:br/>
     </w:r>

--- a/klagomål/A 17195-2026 FSC-klagomål.docx
+++ b/klagomål/A 17195-2026 FSC-klagomål.docx
@@ -1425,7 +1425,7 @@
     <w:r>
       <w:tab/>
       <w:tab/>
-      <w:t>2026-08-22</w:t>
+      <w:t>2026-08-23</w:t>
       <w:br/>
       <w:br/>
     </w:r>

--- a/klagomål/A 17195-2026 FSC-klagomål.docx
+++ b/klagomål/A 17195-2026 FSC-klagomål.docx
@@ -1425,7 +1425,7 @@
     <w:r>
       <w:tab/>
       <w:tab/>
-      <w:t>2026-08-23</w:t>
+      <w:t>2026-08-24</w:t>
       <w:br/>
       <w:br/>
     </w:r>

--- a/klagomål/A 17195-2026 FSC-klagomål.docx
+++ b/klagomål/A 17195-2026 FSC-klagomål.docx
@@ -1425,7 +1425,7 @@
     <w:r>
       <w:tab/>
       <w:tab/>
-      <w:t>2026-08-24</w:t>
+      <w:t>2026-08-25</w:t>
       <w:br/>
       <w:br/>
     </w:r>

--- a/klagomål/A 17195-2026 FSC-klagomål.docx
+++ b/klagomål/A 17195-2026 FSC-klagomål.docx
@@ -1425,7 +1425,7 @@
     <w:r>
       <w:tab/>
       <w:tab/>
-      <w:t>2026-08-25</w:t>
+      <w:t>2026-08-26</w:t>
       <w:br/>
       <w:br/>
     </w:r>

--- a/klagomål/A 17195-2026 FSC-klagomål.docx
+++ b/klagomål/A 17195-2026 FSC-klagomål.docx
@@ -1425,7 +1425,7 @@
     <w:r>
       <w:tab/>
       <w:tab/>
-      <w:t>2026-08-26</w:t>
+      <w:t>2026-08-27</w:t>
       <w:br/>
       <w:br/>
     </w:r>

--- a/klagomål/A 17195-2026 FSC-klagomål.docx
+++ b/klagomål/A 17195-2026 FSC-klagomål.docx
@@ -1425,7 +1425,7 @@
     <w:r>
       <w:tab/>
       <w:tab/>
-      <w:t>2026-08-27</w:t>
+      <w:t>2026-08-28</w:t>
       <w:br/>
       <w:br/>
     </w:r>

--- a/klagomål/A 17195-2026 FSC-klagomål.docx
+++ b/klagomål/A 17195-2026 FSC-klagomål.docx
@@ -1425,7 +1425,7 @@
     <w:r>
       <w:tab/>
       <w:tab/>
-      <w:t>2026-08-28</w:t>
+      <w:t>2026-08-29</w:t>
       <w:br/>
       <w:br/>
     </w:r>

--- a/klagomål/A 17195-2026 FSC-klagomål.docx
+++ b/klagomål/A 17195-2026 FSC-klagomål.docx
@@ -1425,7 +1425,7 @@
     <w:r>
       <w:tab/>
       <w:tab/>
-      <w:t>2026-08-29</w:t>
+      <w:t>2026-08-31</w:t>
       <w:br/>
       <w:br/>
     </w:r>

--- a/klagomål/A 17195-2026 FSC-klagomål.docx
+++ b/klagomål/A 17195-2026 FSC-klagomål.docx
@@ -1425,7 +1425,7 @@
     <w:r>
       <w:tab/>
       <w:tab/>
-      <w:t>2026-08-31</w:t>
+      <w:t>2026-09-01</w:t>
       <w:br/>
       <w:br/>
     </w:r>

--- a/klagomål/A 17195-2026 FSC-klagomål.docx
+++ b/klagomål/A 17195-2026 FSC-klagomål.docx
@@ -1425,7 +1425,7 @@
     <w:r>
       <w:tab/>
       <w:tab/>
-      <w:t>2026-09-01</w:t>
+      <w:t>2026-09-02</w:t>
       <w:br/>
       <w:br/>
     </w:r>

--- a/klagomål/A 17195-2026 FSC-klagomål.docx
+++ b/klagomål/A 17195-2026 FSC-klagomål.docx
@@ -1425,7 +1425,7 @@
     <w:r>
       <w:tab/>
       <w:tab/>
-      <w:t>2026-09-02</w:t>
+      <w:t>2026-09-03</w:t>
       <w:br/>
       <w:br/>
     </w:r>

--- a/klagomål/A 17195-2026 FSC-klagomål.docx
+++ b/klagomål/A 17195-2026 FSC-klagomål.docx
@@ -1425,7 +1425,7 @@
     <w:r>
       <w:tab/>
       <w:tab/>
-      <w:t>2026-09-03</w:t>
+      <w:t>2026-09-04</w:t>
       <w:br/>
       <w:br/>
     </w:r>

--- a/klagomål/A 17195-2026 FSC-klagomål.docx
+++ b/klagomål/A 17195-2026 FSC-klagomål.docx
@@ -1425,7 +1425,7 @@
     <w:r>
       <w:tab/>
       <w:tab/>
-      <w:t>2026-09-04</w:t>
+      <w:t>2026-09-05</w:t>
       <w:br/>
       <w:br/>
     </w:r>

--- a/klagomål/A 17195-2026 FSC-klagomål.docx
+++ b/klagomål/A 17195-2026 FSC-klagomål.docx
@@ -1425,7 +1425,7 @@
     <w:r>
       <w:tab/>
       <w:tab/>
-      <w:t>2026-09-05</w:t>
+      <w:t>2026-09-06</w:t>
       <w:br/>
       <w:br/>
     </w:r>

--- a/klagomål/A 17195-2026 FSC-klagomål.docx
+++ b/klagomål/A 17195-2026 FSC-klagomål.docx
@@ -1425,7 +1425,7 @@
     <w:r>
       <w:tab/>
       <w:tab/>
-      <w:t>2026-09-06</w:t>
+      <w:t>2026-09-07</w:t>
       <w:br/>
       <w:br/>
     </w:r>

--- a/klagomål/A 17195-2026 FSC-klagomål.docx
+++ b/klagomål/A 17195-2026 FSC-klagomål.docx
@@ -1425,7 +1425,7 @@
     <w:r>
       <w:tab/>
       <w:tab/>
-      <w:t>2026-09-07</w:t>
+      <w:t>2026-09-08</w:t>
       <w:br/>
       <w:br/>
     </w:r>

--- a/klagomål/A 17195-2026 FSC-klagomål.docx
+++ b/klagomål/A 17195-2026 FSC-klagomål.docx
@@ -1425,7 +1425,7 @@
     <w:r>
       <w:tab/>
       <w:tab/>
-      <w:t>2026-09-08</w:t>
+      <w:t>2026-09-09</w:t>
       <w:br/>
       <w:br/>
     </w:r>

--- a/klagomål/A 17195-2026 FSC-klagomål.docx
+++ b/klagomål/A 17195-2026 FSC-klagomål.docx
@@ -1425,7 +1425,7 @@
     <w:r>
       <w:tab/>
       <w:tab/>
-      <w:t>2026-09-09</w:t>
+      <w:t>2026-09-10</w:t>
       <w:br/>
       <w:br/>
     </w:r>

--- a/klagomål/A 17195-2026 FSC-klagomål.docx
+++ b/klagomål/A 17195-2026 FSC-klagomål.docx
@@ -1425,7 +1425,7 @@
     <w:r>
       <w:tab/>
       <w:tab/>
-      <w:t>2026-09-10</w:t>
+      <w:t>2026-09-11</w:t>
       <w:br/>
       <w:br/>
     </w:r>

--- a/klagomål/A 17195-2026 FSC-klagomål.docx
+++ b/klagomål/A 17195-2026 FSC-klagomål.docx
@@ -1425,7 +1425,7 @@
     <w:r>
       <w:tab/>
       <w:tab/>
-      <w:t>2026-09-11</w:t>
+      <w:t>2026-09-12</w:t>
       <w:br/>
       <w:br/>
     </w:r>
